--- a/outputs/BIGB_0822.docx
+++ b/outputs/BIGB_0822.docx
@@ -4,23 +4,7 @@
   <w:body>
     <w:p>
       <w:pPr>
-        <w:spacing w:after="40"/>
-        <w:jc w:val="center"/>
-      </w:pPr>
-      <w:r>
-        <w:rPr>
-          <w:rFonts w:ascii="맑은 고딕" w:hAnsi="맑은 고딕" w:eastAsia="맑은 고딕"/>
-          <w:b/>
-          <w:i w:val="0"/>
-          <w:color w:val="5C6570"/>
-          <w:sz w:val="22"/>
-        </w:rPr>
-        <w:t>제17회 LH 국토기술대전</w:t>
-      </w:r>
-    </w:p>
-    <w:p>
-      <w:pPr>
-        <w:spacing w:after="80"/>
+        <w:spacing w:after="40" w:line="324" w:lineRule="auto"/>
         <w:jc w:val="center"/>
       </w:pPr>
       <w:r>
@@ -29,14 +13,30 @@
           <w:b/>
           <w:i w:val="0"/>
           <w:color w:val="144E8C"/>
-          <w:sz w:val="44"/>
+          <w:sz w:val="52"/>
+        </w:rPr>
+        <w:t>BIGB</w:t>
+      </w:r>
+    </w:p>
+    <w:p>
+      <w:pPr>
+        <w:spacing w:after="80" w:line="324" w:lineRule="auto"/>
+        <w:jc w:val="center"/>
+      </w:pPr>
+      <w:r>
+        <w:rPr>
+          <w:rFonts w:ascii="맑은 고딕" w:hAnsi="맑은 고딕" w:eastAsia="맑은 고딕"/>
+          <w:b/>
+          <w:i w:val="0"/>
+          <w:color w:val="1E2228"/>
+          <w:sz w:val="30"/>
         </w:rPr>
         <w:t>AI CCTV 배치 적정성 평가 모델</w:t>
       </w:r>
     </w:p>
     <w:p>
       <w:pPr>
-        <w:spacing w:after="360"/>
+        <w:spacing w:after="320" w:line="324" w:lineRule="auto"/>
         <w:jc w:val="center"/>
       </w:pPr>
       <w:r>
@@ -44,15 +44,15 @@
           <w:rFonts w:ascii="맑은 고딕" w:hAnsi="맑은 고딕" w:eastAsia="맑은 고딕"/>
           <w:b w:val="0"/>
           <w:i w:val="0"/>
-          <w:color w:val="1E2228"/>
+          <w:color w:val="5C6570"/>
           <w:sz w:val="22"/>
         </w:rPr>
-        <w:t>기하 커버리지가 아니라 검출확률로 배치를 진단하고 처방한다</w:t>
+        <w:t>내용 파악용 상세 문서</w:t>
       </w:r>
     </w:p>
     <w:p>
       <w:pPr>
-        <w:spacing w:after="480"/>
+        <w:spacing w:after="400" w:line="324" w:lineRule="auto"/>
         <w:jc w:val="center"/>
       </w:pPr>
       <w:r>
@@ -63,7 +63,22 @@
           <w:color w:val="5C6570"/>
           <w:sz w:val="18"/>
         </w:rPr>
-        <w:t>작성 2026-08-22   ·   검출기 yolov8n   ·   실험 288조건 500장</w:t>
+        <w:t>2026-08-23 기준   ·   모든 수치는 outputs/ 에서 자동으로 읽어 넣었다</w:t>
+      </w:r>
+    </w:p>
+    <w:p>
+      <w:pPr>
+        <w:spacing w:after="280" w:line="324" w:lineRule="auto"/>
+      </w:pPr>
+      <w:r>
+        <w:rPr>
+          <w:rFonts w:ascii="맑은 고딕" w:hAnsi="맑은 고딕" w:eastAsia="맑은 고딕"/>
+          <w:b w:val="0"/>
+          <w:i w:val="0"/>
+          <w:color w:val="1E2228"/>
+          <w:sz w:val="21"/>
+        </w:rPr>
+        <w:t>이 문서는 제출물이 아니다. 프로젝트가 무엇을 하는 물건이고 왜 그렇게 만들었는지를 처음부터 끝까지 따라갈 수 있게 쓴 것이다. 용어는 처음 나올 때 풀어 썼고, 설계 선택마다 이유를 붙였다.</w:t>
       </w:r>
     </w:p>
     <w:p>
@@ -75,12 +90,120 @@
           <w:rFonts w:ascii="맑은 고딕" w:hAnsi="맑은 고딕" w:eastAsia="맑은 고딕"/>
           <w:color w:val="144E8C"/>
         </w:rPr>
-        <w:t>0. 한 문단 요약</w:t>
+        <w:t>30초 요약</w:t>
       </w:r>
     </w:p>
     <w:p>
       <w:pPr>
-        <w:spacing w:after="200"/>
+        <w:spacing w:after="80" w:line="312" w:lineRule="auto"/>
+        <w:ind w:left="454" w:hanging="227"/>
+      </w:pPr>
+      <w:r>
+        <w:rPr>
+          <w:rFonts w:ascii="맑은 고딕" w:hAnsi="맑은 고딕" w:eastAsia="맑은 고딕"/>
+          <w:b w:val="0"/>
+          <w:i w:val="0"/>
+          <w:color w:val="5C6570"/>
+          <w:sz w:val="21"/>
+        </w:rPr>
+        <w:t xml:space="preserve">· </w:t>
+      </w:r>
+      <w:r>
+        <w:rPr>
+          <w:rFonts w:ascii="맑은 고딕" w:hAnsi="맑은 고딕" w:eastAsia="맑은 고딕"/>
+          <w:b/>
+          <w:i w:val="0"/>
+          <w:color w:val="1E2228"/>
+          <w:sz w:val="21"/>
+        </w:rPr>
+        <w:t xml:space="preserve">넣는 것 — </w:t>
+      </w:r>
+      <w:r>
+        <w:rPr>
+          <w:rFonts w:ascii="맑은 고딕" w:hAnsi="맑은 고딕" w:eastAsia="맑은 고딕"/>
+          <w:b w:val="0"/>
+          <w:i w:val="0"/>
+          <w:color w:val="1E2228"/>
+          <w:sz w:val="21"/>
+        </w:rPr>
+        <w:t>건설현장 CCTV 계획서(어디에 몇 대를 어느 방향으로 다는지)</w:t>
+      </w:r>
+    </w:p>
+    <w:p>
+      <w:pPr>
+        <w:spacing w:after="80" w:line="312" w:lineRule="auto"/>
+        <w:ind w:left="454" w:hanging="227"/>
+      </w:pPr>
+      <w:r>
+        <w:rPr>
+          <w:rFonts w:ascii="맑은 고딕" w:hAnsi="맑은 고딕" w:eastAsia="맑은 고딕"/>
+          <w:b w:val="0"/>
+          <w:i w:val="0"/>
+          <w:color w:val="5C6570"/>
+          <w:sz w:val="21"/>
+        </w:rPr>
+        <w:t xml:space="preserve">· </w:t>
+      </w:r>
+      <w:r>
+        <w:rPr>
+          <w:rFonts w:ascii="맑은 고딕" w:hAnsi="맑은 고딕" w:eastAsia="맑은 고딕"/>
+          <w:b/>
+          <w:i w:val="0"/>
+          <w:color w:val="1E2228"/>
+          <w:sz w:val="21"/>
+        </w:rPr>
+        <w:t xml:space="preserve">나오는 것 — </w:t>
+      </w:r>
+      <w:r>
+        <w:rPr>
+          <w:rFonts w:ascii="맑은 고딕" w:hAnsi="맑은 고딕" w:eastAsia="맑은 고딕"/>
+          <w:b w:val="0"/>
+          <w:i w:val="0"/>
+          <w:color w:val="1E2228"/>
+          <w:sz w:val="21"/>
+        </w:rPr>
+        <w:t>이 배치가 몇 점짜리인지(100점 만점), 어디가 안 보이는지, 고치려면 옮길지 더 달지</w:t>
+      </w:r>
+    </w:p>
+    <w:p>
+      <w:pPr>
+        <w:spacing w:after="80" w:line="312" w:lineRule="auto"/>
+        <w:ind w:left="454" w:hanging="227"/>
+      </w:pPr>
+      <w:r>
+        <w:rPr>
+          <w:rFonts w:ascii="맑은 고딕" w:hAnsi="맑은 고딕" w:eastAsia="맑은 고딕"/>
+          <w:b w:val="0"/>
+          <w:i w:val="0"/>
+          <w:color w:val="5C6570"/>
+          <w:sz w:val="21"/>
+        </w:rPr>
+        <w:t xml:space="preserve">· </w:t>
+      </w:r>
+      <w:r>
+        <w:rPr>
+          <w:rFonts w:ascii="맑은 고딕" w:hAnsi="맑은 고딕" w:eastAsia="맑은 고딕"/>
+          <w:b/>
+          <w:i w:val="0"/>
+          <w:color w:val="1E2228"/>
+          <w:sz w:val="21"/>
+        </w:rPr>
+        <w:t xml:space="preserve">다른 점 — </w:t>
+      </w:r>
+      <w:r>
+        <w:rPr>
+          <w:rFonts w:ascii="맑은 고딕" w:hAnsi="맑은 고딕" w:eastAsia="맑은 고딕"/>
+          <w:b w:val="0"/>
+          <w:i w:val="0"/>
+          <w:color w:val="1E2228"/>
+          <w:sz w:val="21"/>
+        </w:rPr>
+        <w:t>기존 도구는 "카메라 시야에 들어오는가"를 따진다. 이 도구는 "들어온 걸 AI가 실제로 알아볼 수 있는가"를 따진다</w:t>
+      </w:r>
+    </w:p>
+    <w:p>
+      <w:pPr>
+        <w:spacing w:after="240" w:line="324" w:lineRule="auto"/>
       </w:pPr>
       <w:r>
         <w:rPr>
@@ -90,7 +213,7 @@
           <w:color w:val="1E2228"/>
           <w:sz w:val="21"/>
         </w:rPr>
-        <w:t xml:space="preserve">건설현장 CCTV 계획서를 넣으면 </w:t>
+        <w:t xml:space="preserve">40m 떨어진 작업자는 화면에 </w:t>
       </w:r>
       <w:r>
         <w:rPr>
@@ -100,7 +223,7 @@
           <w:color w:val="1E2228"/>
           <w:sz w:val="21"/>
         </w:rPr>
-        <w:t>각 위험구역에서 AI가 안전모 미착용을 실제로 검출할 확률</w:t>
+        <w:t>보인다</w:t>
       </w:r>
       <w:r>
         <w:rPr>
@@ -110,17 +233,17 @@
           <w:color w:val="1E2228"/>
           <w:sz w:val="21"/>
         </w:rPr>
-        <w:t xml:space="preserve">을 계산해 100점 만점으로 채점하고, 미달이면 </w:t>
+        <w:t xml:space="preserve">. 하지만 머리가 12픽셀밖에 안 되면 AI는 안전모를 썼는지 판단하지 못한다. 기존 계산은 이걸 100% 커버로 센다. 우리는 </w:t>
       </w:r>
       <w:r>
         <w:rPr>
           <w:rFonts w:ascii="맑은 고딕" w:hAnsi="맑은 고딕" w:eastAsia="맑은 고딕"/>
           <w:b/>
           <w:i w:val="0"/>
-          <w:color w:val="1E2228"/>
+          <w:color w:val="8C2018"/>
           <w:sz w:val="21"/>
         </w:rPr>
-        <w:t>같은 대수로 재배치할지 몇 대를 어디에 증설할지</w:t>
+        <w:t>실측한 확률</w:t>
       </w:r>
       <w:r>
         <w:rPr>
@@ -130,47 +253,12 @@
           <w:color w:val="1E2228"/>
           <w:sz w:val="21"/>
         </w:rPr>
-        <w:t xml:space="preserve">까지 답한다. 기존 도구는 </w:t>
+        <w:t>로 센다.</w:t>
       </w:r>
+    </w:p>
+    <w:p>
       <w:r>
-        <w:rPr>
-          <w:rFonts w:ascii="맑은 고딕" w:hAnsi="맑은 고딕" w:eastAsia="맑은 고딕"/>
-          <w:b/>
-          <w:i w:val="0"/>
-          <w:color w:val="1E2228"/>
-          <w:sz w:val="21"/>
-        </w:rPr>
-        <w:t>보이는가</w:t>
-      </w:r>
-      <w:r>
-        <w:rPr>
-          <w:rFonts w:ascii="맑은 고딕" w:hAnsi="맑은 고딕" w:eastAsia="맑은 고딕"/>
-          <w:b w:val="0"/>
-          <w:i w:val="0"/>
-          <w:color w:val="1E2228"/>
-          <w:sz w:val="21"/>
-        </w:rPr>
-        <w:t xml:space="preserve">를 계산하고 이 도구는 </w:t>
-      </w:r>
-      <w:r>
-        <w:rPr>
-          <w:rFonts w:ascii="맑은 고딕" w:hAnsi="맑은 고딕" w:eastAsia="맑은 고딕"/>
-          <w:b/>
-          <w:i w:val="0"/>
-          <w:color w:val="1E2228"/>
-          <w:sz w:val="21"/>
-        </w:rPr>
-        <w:t>검출되는가</w:t>
-      </w:r>
-      <w:r>
-        <w:rPr>
-          <w:rFonts w:ascii="맑은 고딕" w:hAnsi="맑은 고딕" w:eastAsia="맑은 고딕"/>
-          <w:b w:val="0"/>
-          <w:i w:val="0"/>
-          <w:color w:val="1E2228"/>
-          <w:sz w:val="21"/>
-        </w:rPr>
-        <w:t>를 계산한다. 그 차이가 전부다.</w:t>
+        <w:br w:type="page"/>
       </w:r>
     </w:p>
     <w:p>
@@ -182,7 +270,7 @@
           <w:rFonts w:ascii="맑은 고딕" w:hAnsi="맑은 고딕" w:eastAsia="맑은 고딕"/>
           <w:color w:val="144E8C"/>
         </w:rPr>
-        <w:t>1. 왜 필요한가 — 제도에 빈칸이 있다</w:t>
+        <w:t>1. 무슨 문제를 푸는가</w:t>
       </w:r>
     </w:p>
     <w:p>
@@ -194,12 +282,12 @@
           <w:rFonts w:ascii="맑은 고딕" w:hAnsi="맑은 고딕" w:eastAsia="맑은 고딕"/>
           <w:color w:val="1E2228"/>
         </w:rPr>
-        <w:t>1.1 CCTV 설치·운용계획은 법정 제출물이다</w:t>
+        <w:t>1.1 현장에 CCTV는 이미 달려 있다</w:t>
       </w:r>
     </w:p>
     <w:p>
       <w:pPr>
-        <w:spacing w:after="120"/>
+        <w:spacing w:after="160" w:line="324" w:lineRule="auto"/>
       </w:pPr>
       <w:r>
         <w:rPr>
@@ -207,19 +295,34 @@
           <w:b w:val="0"/>
           <w:i w:val="0"/>
           <w:color w:val="1E2228"/>
-          <w:sz w:val="20"/>
+          <w:sz w:val="21"/>
         </w:rPr>
-        <w:t xml:space="preserve">「건설기술진흥법 시행규칙」 별표 7 「안전관리계획의 수립기준」(제58조 관련) 1-다 공정별 안전점검계획은 </w:t>
+        <w:t>AI CCTV로 안전모 미착용을 잡는 건 이미 하고 있는 일이다. LH도 「늘봄 A-Eye」로 전국 350개 현장 중 위험도가 높은 20곳을 매일 골라 집중 관리한다. 그러니 "AI CCTV를 도입하자"는 제안은 이미 늦었다.</w:t>
+      </w:r>
+    </w:p>
+    <w:p>
+      <w:pPr>
+        <w:spacing w:after="160" w:line="324" w:lineRule="auto"/>
+      </w:pPr>
+      <w:r>
+        <w:rPr>
+          <w:rFonts w:ascii="맑은 고딕" w:hAnsi="맑은 고딕" w:eastAsia="맑은 고딕"/>
+          <w:b w:val="0"/>
+          <w:i w:val="0"/>
+          <w:color w:val="1E2228"/>
+          <w:sz w:val="21"/>
+        </w:rPr>
+        <w:t xml:space="preserve">문제는 그 다음이다. </w:t>
       </w:r>
       <w:r>
         <w:rPr>
           <w:rFonts w:ascii="맑은 고딕" w:hAnsi="맑은 고딕" w:eastAsia="맑은 고딕"/>
           <w:b/>
           <w:i w:val="0"/>
-          <w:color w:val="1E2228"/>
-          <w:sz w:val="20"/>
+          <w:color w:val="8C2018"/>
+          <w:sz w:val="21"/>
         </w:rPr>
-        <w:t>"계측장비 및 폐쇄회로 텔레비전 등 안전 모니터링 장비의 설치 및 운용계획을 포함한다"</w:t>
+        <w:t>달아 놓은 카메라가 실제로 위험한 곳을 보고 있는지 아무도 숫자로 확인하지 않는다.</w:t>
       </w:r>
       <w:r>
         <w:rPr>
@@ -227,9 +330,9 @@
           <w:b w:val="0"/>
           <w:i w:val="0"/>
           <w:color w:val="1E2228"/>
-          <w:sz w:val="20"/>
+          <w:sz w:val="21"/>
         </w:rPr>
-        <w:t>고 규정한다. 즉 CCTV 계획은 이미 내야 하는 서류다.</w:t>
+        <w:t xml:space="preserve"> 카메라 대수와 설치 위치는 대개 관행과 감으로 정해진다.</w:t>
       </w:r>
     </w:p>
     <w:p>
@@ -241,7 +344,22 @@
           <w:rFonts w:ascii="맑은 고딕" w:hAnsi="맑은 고딕" w:eastAsia="맑은 고딕"/>
           <w:color w:val="1E2228"/>
         </w:rPr>
-        <w:t>1.2 그런데 그 계획이 충분한지 판정할 기준이 없다</w:t>
+        <w:t>1.2 확인하고 싶어도 기준이 없다</w:t>
+      </w:r>
+    </w:p>
+    <w:p>
+      <w:pPr>
+        <w:spacing w:after="160" w:line="324" w:lineRule="auto"/>
+      </w:pPr>
+      <w:r>
+        <w:rPr>
+          <w:rFonts w:ascii="맑은 고딕" w:hAnsi="맑은 고딕" w:eastAsia="맑은 고딕"/>
+          <w:b w:val="0"/>
+          <w:i w:val="0"/>
+          <w:color w:val="1E2228"/>
+          <w:sz w:val="21"/>
+        </w:rPr>
+        <w:t>확인하려면 "얼마나 봐야 충분한가"라는 기준이 있어야 한다. 찾아봤는데 없었다. 아래는 실제로 원문을 열어 확인한 결과다.</w:t>
       </w:r>
     </w:p>
     <w:tbl>
@@ -253,14 +371,14 @@
         <w:tblLook w:firstColumn="1" w:firstRow="1" w:lastColumn="0" w:lastRow="0" w:noHBand="0" w:noVBand="1" w:val="04A0"/>
       </w:tblPr>
       <w:tblGrid>
-        <w:gridCol w:w="3175"/>
-        <w:gridCol w:w="1474"/>
-        <w:gridCol w:w="4649"/>
+        <w:gridCol w:w="3628"/>
+        <w:gridCol w:w="1247"/>
+        <w:gridCol w:w="4309"/>
       </w:tblGrid>
       <w:tr>
         <w:tc>
           <w:tcPr>
-            <w:tcW w:type="dxa" w:w="3175"/>
+            <w:tcW w:type="dxa" w:w="3628"/>
           </w:tcPr>
           <w:p>
             <w:r/>
@@ -272,13 +390,13 @@
                 <w:color w:val="1E2228"/>
                 <w:sz w:val="17"/>
               </w:rPr>
-              <w:t>확인한 문서</w:t>
+              <w:t>문서</w:t>
             </w:r>
           </w:p>
         </w:tc>
         <w:tc>
           <w:tcPr>
-            <w:tcW w:type="dxa" w:w="1474"/>
+            <w:tcW w:type="dxa" w:w="1247"/>
           </w:tcPr>
           <w:p>
             <w:r/>
@@ -290,13 +408,13 @@
                 <w:color w:val="1E2228"/>
                 <w:sz w:val="17"/>
               </w:rPr>
-              <w:t>커버리지 비율 기준</w:t>
+              <w:t>커버리지 기준</w:t>
             </w:r>
           </w:p>
         </w:tc>
         <w:tc>
           <w:tcPr>
-            <w:tcW w:type="dxa" w:w="4649"/>
+            <w:tcW w:type="dxa" w:w="4309"/>
           </w:tcPr>
           <w:p>
             <w:r/>
@@ -308,7 +426,7 @@
                 <w:color w:val="1E2228"/>
                 <w:sz w:val="17"/>
               </w:rPr>
-              <w:t>실제로 있는 것</w:t>
+              <w:t>실제로 적혀 있는 것</w:t>
             </w:r>
           </w:p>
         </w:tc>
@@ -316,7 +434,7 @@
       <w:tr>
         <w:tc>
           <w:tcPr>
-            <w:tcW w:type="dxa" w:w="3175"/>
+            <w:tcW w:type="dxa" w:w="3628"/>
           </w:tcPr>
           <w:p>
             <w:r/>
@@ -328,13 +446,13 @@
                 <w:color w:val="1E2228"/>
                 <w:sz w:val="17"/>
               </w:rPr>
-              <w:t>스마트 안전장비 활용 가이드라인 (88쪽)</w:t>
+              <w:t>스마트 안전장비 활용 가이드라인 (국토교통부·국토안전관리원, 88쪽)</w:t>
             </w:r>
           </w:p>
         </w:tc>
         <w:tc>
           <w:tcPr>
-            <w:tcW w:type="dxa" w:w="1474"/>
+            <w:tcW w:type="dxa" w:w="1247"/>
           </w:tcPr>
           <w:p>
             <w:r/>
@@ -352,7 +470,7 @@
         </w:tc>
         <w:tc>
           <w:tcPr>
-            <w:tcW w:type="dxa" w:w="4649"/>
+            <w:tcW w:type="dxa" w:w="4309"/>
           </w:tcPr>
           <w:p>
             <w:r/>
@@ -364,7 +482,7 @@
                 <w:color w:val="1E2228"/>
                 <w:sz w:val="17"/>
               </w:rPr>
-              <w:t>AI CCTV 는 권장기준 한 줄. 점검표는 O/X</w:t>
+              <w:t>AI CCTV는 권장기준 한 줄. 점검표는 "정상작동 하는가?" 식 O/X</w:t>
             </w:r>
           </w:p>
         </w:tc>
@@ -372,7 +490,7 @@
       <w:tr>
         <w:tc>
           <w:tcPr>
-            <w:tcW w:type="dxa" w:w="3175"/>
+            <w:tcW w:type="dxa" w:w="3628"/>
           </w:tcPr>
           <w:p>
             <w:r/>
@@ -390,7 +508,7 @@
         </w:tc>
         <w:tc>
           <w:tcPr>
-            <w:tcW w:type="dxa" w:w="1474"/>
+            <w:tcW w:type="dxa" w:w="1247"/>
           </w:tcPr>
           <w:p>
             <w:r/>
@@ -408,7 +526,7 @@
         </w:tc>
         <w:tc>
           <w:tcPr>
-            <w:tcW w:type="dxa" w:w="4649"/>
+            <w:tcW w:type="dxa" w:w="4309"/>
           </w:tcPr>
           <w:p>
             <w:r/>
@@ -420,7 +538,7 @@
                 <w:color w:val="1E2228"/>
                 <w:sz w:val="17"/>
               </w:rPr>
-              <w:t>90%는 검출 정확도이며 KISA 영상DB 위의 점수</w:t>
+              <w:t>90%는 검출 정확도이며 KISA가 만든 시험 영상 위의 점수다</w:t>
             </w:r>
           </w:p>
         </w:tc>
@@ -428,7 +546,7 @@
       <w:tr>
         <w:tc>
           <w:tcPr>
-            <w:tcW w:type="dxa" w:w="3175"/>
+            <w:tcW w:type="dxa" w:w="3628"/>
           </w:tcPr>
           <w:p>
             <w:r/>
@@ -446,7 +564,7 @@
         </w:tc>
         <w:tc>
           <w:tcPr>
-            <w:tcW w:type="dxa" w:w="1474"/>
+            <w:tcW w:type="dxa" w:w="1247"/>
           </w:tcPr>
           <w:p>
             <w:r/>
@@ -464,7 +582,7 @@
         </w:tc>
         <w:tc>
           <w:tcPr>
-            <w:tcW w:type="dxa" w:w="4649"/>
+            <w:tcW w:type="dxa" w:w="4309"/>
           </w:tcPr>
           <w:p>
             <w:r/>
@@ -476,7 +594,7 @@
                 <w:color w:val="1E2228"/>
                 <w:sz w:val="17"/>
               </w:rPr>
-              <w:t>설치 각도·가림 등 정성적 저하 요인</w:t>
+              <w:t>설치 각도·가림 등 정성적 저하 요인만</w:t>
             </w:r>
           </w:p>
         </w:tc>
@@ -484,7 +602,7 @@
       <w:tr>
         <w:tc>
           <w:tcPr>
-            <w:tcW w:type="dxa" w:w="3175"/>
+            <w:tcW w:type="dxa" w:w="3628"/>
           </w:tcPr>
           <w:p>
             <w:r/>
@@ -496,13 +614,13 @@
                 <w:color w:val="1E2228"/>
                 <w:sz w:val="17"/>
               </w:rPr>
-              <w:t>시행규칙 별표 7 / 별지 제14호서식</w:t>
+              <w:t>건설기술진흥법 시행규칙 별표 7</w:t>
             </w:r>
           </w:p>
         </w:tc>
         <w:tc>
           <w:tcPr>
-            <w:tcW w:type="dxa" w:w="1474"/>
+            <w:tcW w:type="dxa" w:w="1247"/>
           </w:tcPr>
           <w:p>
             <w:r/>
@@ -520,7 +638,7 @@
         </w:tc>
         <w:tc>
           <w:tcPr>
-            <w:tcW w:type="dxa" w:w="4649"/>
+            <w:tcW w:type="dxa" w:w="4309"/>
           </w:tcPr>
           <w:p>
             <w:r/>
@@ -532,7 +650,7 @@
                 <w:color w:val="1E2228"/>
                 <w:sz w:val="17"/>
               </w:rPr>
-              <w:t>포함하라고만 하고 양식·항목·수치 없음</w:t>
+              <w:t>CCTV 설치·운용계획을 안전관리계획에 포함하라고만 함</w:t>
             </w:r>
           </w:p>
         </w:tc>
@@ -540,7 +658,7 @@
       <w:tr>
         <w:tc>
           <w:tcPr>
-            <w:tcW w:type="dxa" w:w="3175"/>
+            <w:tcW w:type="dxa" w:w="3628"/>
           </w:tcPr>
           <w:p>
             <w:r/>
@@ -558,7 +676,7 @@
         </w:tc>
         <w:tc>
           <w:tcPr>
-            <w:tcW w:type="dxa" w:w="1474"/>
+            <w:tcW w:type="dxa" w:w="1247"/>
           </w:tcPr>
           <w:p>
             <w:r/>
@@ -576,7 +694,7 @@
         </w:tc>
         <w:tc>
           <w:tcPr>
-            <w:tcW w:type="dxa" w:w="4649"/>
+            <w:tcW w:type="dxa" w:w="4309"/>
           </w:tcPr>
           <w:p>
             <w:r/>
@@ -588,7 +706,7 @@
                 <w:color w:val="1E2228"/>
                 <w:sz w:val="17"/>
               </w:rPr>
-              <w:t>운영 방식만 공개</w:t>
+              <w:t>운영 방식만 공개, 규격은 비공개</w:t>
             </w:r>
           </w:p>
         </w:tc>
@@ -601,8 +719,63 @@
     </w:p>
     <w:p>
       <w:pPr>
-        <w:spacing w:after="160"/>
-        <w:ind w:left="425"/>
+        <w:spacing w:after="160" w:line="324" w:lineRule="auto"/>
+      </w:pPr>
+      <w:r>
+        <w:rPr>
+          <w:rFonts w:ascii="맑은 고딕" w:hAnsi="맑은 고딕" w:eastAsia="맑은 고딕"/>
+          <w:b w:val="0"/>
+          <w:i w:val="0"/>
+          <w:color w:val="1E2228"/>
+          <w:sz w:val="21"/>
+        </w:rPr>
+        <w:t xml:space="preserve">특히 헷갈리기 쉬운 게 </w:t>
+      </w:r>
+      <w:r>
+        <w:rPr>
+          <w:rFonts w:ascii="맑은 고딕" w:hAnsi="맑은 고딕" w:eastAsia="맑은 고딕"/>
+          <w:b/>
+          <w:i w:val="0"/>
+          <w:color w:val="1E2228"/>
+          <w:sz w:val="21"/>
+        </w:rPr>
+        <w:t>90%</w:t>
+      </w:r>
+      <w:r>
+        <w:rPr>
+          <w:rFonts w:ascii="맑은 고딕" w:hAnsi="맑은 고딕" w:eastAsia="맑은 고딕"/>
+          <w:b w:val="0"/>
+          <w:i w:val="0"/>
+          <w:color w:val="1E2228"/>
+          <w:sz w:val="21"/>
+        </w:rPr>
+        <w:t xml:space="preserve">다. 가이드라인이 요구하는 "지능형 CCTV 인증"의 합격선이 검출 정확도 90%인데, 이건 </w:t>
+      </w:r>
+      <w:r>
+        <w:rPr>
+          <w:rFonts w:ascii="맑은 고딕" w:hAnsi="맑은 고딕" w:eastAsia="맑은 고딕"/>
+          <w:b/>
+          <w:i w:val="0"/>
+          <w:color w:val="1E2228"/>
+          <w:sz w:val="21"/>
+        </w:rPr>
+        <w:t>KISA가 자기네 시험용 영상 DB 위에서 재는 점수</w:t>
+      </w:r>
+      <w:r>
+        <w:rPr>
+          <w:rFonts w:ascii="맑은 고딕" w:hAnsi="맑은 고딕" w:eastAsia="맑은 고딕"/>
+          <w:b w:val="0"/>
+          <w:i w:val="0"/>
+          <w:color w:val="1E2228"/>
+          <w:sz w:val="21"/>
+        </w:rPr>
+        <w:t>다. 현장에 어떻게 설치했는지와 아무 상관이 없다. 인증 받은 카메라를 사도 엉뚱한 데 달면 아무것도 못 잡는다.</w:t>
+      </w:r>
+    </w:p>
+    <w:p>
+      <w:pPr>
+        <w:spacing w:after="200" w:line="312" w:lineRule="auto"/>
+        <w:ind w:left="454"/>
       </w:pPr>
       <w:r>
         <w:rPr>
@@ -610,14 +783,26 @@
           <w:b w:val="0"/>
           <w:i w:val="0"/>
           <w:color w:val="5C6570"/>
-          <w:sz w:val="18"/>
+          <w:sz w:val="19"/>
         </w:rPr>
-        <w:t>출처 원문은 리포지토리 docs/reference/ 에 있으며 조사 경위는 커버리지_기준_조사.md · 보고서_서식_조사.md 에 적었다. 「전 범위의 몇 %를 감시해야 한다」는 문장은 어느 법령·고시·지침에도 없다.</w:t>
+        <w:t>정리하면 제도에는 두 개의 빈칸이 있다. (1) 얼마나 봐야 충분한가 (2) 애초에 '본다'가 무엇인가. 화각 안에 들어오면 본 것인가, AI가 알아볼 수 있어야 본 것인가. 이 도구는 두 번째 질문에 '알아볼 수 있어야 본 것'이라고 답하고, 그걸 숫자로 만든다.</w:t>
       </w:r>
     </w:p>
     <w:p>
       <w:pPr>
-        <w:spacing w:after="200"/>
+        <w:pStyle w:val="Heading2"/>
+      </w:pPr>
+      <w:r>
+        <w:rPr>
+          <w:rFonts w:ascii="맑은 고딕" w:hAnsi="맑은 고딕" w:eastAsia="맑은 고딕"/>
+          <w:color w:val="1E2228"/>
+        </w:rPr>
+        <w:t>1.3 그런데 CCTV 계획서는 이미 내는 서류다</w:t>
+      </w:r>
+    </w:p>
+    <w:p>
+      <w:pPr>
+        <w:spacing w:after="160" w:line="324" w:lineRule="auto"/>
       </w:pPr>
       <w:r>
         <w:rPr>
@@ -625,9 +810,29 @@
           <w:b w:val="0"/>
           <w:i w:val="0"/>
           <w:color w:val="1E2228"/>
-          <w:sz w:val="20"/>
+          <w:sz w:val="21"/>
         </w:rPr>
-        <w:t xml:space="preserve">빈칸은 </w:t>
+        <w:t xml:space="preserve">「건설기술진흥법 시행규칙」 별표 7 「안전관리계획의 수립기준」 1-다 항목이 </w:t>
+      </w:r>
+      <w:r>
+        <w:rPr>
+          <w:rFonts w:ascii="맑은 고딕" w:hAnsi="맑은 고딕" w:eastAsia="맑은 고딕"/>
+          <w:b/>
+          <w:i w:val="0"/>
+          <w:color w:val="1E2228"/>
+          <w:sz w:val="21"/>
+        </w:rPr>
+        <w:t>"계측장비 및 폐쇄회로 텔레비전 등 안전 모니터링 장비의 설치 및 운용계획을 포함한다"</w:t>
+      </w:r>
+      <w:r>
+        <w:rPr>
+          <w:rFonts w:ascii="맑은 고딕" w:hAnsi="맑은 고딕" w:eastAsia="맑은 고딕"/>
+          <w:b w:val="0"/>
+          <w:i w:val="0"/>
+          <w:color w:val="1E2228"/>
+          <w:sz w:val="21"/>
+        </w:rPr>
+        <w:t xml:space="preserve">고 규정한다. 즉 CCTV 계획을 쓰는 칸은 법에 이미 있다. 다만 </w:t>
       </w:r>
       <w:r>
         <w:rPr>
@@ -635,9 +840,9 @@
           <w:b/>
           <w:i w:val="0"/>
           <w:color w:val="8C2018"/>
-          <w:sz w:val="20"/>
+          <w:sz w:val="21"/>
         </w:rPr>
-        <w:t>얼마나 봐야 충분한가</w:t>
+        <w:t>그 계획이 충분한지 판정하는 칸이 없다</w:t>
       </w:r>
       <w:r>
         <w:rPr>
@@ -645,29 +850,14 @@
           <w:b w:val="0"/>
           <w:i w:val="0"/>
           <w:color w:val="1E2228"/>
-          <w:sz w:val="20"/>
+          <w:sz w:val="21"/>
         </w:rPr>
-        <w:t xml:space="preserve">이고, 더 근본적으로는 </w:t>
+        <w:t>. 우리 산출물이 들어갈 자리가 정확히 거기다.</w:t>
       </w:r>
+    </w:p>
+    <w:p>
       <w:r>
-        <w:rPr>
-          <w:rFonts w:ascii="맑은 고딕" w:hAnsi="맑은 고딕" w:eastAsia="맑은 고딕"/>
-          <w:b/>
-          <w:i w:val="0"/>
-          <w:color w:val="8C2018"/>
-          <w:sz w:val="20"/>
-        </w:rPr>
-        <w:t>본다는 것이 무엇인가</w:t>
-      </w:r>
-      <w:r>
-        <w:rPr>
-          <w:rFonts w:ascii="맑은 고딕" w:hAnsi="맑은 고딕" w:eastAsia="맑은 고딕"/>
-          <w:b w:val="0"/>
-          <w:i w:val="0"/>
-          <w:color w:val="1E2228"/>
-          <w:sz w:val="20"/>
-        </w:rPr>
-        <w:t>이다. 화각 안에 들어오면 본 것인가, 아니면 AI가 검출할 수 있어야 본 것인가. 이 도구는 후자로 답한다.</w:t>
+        <w:br w:type="page"/>
       </w:r>
     </w:p>
     <w:p>
@@ -679,7 +869,7 @@
           <w:rFonts w:ascii="맑은 고딕" w:hAnsi="맑은 고딕" w:eastAsia="맑은 고딕"/>
           <w:color w:val="144E8C"/>
         </w:rPr>
-        <w:t>2. 무엇이 다른가</w:t>
+        <w:t>2. 핵심 아이디어 — 검출확률 곡선</w:t>
       </w:r>
     </w:p>
     <w:p>
@@ -691,12 +881,12 @@
           <w:rFonts w:ascii="맑은 고딕" w:hAnsi="맑은 고딕" w:eastAsia="맑은 고딕"/>
           <w:color w:val="1E2228"/>
         </w:rPr>
-        <w:t>2.1 기하 가시성이 아니라 실측 검출확률</w:t>
+        <w:t>2.1 세 가지가 검출을 망친다</w:t>
       </w:r>
     </w:p>
     <w:p>
       <w:pPr>
-        <w:spacing w:after="120"/>
+        <w:spacing w:after="160" w:line="324" w:lineRule="auto"/>
       </w:pPr>
       <w:r>
         <w:rPr>
@@ -704,29 +894,9 @@
           <w:b w:val="0"/>
           <w:i w:val="0"/>
           <w:color w:val="1E2228"/>
-          <w:sz w:val="20"/>
+          <w:sz w:val="21"/>
         </w:rPr>
-        <w:t xml:space="preserve">설치 조건 세 축을 실제로 측정해 곡선을 만들었다. </w:t>
-      </w:r>
-      <w:r>
-        <w:rPr>
-          <w:rFonts w:ascii="맑은 고딕" w:hAnsi="맑은 고딕" w:eastAsia="맑은 고딕"/>
-          <w:b/>
-          <w:i w:val="0"/>
-          <w:color w:val="1E2228"/>
-          <w:sz w:val="20"/>
-        </w:rPr>
-        <w:t>P(ρ, θ, o) = f(ρ)·g(θ)·h(o)</w:t>
-      </w:r>
-      <w:r>
-        <w:rPr>
-          <w:rFonts w:ascii="맑은 고딕" w:hAnsi="맑은 고딕" w:eastAsia="맑은 고딕"/>
-          <w:b w:val="0"/>
-          <w:i w:val="0"/>
-          <w:color w:val="1E2228"/>
-          <w:sz w:val="20"/>
-        </w:rPr>
-        <w:t xml:space="preserve"> 형태의 분리형 곱셈 모델이다.</w:t>
+        <w:t>카메라가 작업자를 못 알아보는 이유는 크게 셋이다. 각각에 기호를 붙였다.</w:t>
       </w:r>
     </w:p>
     <w:tbl>
@@ -738,15 +908,441 @@
         <w:tblLook w:firstColumn="1" w:firstRow="1" w:lastColumn="0" w:lastRow="0" w:noHBand="0" w:noVBand="1" w:val="04A0"/>
       </w:tblPr>
       <w:tblGrid>
-        <w:gridCol w:w="680"/>
-        <w:gridCol w:w="2608"/>
+        <w:gridCol w:w="1020"/>
+        <w:gridCol w:w="1701"/>
         <w:gridCol w:w="3061"/>
-        <w:gridCol w:w="2721"/>
+        <w:gridCol w:w="3402"/>
       </w:tblGrid>
       <w:tr>
         <w:tc>
           <w:tcPr>
-            <w:tcW w:type="dxa" w:w="680"/>
+            <w:tcW w:type="dxa" w:w="1020"/>
+          </w:tcPr>
+          <w:p>
+            <w:r/>
+            <w:r>
+              <w:rPr>
+                <w:rFonts w:ascii="맑은 고딕" w:hAnsi="맑은 고딕" w:eastAsia="맑은 고딕"/>
+                <w:b/>
+                <w:i w:val="0"/>
+                <w:color w:val="1E2228"/>
+                <w:sz w:val="18"/>
+              </w:rPr>
+              <w:t>기호</w:t>
+            </w:r>
+          </w:p>
+        </w:tc>
+        <w:tc>
+          <w:tcPr>
+            <w:tcW w:type="dxa" w:w="1701"/>
+          </w:tcPr>
+          <w:p>
+            <w:r/>
+            <w:r>
+              <w:rPr>
+                <w:rFonts w:ascii="맑은 고딕" w:hAnsi="맑은 고딕" w:eastAsia="맑은 고딕"/>
+                <w:b/>
+                <w:i w:val="0"/>
+                <w:color w:val="1E2228"/>
+                <w:sz w:val="18"/>
+              </w:rPr>
+              <w:t>이름</w:t>
+            </w:r>
+          </w:p>
+        </w:tc>
+        <w:tc>
+          <w:tcPr>
+            <w:tcW w:type="dxa" w:w="3061"/>
+          </w:tcPr>
+          <w:p>
+            <w:r/>
+            <w:r>
+              <w:rPr>
+                <w:rFonts w:ascii="맑은 고딕" w:hAnsi="맑은 고딕" w:eastAsia="맑은 고딕"/>
+                <w:b/>
+                <w:i w:val="0"/>
+                <w:color w:val="1E2228"/>
+                <w:sz w:val="18"/>
+              </w:rPr>
+              <w:t>쉬운 말</w:t>
+            </w:r>
+          </w:p>
+        </w:tc>
+        <w:tc>
+          <w:tcPr>
+            <w:tcW w:type="dxa" w:w="3402"/>
+          </w:tcPr>
+          <w:p>
+            <w:r/>
+            <w:r>
+              <w:rPr>
+                <w:rFonts w:ascii="맑은 고딕" w:hAnsi="맑은 고딕" w:eastAsia="맑은 고딕"/>
+                <w:b/>
+                <w:i w:val="0"/>
+                <w:color w:val="1E2228"/>
+                <w:sz w:val="18"/>
+              </w:rPr>
+              <w:t>예시</w:t>
+            </w:r>
+          </w:p>
+        </w:tc>
+      </w:tr>
+      <w:tr>
+        <w:tc>
+          <w:tcPr>
+            <w:tcW w:type="dxa" w:w="1020"/>
+          </w:tcPr>
+          <w:p>
+            <w:r/>
+            <w:r>
+              <w:rPr>
+                <w:rFonts w:ascii="맑은 고딕" w:hAnsi="맑은 고딕" w:eastAsia="맑은 고딕"/>
+                <w:b w:val="0"/>
+                <w:i w:val="0"/>
+                <w:color w:val="1E2228"/>
+                <w:sz w:val="18"/>
+              </w:rPr>
+              <w:t>ρ (로)</w:t>
+            </w:r>
+          </w:p>
+        </w:tc>
+        <w:tc>
+          <w:tcPr>
+            <w:tcW w:type="dxa" w:w="1701"/>
+          </w:tcPr>
+          <w:p>
+            <w:r/>
+            <w:r>
+              <w:rPr>
+                <w:rFonts w:ascii="맑은 고딕" w:hAnsi="맑은 고딕" w:eastAsia="맑은 고딕"/>
+                <w:b w:val="0"/>
+                <w:i w:val="0"/>
+                <w:color w:val="1E2228"/>
+                <w:sz w:val="18"/>
+              </w:rPr>
+              <w:t>유효 픽셀밀도</w:t>
+            </w:r>
+          </w:p>
+        </w:tc>
+        <w:tc>
+          <w:tcPr>
+            <w:tcW w:type="dxa" w:w="3061"/>
+          </w:tcPr>
+          <w:p>
+            <w:r/>
+            <w:r>
+              <w:rPr>
+                <w:rFonts w:ascii="맑은 고딕" w:hAnsi="맑은 고딕" w:eastAsia="맑은 고딕"/>
+                <w:b w:val="0"/>
+                <w:i w:val="0"/>
+                <w:color w:val="1E2228"/>
+                <w:sz w:val="18"/>
+              </w:rPr>
+              <w:t>화면에서 머리가 몇 픽셀인가</w:t>
+            </w:r>
+          </w:p>
+        </w:tc>
+        <w:tc>
+          <w:tcPr>
+            <w:tcW w:type="dxa" w:w="3402"/>
+          </w:tcPr>
+          <w:p>
+            <w:r/>
+            <w:r>
+              <w:rPr>
+                <w:rFonts w:ascii="맑은 고딕" w:hAnsi="맑은 고딕" w:eastAsia="맑은 고딕"/>
+                <w:b w:val="0"/>
+                <w:i w:val="0"/>
+                <w:color w:val="1E2228"/>
+                <w:sz w:val="18"/>
+              </w:rPr>
+              <w:t>멀수록 작아진다</w:t>
+            </w:r>
+          </w:p>
+        </w:tc>
+      </w:tr>
+      <w:tr>
+        <w:tc>
+          <w:tcPr>
+            <w:tcW w:type="dxa" w:w="1020"/>
+          </w:tcPr>
+          <w:p>
+            <w:r/>
+            <w:r>
+              <w:rPr>
+                <w:rFonts w:ascii="맑은 고딕" w:hAnsi="맑은 고딕" w:eastAsia="맑은 고딕"/>
+                <w:b w:val="0"/>
+                <w:i w:val="0"/>
+                <w:color w:val="1E2228"/>
+                <w:sz w:val="18"/>
+              </w:rPr>
+              <w:t>θ (세타)</w:t>
+            </w:r>
+          </w:p>
+        </w:tc>
+        <w:tc>
+          <w:tcPr>
+            <w:tcW w:type="dxa" w:w="1701"/>
+          </w:tcPr>
+          <w:p>
+            <w:r/>
+            <w:r>
+              <w:rPr>
+                <w:rFonts w:ascii="맑은 고딕" w:hAnsi="맑은 고딕" w:eastAsia="맑은 고딕"/>
+                <w:b w:val="0"/>
+                <w:i w:val="0"/>
+                <w:color w:val="1E2228"/>
+                <w:sz w:val="18"/>
+              </w:rPr>
+              <w:t>부감각</w:t>
+            </w:r>
+          </w:p>
+        </w:tc>
+        <w:tc>
+          <w:tcPr>
+            <w:tcW w:type="dxa" w:w="3061"/>
+          </w:tcPr>
+          <w:p>
+            <w:r/>
+            <w:r>
+              <w:rPr>
+                <w:rFonts w:ascii="맑은 고딕" w:hAnsi="맑은 고딕" w:eastAsia="맑은 고딕"/>
+                <w:b w:val="0"/>
+                <w:i w:val="0"/>
+                <w:color w:val="1E2228"/>
+                <w:sz w:val="18"/>
+              </w:rPr>
+              <w:t>얼마나 위에서 내려다보는가</w:t>
+            </w:r>
+          </w:p>
+        </w:tc>
+        <w:tc>
+          <w:tcPr>
+            <w:tcW w:type="dxa" w:w="3402"/>
+          </w:tcPr>
+          <w:p>
+            <w:r/>
+            <w:r>
+              <w:rPr>
+                <w:rFonts w:ascii="맑은 고딕" w:hAnsi="맑은 고딕" w:eastAsia="맑은 고딕"/>
+                <w:b w:val="0"/>
+                <w:i w:val="0"/>
+                <w:color w:val="1E2228"/>
+                <w:sz w:val="18"/>
+              </w:rPr>
+              <w:t>바로 위에서 보면 안전모가 원판으로 보인다</w:t>
+            </w:r>
+          </w:p>
+        </w:tc>
+      </w:tr>
+      <w:tr>
+        <w:tc>
+          <w:tcPr>
+            <w:tcW w:type="dxa" w:w="1020"/>
+          </w:tcPr>
+          <w:p>
+            <w:r/>
+            <w:r>
+              <w:rPr>
+                <w:rFonts w:ascii="맑은 고딕" w:hAnsi="맑은 고딕" w:eastAsia="맑은 고딕"/>
+                <w:b w:val="0"/>
+                <w:i w:val="0"/>
+                <w:color w:val="1E2228"/>
+                <w:sz w:val="18"/>
+              </w:rPr>
+              <w:t>o (오)</w:t>
+            </w:r>
+          </w:p>
+        </w:tc>
+        <w:tc>
+          <w:tcPr>
+            <w:tcW w:type="dxa" w:w="1701"/>
+          </w:tcPr>
+          <w:p>
+            <w:r/>
+            <w:r>
+              <w:rPr>
+                <w:rFonts w:ascii="맑은 고딕" w:hAnsi="맑은 고딕" w:eastAsia="맑은 고딕"/>
+                <w:b w:val="0"/>
+                <w:i w:val="0"/>
+                <w:color w:val="1E2228"/>
+                <w:sz w:val="18"/>
+              </w:rPr>
+              <w:t>가림률</w:t>
+            </w:r>
+          </w:p>
+        </w:tc>
+        <w:tc>
+          <w:tcPr>
+            <w:tcW w:type="dxa" w:w="3061"/>
+          </w:tcPr>
+          <w:p>
+            <w:r/>
+            <w:r>
+              <w:rPr>
+                <w:rFonts w:ascii="맑은 고딕" w:hAnsi="맑은 고딕" w:eastAsia="맑은 고딕"/>
+                <w:b w:val="0"/>
+                <w:i w:val="0"/>
+                <w:color w:val="1E2228"/>
+                <w:sz w:val="18"/>
+              </w:rPr>
+              <w:t>몸이 얼마나 가려졌는가</w:t>
+            </w:r>
+          </w:p>
+        </w:tc>
+        <w:tc>
+          <w:tcPr>
+            <w:tcW w:type="dxa" w:w="3402"/>
+          </w:tcPr>
+          <w:p>
+            <w:r/>
+            <w:r>
+              <w:rPr>
+                <w:rFonts w:ascii="맑은 고딕" w:hAnsi="맑은 고딕" w:eastAsia="맑은 고딕"/>
+                <w:b w:val="0"/>
+                <w:i w:val="0"/>
+                <w:color w:val="1E2228"/>
+                <w:sz w:val="18"/>
+              </w:rPr>
+              <w:t>비계 기둥 뒤에 서 있다</w:t>
+            </w:r>
+          </w:p>
+        </w:tc>
+      </w:tr>
+    </w:tbl>
+    <w:p>
+      <w:pPr>
+        <w:spacing w:after="80"/>
+      </w:pPr>
+    </w:p>
+    <w:p>
+      <w:pPr>
+        <w:spacing w:after="200" w:line="312" w:lineRule="auto"/>
+        <w:ind w:left="454"/>
+      </w:pPr>
+      <w:r>
+        <w:rPr>
+          <w:rFonts w:ascii="맑은 고딕" w:hAnsi="맑은 고딕" w:eastAsia="맑은 고딕"/>
+          <w:b w:val="0"/>
+          <w:i w:val="0"/>
+          <w:color w:val="5C6570"/>
+          <w:sz w:val="19"/>
+        </w:rPr>
+        <w:t>방위각(정면인지 뒤통수인지)은 일부러 뺐다. 안전모는 위에서 보면 대체로 둥글어 앞뒤 차이가 작고, 축을 하나 더하면 실험 조건이 다섯 배로 늘어난다. 야간·조명·기상, PTZ 회전 카메라, 공정에 따라 카메라를 옮기는 4D 배치도 범위 밖이다. 못 한 게 아니라 정하고 뺀 것이다.</w:t>
+      </w:r>
+    </w:p>
+    <w:p>
+      <w:pPr>
+        <w:pStyle w:val="Heading2"/>
+      </w:pPr>
+      <w:r>
+        <w:rPr>
+          <w:rFonts w:ascii="맑은 고딕" w:hAnsi="맑은 고딕" w:eastAsia="맑은 고딕"/>
+          <w:color w:val="1E2228"/>
+        </w:rPr>
+        <w:t>2.2 곱셈으로 합친다</w:t>
+      </w:r>
+    </w:p>
+    <w:p>
+      <w:pPr>
+        <w:spacing w:after="160" w:line="324" w:lineRule="auto"/>
+      </w:pPr>
+      <w:r>
+        <w:rPr>
+          <w:rFonts w:ascii="맑은 고딕" w:hAnsi="맑은 고딕" w:eastAsia="맑은 고딕"/>
+          <w:b w:val="0"/>
+          <w:i w:val="0"/>
+          <w:color w:val="1E2228"/>
+          <w:sz w:val="21"/>
+        </w:rPr>
+        <w:t xml:space="preserve">세 축을 각각 곡선으로 만들고 곱한다. </w:t>
+      </w:r>
+      <w:r>
+        <w:rPr>
+          <w:rFonts w:ascii="맑은 고딕" w:hAnsi="맑은 고딕" w:eastAsia="맑은 고딕"/>
+          <w:b/>
+          <w:i w:val="0"/>
+          <w:color w:val="144E8C"/>
+          <w:sz w:val="21"/>
+        </w:rPr>
+        <w:t>P(ρ, θ, o) = f(ρ) × g(θ) × h(o)</w:t>
+      </w:r>
+      <w:r>
+        <w:rPr>
+          <w:rFonts w:ascii="맑은 고딕" w:hAnsi="맑은 고딕" w:eastAsia="맑은 고딕"/>
+          <w:b w:val="0"/>
+          <w:i w:val="0"/>
+          <w:color w:val="1E2228"/>
+          <w:sz w:val="21"/>
+        </w:rPr>
+        <w:t xml:space="preserve"> 형태이고, 이걸 </w:t>
+      </w:r>
+      <w:r>
+        <w:rPr>
+          <w:rFonts w:ascii="맑은 고딕" w:hAnsi="맑은 고딕" w:eastAsia="맑은 고딕"/>
+          <w:b/>
+          <w:i w:val="0"/>
+          <w:color w:val="1E2228"/>
+          <w:sz w:val="21"/>
+        </w:rPr>
+        <w:t>분리형 곱셈 모델</w:t>
+      </w:r>
+      <w:r>
+        <w:rPr>
+          <w:rFonts w:ascii="맑은 고딕" w:hAnsi="맑은 고딕" w:eastAsia="맑은 고딕"/>
+          <w:b w:val="0"/>
+          <w:i w:val="0"/>
+          <w:color w:val="1E2228"/>
+          <w:sz w:val="21"/>
+        </w:rPr>
+        <w:t>이라고 부른다. "멀고, 위에서 보고, 가려지면" 세 배로 나빠진다는 뜻이다.</w:t>
+      </w:r>
+    </w:p>
+    <w:p>
+      <w:pPr>
+        <w:spacing w:after="160" w:line="324" w:lineRule="auto"/>
+      </w:pPr>
+      <w:r>
+        <w:rPr>
+          <w:rFonts w:ascii="맑은 고딕" w:hAnsi="맑은 고딕" w:eastAsia="맑은 고딕"/>
+          <w:b w:val="0"/>
+          <w:i w:val="0"/>
+          <w:color w:val="1E2228"/>
+          <w:sz w:val="21"/>
+        </w:rPr>
+        <w:t>곱셈을 쓴 이유는 해석이 쉽고 최적화에 바로 넣을 수 있어서다. 축끼리 서로 영향을 주는 부분(예: 멀면서 동시에 가려질 때 유독 더 나쁜 효과)은 무시한다. 1차 근사이고, 그 사실을 제안서에 먼저 밝히는 것이 방어 전략이다.</w:t>
+      </w:r>
+    </w:p>
+    <w:p>
+      <w:pPr>
+        <w:pStyle w:val="Heading2"/>
+      </w:pPr>
+      <w:r>
+        <w:rPr>
+          <w:rFonts w:ascii="맑은 고딕" w:hAnsi="맑은 고딕" w:eastAsia="맑은 고딕"/>
+          <w:color w:val="1E2228"/>
+        </w:rPr>
+        <w:t>2.3 실제로 나온 곡선</w:t>
+      </w:r>
+    </w:p>
+    <w:tbl>
+      <w:tblPr>
+        <w:tblStyle w:val="LightGrid-Accent1"/>
+        <w:tblW w:type="auto" w:w="0"/>
+        <w:jc w:val="center"/>
+        <w:tblLayout w:type="fixed"/>
+        <w:tblLook w:firstColumn="1" w:firstRow="1" w:lastColumn="0" w:lastRow="0" w:noHBand="0" w:noVBand="1" w:val="04A0"/>
+      </w:tblPr>
+      <w:tblGrid>
+        <w:gridCol w:w="907"/>
+        <w:gridCol w:w="1701"/>
+        <w:gridCol w:w="3061"/>
+        <w:gridCol w:w="3515"/>
+      </w:tblGrid>
+      <w:tr>
+        <w:tc>
+          <w:tcPr>
+            <w:tcW w:type="dxa" w:w="907"/>
           </w:tcPr>
           <w:p>
             <w:r/>
@@ -764,7 +1360,7 @@
         </w:tc>
         <w:tc>
           <w:tcPr>
-            <w:tcW w:type="dxa" w:w="2608"/>
+            <w:tcW w:type="dxa" w:w="1701"/>
           </w:tcPr>
           <w:p>
             <w:r/>
@@ -776,7 +1372,7 @@
                 <w:color w:val="1E2228"/>
                 <w:sz w:val="17"/>
               </w:rPr>
-              <w:t>의미</w:t>
+              <w:t>함수 모양</w:t>
             </w:r>
           </w:p>
         </w:tc>
@@ -794,13 +1390,13 @@
                 <w:color w:val="1E2228"/>
                 <w:sz w:val="17"/>
               </w:rPr>
-              <w:t>측정 수준</w:t>
+              <w:t>파라미터</w:t>
             </w:r>
           </w:p>
         </w:tc>
         <w:tc>
           <w:tcPr>
-            <w:tcW w:type="dxa" w:w="2721"/>
+            <w:tcW w:type="dxa" w:w="3515"/>
           </w:tcPr>
           <w:p>
             <w:r/>
@@ -812,7 +1408,7 @@
                 <w:color w:val="1E2228"/>
                 <w:sz w:val="17"/>
               </w:rPr>
-              <w:t>결과</w:t>
+              <w:t>읽는 법</w:t>
             </w:r>
           </w:p>
         </w:tc>
@@ -820,7 +1416,7 @@
       <w:tr>
         <w:tc>
           <w:tcPr>
-            <w:tcW w:type="dxa" w:w="680"/>
+            <w:tcW w:type="dxa" w:w="907"/>
           </w:tcPr>
           <w:p>
             <w:r/>
@@ -832,13 +1428,13 @@
                 <w:color w:val="1E2228"/>
                 <w:sz w:val="17"/>
               </w:rPr>
-              <w:t>ρ</w:t>
+              <w:t>f(ρ)</w:t>
             </w:r>
           </w:p>
         </w:tc>
         <w:tc>
           <w:tcPr>
-            <w:tcW w:type="dxa" w:w="2608"/>
+            <w:tcW w:type="dxa" w:w="1701"/>
           </w:tcPr>
           <w:p>
             <w:r/>
@@ -850,7 +1446,7 @@
                 <w:color w:val="1E2228"/>
                 <w:sz w:val="17"/>
               </w:rPr>
-              <w:t>머리 유효 픽셀밀도</w:t>
+              <w:t>로지스틱(S자)</w:t>
             </w:r>
           </w:p>
         </w:tc>
@@ -868,13 +1464,13 @@
                 <w:color w:val="1E2228"/>
                 <w:sz w:val="17"/>
               </w:rPr>
-              <w:t>48/32/24/16/12/8/6/4 px</w:t>
+              <w:t>L=0.937, k=0.739, x0=5.73px</w:t>
             </w:r>
           </w:p>
         </w:tc>
         <w:tc>
           <w:tcPr>
-            <w:tcW w:type="dxa" w:w="2721"/>
+            <w:tcW w:type="dxa" w:w="3515"/>
           </w:tcPr>
           <w:p>
             <w:r/>
@@ -886,7 +1482,7 @@
                 <w:color w:val="1E2228"/>
                 <w:sz w:val="17"/>
               </w:rPr>
-              <w:t>로지스틱 L=0.937 x0=5.73px</w:t>
+              <w:t>머리가 5.7픽셀일 때 검출률이 절반으로 꺾인다</w:t>
             </w:r>
           </w:p>
         </w:tc>
@@ -894,7 +1490,7 @@
       <w:tr>
         <w:tc>
           <w:tcPr>
-            <w:tcW w:type="dxa" w:w="680"/>
+            <w:tcW w:type="dxa" w:w="907"/>
           </w:tcPr>
           <w:p>
             <w:r/>
@@ -906,13 +1502,13 @@
                 <w:color w:val="1E2228"/>
                 <w:sz w:val="17"/>
               </w:rPr>
-              <w:t>θ</w:t>
+              <w:t>g(θ)</w:t>
             </w:r>
           </w:p>
         </w:tc>
         <w:tc>
           <w:tcPr>
-            <w:tcW w:type="dxa" w:w="2608"/>
+            <w:tcW w:type="dxa" w:w="1701"/>
           </w:tcPr>
           <w:p>
             <w:r/>
@@ -924,7 +1520,7 @@
                 <w:color w:val="1E2228"/>
                 <w:sz w:val="17"/>
               </w:rPr>
-              <w:t>부감각</w:t>
+              <w:t>로지스틱</w:t>
             </w:r>
           </w:p>
         </w:tc>
@@ -942,13 +1538,13 @@
                 <w:color w:val="1E2228"/>
                 <w:sz w:val="17"/>
               </w:rPr>
-              <w:t>0/15/30/45/60/75°</w:t>
+              <w:t>k=0.2420, x0=61.36°</w:t>
             </w:r>
           </w:p>
         </w:tc>
         <w:tc>
           <w:tcPr>
-            <w:tcW w:type="dxa" w:w="2721"/>
+            <w:tcW w:type="dxa" w:w="3515"/>
           </w:tcPr>
           <w:p>
             <w:r/>
@@ -960,7 +1556,7 @@
                 <w:color w:val="1E2228"/>
                 <w:sz w:val="17"/>
               </w:rPr>
-              <w:t>로지스틱 x0=61.36°</w:t>
+              <w:t>61도 부근까지 버티다 무너진다</w:t>
             </w:r>
           </w:p>
         </w:tc>
@@ -968,7 +1564,7 @@
       <w:tr>
         <w:tc>
           <w:tcPr>
-            <w:tcW w:type="dxa" w:w="680"/>
+            <w:tcW w:type="dxa" w:w="907"/>
           </w:tcPr>
           <w:p>
             <w:r/>
@@ -980,13 +1576,13 @@
                 <w:color w:val="1E2228"/>
                 <w:sz w:val="17"/>
               </w:rPr>
-              <w:t>o</w:t>
+              <w:t>h(o)</w:t>
             </w:r>
           </w:p>
         </w:tc>
         <w:tc>
           <w:tcPr>
-            <w:tcW w:type="dxa" w:w="2608"/>
+            <w:tcW w:type="dxa" w:w="1701"/>
           </w:tcPr>
           <w:p>
             <w:r/>
@@ -998,7 +1594,7 @@
                 <w:color w:val="1E2228"/>
                 <w:sz w:val="17"/>
               </w:rPr>
-              <w:t>가림률(수직 스트라이프)</w:t>
+              <w:t>지수 감쇠</w:t>
             </w:r>
           </w:p>
         </w:tc>
@@ -1016,7 +1612,301 @@
                 <w:color w:val="1E2228"/>
                 <w:sz w:val="17"/>
               </w:rPr>
-              <w:t>0/15/30/45/60/75 %</w:t>
+              <w:t>λ=4.201</w:t>
+            </w:r>
+          </w:p>
+        </w:tc>
+        <w:tc>
+          <w:tcPr>
+            <w:tcW w:type="dxa" w:w="3515"/>
+          </w:tcPr>
+          <w:p>
+            <w:r/>
+            <w:r>
+              <w:rPr>
+                <w:rFonts w:ascii="맑은 고딕" w:hAnsi="맑은 고딕" w:eastAsia="맑은 고딕"/>
+                <w:b w:val="0"/>
+                <w:i w:val="0"/>
+                <w:color w:val="1E2228"/>
+                <w:sz w:val="17"/>
+              </w:rPr>
+              <w:t>가림이 커질수록 급격히 떨어진다</w:t>
+            </w:r>
+          </w:p>
+        </w:tc>
+      </w:tr>
+    </w:tbl>
+    <w:p>
+      <w:pPr>
+        <w:spacing w:after="80"/>
+      </w:pPr>
+    </w:p>
+    <w:p>
+      <w:pPr>
+        <w:spacing w:after="160" w:line="324" w:lineRule="auto"/>
+      </w:pPr>
+      <w:r>
+        <w:rPr>
+          <w:rFonts w:ascii="맑은 고딕" w:hAnsi="맑은 고딕" w:eastAsia="맑은 고딕"/>
+          <w:b w:val="0"/>
+          <w:i w:val="0"/>
+          <w:color w:val="1E2228"/>
+          <w:sz w:val="21"/>
+        </w:rPr>
+        <w:t xml:space="preserve">θ 곡선이 흥미롭다. 45도까지는 거의 안 떨어지다가 60~75도에서 절벽처럼 무너진다. 처음엔 2차함수로 맞췄는데 절벽을 못 맞혀서 로지스틱으로 바꿨다(단면 결정계수 0.859 → 0.997). </w:t>
+      </w:r>
+      <w:r>
+        <w:rPr>
+          <w:rFonts w:ascii="맑은 고딕" w:hAnsi="맑은 고딕" w:eastAsia="맑은 고딕"/>
+          <w:b/>
+          <w:i w:val="0"/>
+          <w:color w:val="1E2228"/>
+          <w:sz w:val="21"/>
+        </w:rPr>
+        <w:t>그런데 KISA 도입·운영 가이드가 "설치 각도 30도 이하(직하)"를 성능 저하 요인으로 든다.</w:t>
+      </w:r>
+      <w:r>
+        <w:rPr>
+          <w:rFonts w:ascii="맑은 고딕" w:hAnsi="맑은 고딕" w:eastAsia="맑은 고딕"/>
+          <w:b w:val="0"/>
+          <w:i w:val="0"/>
+          <w:color w:val="1E2228"/>
+          <w:sz w:val="21"/>
+        </w:rPr>
+        <w:t xml:space="preserve"> 각도 기준선이 원문에 정의돼 있지 않아 추정이지만, 수직축 기준으로 읽으면 부감 60도이고 우리 실측 변곡점 61.4도와 거의 맞는다.</w:t>
+      </w:r>
+    </w:p>
+    <w:p>
+      <w:r>
+        <w:br w:type="page"/>
+      </w:r>
+    </w:p>
+    <w:p>
+      <w:pPr>
+        <w:pStyle w:val="Heading1"/>
+      </w:pPr>
+      <w:r>
+        <w:rPr>
+          <w:rFonts w:ascii="맑은 고딕" w:hAnsi="맑은 고딕" w:eastAsia="맑은 고딕"/>
+          <w:color w:val="144E8C"/>
+        </w:rPr>
+        <w:t>3. 곡선을 어떻게 얻었나</w:t>
+      </w:r>
+    </w:p>
+    <w:p>
+      <w:pPr>
+        <w:pStyle w:val="Heading2"/>
+      </w:pPr>
+      <w:r>
+        <w:rPr>
+          <w:rFonts w:ascii="맑은 고딕" w:hAnsi="맑은 고딕" w:eastAsia="맑은 고딕"/>
+          <w:color w:val="1E2228"/>
+        </w:rPr>
+        <w:t>3.1 데이터</w:t>
+      </w:r>
+    </w:p>
+    <w:p>
+      <w:pPr>
+        <w:spacing w:after="160" w:line="324" w:lineRule="auto"/>
+      </w:pPr>
+      <w:r>
+        <w:rPr>
+          <w:rFonts w:ascii="맑은 고딕" w:hAnsi="맑은 고딕" w:eastAsia="맑은 고딕"/>
+          <w:b w:val="0"/>
+          <w:i w:val="0"/>
+          <w:color w:val="1E2228"/>
+          <w:sz w:val="21"/>
+        </w:rPr>
+        <w:t xml:space="preserve">SHWD(Safety Helmet Wearing Dataset)를 썼다. 안전모를 쓴 사람과 안 쓴 사람이 라벨링된 공개 데이터셋이다. 여기서 머리 크기가 40픽셀 이상인 것만 골라 500장을 실험셋으로 삼았다(후보 1009장 중). </w:t>
+      </w:r>
+      <w:r>
+        <w:rPr>
+          <w:rFonts w:ascii="맑은 고딕" w:hAnsi="맑은 고딕" w:eastAsia="맑은 고딕"/>
+          <w:b/>
+          <w:i w:val="0"/>
+          <w:color w:val="8C2018"/>
+          <w:sz w:val="21"/>
+        </w:rPr>
+        <w:t>반드시 test 분할에서만 뽑았다</w:t>
+      </w:r>
+      <w:r>
+        <w:rPr>
+          <w:rFonts w:ascii="맑은 고딕" w:hAnsi="맑은 고딕" w:eastAsia="맑은 고딕"/>
+          <w:b w:val="0"/>
+          <w:i w:val="0"/>
+          <w:color w:val="1E2228"/>
+          <w:sz w:val="21"/>
+        </w:rPr>
+        <w:t xml:space="preserve"> — 학습에 쓴 사진으로 곡선을 재면 설치 조건의 효과가 아니라 모델의 암기를 재게 된다.</w:t>
+      </w:r>
+    </w:p>
+    <w:p>
+      <w:pPr>
+        <w:pStyle w:val="Heading2"/>
+      </w:pPr>
+      <w:r>
+        <w:rPr>
+          <w:rFonts w:ascii="맑은 고딕" w:hAnsi="맑은 고딕" w:eastAsia="맑은 고딕"/>
+          <w:color w:val="1E2228"/>
+        </w:rPr>
+        <w:t>3.2 검출기를 직접 학습시켜야 했다</w:t>
+      </w:r>
+    </w:p>
+    <w:p>
+      <w:pPr>
+        <w:spacing w:after="160" w:line="324" w:lineRule="auto"/>
+      </w:pPr>
+      <w:r>
+        <w:rPr>
+          <w:rFonts w:ascii="맑은 고딕" w:hAnsi="맑은 고딕" w:eastAsia="맑은 고딕"/>
+          <w:b w:val="0"/>
+          <w:i w:val="0"/>
+          <w:color w:val="1E2228"/>
+          <w:sz w:val="21"/>
+        </w:rPr>
+        <w:t>처음엔 공개된 YOLO 사전학습 모델을 그대로 쓰려 했다. 그런데 그 모델은 사람·자동차 같은 일반 사물만 알고 '안전모'라는 개념이 없다. 아무 변형도 안 준 최상 조건에서도 주 지표가 0.088에 그쳤다. 곡선이 나올 수가 없어서 SHWD로 직접 파인튜닝했다.</w:t>
+      </w:r>
+    </w:p>
+    <w:tbl>
+      <w:tblPr>
+        <w:tblStyle w:val="LightGrid-Accent1"/>
+        <w:tblW w:type="auto" w:w="0"/>
+        <w:jc w:val="center"/>
+        <w:tblLayout w:type="fixed"/>
+        <w:tblLook w:firstColumn="1" w:firstRow="1" w:lastColumn="0" w:lastRow="0" w:noHBand="0" w:noVBand="1" w:val="04A0"/>
+      </w:tblPr>
+      <w:tblGrid>
+        <w:gridCol w:w="2268"/>
+        <w:gridCol w:w="1701"/>
+        <w:gridCol w:w="2494"/>
+        <w:gridCol w:w="2721"/>
+      </w:tblGrid>
+      <w:tr>
+        <w:tc>
+          <w:tcPr>
+            <w:tcW w:type="dxa" w:w="2268"/>
+          </w:tcPr>
+          <w:p>
+            <w:r/>
+            <w:r>
+              <w:rPr>
+                <w:rFonts w:ascii="맑은 고딕" w:hAnsi="맑은 고딕" w:eastAsia="맑은 고딕"/>
+                <w:b/>
+                <w:i w:val="0"/>
+                <w:color w:val="1E2228"/>
+                <w:sz w:val="18"/>
+              </w:rPr>
+              <w:t>모델</w:t>
+            </w:r>
+          </w:p>
+        </w:tc>
+        <w:tc>
+          <w:tcPr>
+            <w:tcW w:type="dxa" w:w="1701"/>
+          </w:tcPr>
+          <w:p>
+            <w:r/>
+            <w:r>
+              <w:rPr>
+                <w:rFonts w:ascii="맑은 고딕" w:hAnsi="맑은 고딕" w:eastAsia="맑은 고딕"/>
+                <w:b/>
+                <w:i w:val="0"/>
+                <w:color w:val="1E2228"/>
+                <w:sz w:val="18"/>
+              </w:rPr>
+              <w:t>학습</w:t>
+            </w:r>
+          </w:p>
+        </w:tc>
+        <w:tc>
+          <w:tcPr>
+            <w:tcW w:type="dxa" w:w="2494"/>
+          </w:tcPr>
+          <w:p>
+            <w:r/>
+            <w:r>
+              <w:rPr>
+                <w:rFonts w:ascii="맑은 고딕" w:hAnsi="맑은 고딕" w:eastAsia="맑은 고딕"/>
+                <w:b/>
+                <w:i w:val="0"/>
+                <w:color w:val="1E2228"/>
+                <w:sz w:val="18"/>
+              </w:rPr>
+              <w:t>검출 성능(mAP50)</w:t>
+            </w:r>
+          </w:p>
+        </w:tc>
+        <w:tc>
+          <w:tcPr>
+            <w:tcW w:type="dxa" w:w="2721"/>
+          </w:tcPr>
+          <w:p>
+            <w:r/>
+            <w:r>
+              <w:rPr>
+                <w:rFonts w:ascii="맑은 고딕" w:hAnsi="맑은 고딕" w:eastAsia="맑은 고딕"/>
+                <w:b/>
+                <w:i w:val="0"/>
+                <w:color w:val="1E2228"/>
+                <w:sz w:val="18"/>
+              </w:rPr>
+              <w:t>곡선 적합도</w:t>
+            </w:r>
+          </w:p>
+        </w:tc>
+      </w:tr>
+      <w:tr>
+        <w:tc>
+          <w:tcPr>
+            <w:tcW w:type="dxa" w:w="2268"/>
+          </w:tcPr>
+          <w:p>
+            <w:r/>
+            <w:r>
+              <w:rPr>
+                <w:rFonts w:ascii="맑은 고딕" w:hAnsi="맑은 고딕" w:eastAsia="맑은 고딕"/>
+                <w:b w:val="0"/>
+                <w:i w:val="0"/>
+                <w:color w:val="1E2228"/>
+                <w:sz w:val="18"/>
+              </w:rPr>
+              <w:t>yolov8n (활성)</w:t>
+            </w:r>
+          </w:p>
+        </w:tc>
+        <w:tc>
+          <w:tcPr>
+            <w:tcW w:type="dxa" w:w="1701"/>
+          </w:tcPr>
+          <w:p>
+            <w:r/>
+            <w:r>
+              <w:rPr>
+                <w:rFonts w:ascii="맑은 고딕" w:hAnsi="맑은 고딕" w:eastAsia="맑은 고딕"/>
+                <w:b w:val="0"/>
+                <w:i w:val="0"/>
+                <w:color w:val="1E2228"/>
+                <w:sz w:val="18"/>
+              </w:rPr>
+              <w:t>50 epoch</w:t>
+            </w:r>
+          </w:p>
+        </w:tc>
+        <w:tc>
+          <w:tcPr>
+            <w:tcW w:type="dxa" w:w="2494"/>
+          </w:tcPr>
+          <w:p>
+            <w:r/>
+            <w:r>
+              <w:rPr>
+                <w:rFonts w:ascii="맑은 고딕" w:hAnsi="맑은 고딕" w:eastAsia="맑은 고딕"/>
+                <w:b w:val="0"/>
+                <w:i w:val="0"/>
+                <w:color w:val="1E2228"/>
+                <w:sz w:val="18"/>
+              </w:rPr>
+              <w:t>0.9372</w:t>
             </w:r>
           </w:p>
         </w:tc>
@@ -1032,9 +1922,83 @@
                 <w:b w:val="0"/>
                 <w:i w:val="0"/>
                 <w:color w:val="1E2228"/>
-                <w:sz w:val="17"/>
+                <w:sz w:val="18"/>
               </w:rPr>
-              <w:t>지수감쇠 λ=4.201</w:t>
+              <w:t>0.8308  통과</w:t>
+            </w:r>
+          </w:p>
+        </w:tc>
+      </w:tr>
+      <w:tr>
+        <w:tc>
+          <w:tcPr>
+            <w:tcW w:type="dxa" w:w="2268"/>
+          </w:tcPr>
+          <w:p>
+            <w:r/>
+            <w:r>
+              <w:rPr>
+                <w:rFonts w:ascii="맑은 고딕" w:hAnsi="맑은 고딕" w:eastAsia="맑은 고딕"/>
+                <w:b w:val="0"/>
+                <w:i w:val="0"/>
+                <w:color w:val="1E2228"/>
+                <w:sz w:val="18"/>
+              </w:rPr>
+              <w:t>yolo26n</w:t>
+            </w:r>
+          </w:p>
+        </w:tc>
+        <w:tc>
+          <w:tcPr>
+            <w:tcW w:type="dxa" w:w="1701"/>
+          </w:tcPr>
+          <w:p>
+            <w:r/>
+            <w:r>
+              <w:rPr>
+                <w:rFonts w:ascii="맑은 고딕" w:hAnsi="맑은 고딕" w:eastAsia="맑은 고딕"/>
+                <w:b w:val="0"/>
+                <w:i w:val="0"/>
+                <w:color w:val="1E2228"/>
+                <w:sz w:val="18"/>
+              </w:rPr>
+              <w:t>50 epoch</w:t>
+            </w:r>
+          </w:p>
+        </w:tc>
+        <w:tc>
+          <w:tcPr>
+            <w:tcW w:type="dxa" w:w="2494"/>
+          </w:tcPr>
+          <w:p>
+            <w:r/>
+            <w:r>
+              <w:rPr>
+                <w:rFonts w:ascii="맑은 고딕" w:hAnsi="맑은 고딕" w:eastAsia="맑은 고딕"/>
+                <w:b w:val="0"/>
+                <w:i w:val="0"/>
+                <w:color w:val="1E2228"/>
+                <w:sz w:val="18"/>
+              </w:rPr>
+              <w:t>0.9371</w:t>
+            </w:r>
+          </w:p>
+        </w:tc>
+        <w:tc>
+          <w:tcPr>
+            <w:tcW w:type="dxa" w:w="2721"/>
+          </w:tcPr>
+          <w:p>
+            <w:r/>
+            <w:r>
+              <w:rPr>
+                <w:rFonts w:ascii="맑은 고딕" w:hAnsi="맑은 고딕" w:eastAsia="맑은 고딕"/>
+                <w:b w:val="0"/>
+                <w:i w:val="0"/>
+                <w:color w:val="1E2228"/>
+                <w:sz w:val="18"/>
+              </w:rPr>
+              <w:t>0.7395  미달</w:t>
             </w:r>
           </w:p>
         </w:tc>
@@ -1047,7 +2011,7 @@
     </w:p>
     <w:p>
       <w:pPr>
-        <w:spacing w:after="120"/>
+        <w:spacing w:after="160" w:line="324" w:lineRule="auto"/>
       </w:pPr>
       <w:r>
         <w:rPr>
@@ -1055,9 +2019,9 @@
           <w:b w:val="0"/>
           <w:i w:val="0"/>
           <w:color w:val="1E2228"/>
-          <w:sz w:val="20"/>
+          <w:sz w:val="21"/>
         </w:rPr>
-        <w:t xml:space="preserve">288조건 × 500장을 실제로 추론했다. 전체 격자 결정계수는 주 지표(미착용 재현율) </w:t>
+        <w:t xml:space="preserve">최신 모델(yolo26n)도 같은 조건으로 돌려봤다. </w:t>
       </w:r>
       <w:r>
         <w:rPr>
@@ -1065,9 +2029,9 @@
           <w:b/>
           <w:i w:val="0"/>
           <w:color w:val="1E2228"/>
-          <w:sz w:val="20"/>
+          <w:sz w:val="21"/>
         </w:rPr>
-        <w:t>R² = 0.8977</w:t>
+        <w:t>검출 성능은 사실상 동률인데 곡선 적합도는 오히려 나빠서 통과 기준에 미달했다.</w:t>
       </w:r>
       <w:r>
         <w:rPr>
@@ -1075,15 +2039,35 @@
           <w:b w:val="0"/>
           <w:i w:val="0"/>
           <w:color w:val="1E2228"/>
-          <w:sz w:val="20"/>
+          <w:sz w:val="21"/>
         </w:rPr>
-        <w:t>, 항목 최솟값 기준 0.8308 로 통과 기준 0.8 를 넘는다.</w:t>
+        <w:t xml:space="preserve"> 그래서 활성 곡선은 yolov8n이다. 최신이라서가 아니라 맞는 쪽을 쓴다. 다만 곡선의 </w:t>
+      </w:r>
+      <w:r>
+        <w:rPr>
+          <w:rFonts w:ascii="맑은 고딕" w:hAnsi="맑은 고딕" w:eastAsia="맑은 고딕"/>
+          <w:b/>
+          <w:i w:val="0"/>
+          <w:color w:val="1E2228"/>
+          <w:sz w:val="21"/>
+        </w:rPr>
+        <w:t>형태는 두 모델에서 같았다</w:t>
+      </w:r>
+      <w:r>
+        <w:rPr>
+          <w:rFonts w:ascii="맑은 고딕" w:hAnsi="맑은 고딕" w:eastAsia="맑은 고딕"/>
+          <w:b w:val="0"/>
+          <w:i w:val="0"/>
+          <w:color w:val="1E2228"/>
+          <w:sz w:val="21"/>
+        </w:rPr>
+        <w:t xml:space="preserve"> — 변곡점이 5.73→5.63픽셀로 움직였을 뿐이다. 검출기를 바꿔도 관계가 남는다는 뜻이고, 이게 오히려 쓸 만한 결과다.</w:t>
       </w:r>
     </w:p>
     <w:p>
       <w:pPr>
-        <w:spacing w:after="160"/>
-        <w:ind w:left="425"/>
+        <w:spacing w:after="200" w:line="312" w:lineRule="auto"/>
+        <w:ind w:left="454"/>
       </w:pPr>
       <w:r>
         <w:rPr>
@@ -1091,9 +2075,9 @@
           <w:b w:val="0"/>
           <w:i w:val="0"/>
           <w:color w:val="5C6570"/>
-          <w:sz w:val="18"/>
+          <w:sz w:val="19"/>
         </w:rPr>
-        <w:t>가림 마스킹을 랜덤 사각형이 아니라 수직 스트라이프로 한 것은 현장의 가림원이 비계·동바리·거푸집 지주 등 수직 부재이기 때문이다.</w:t>
+        <w:t>이 사실이 중요한 이유가 있다. 우리 검출기는 LH가 실제로 쓰는 A-Eye 모델이 아니다(접근 불가). 그래서 이 실험은 '검출률이 몇 퍼센트다'를 주장하는 게 아니라 '설치 조건에 따라 검출률이 변한다'는 관계를 증명하는 것으로 포지셔닝한다. 서로 다른 두 검출기가 같은 형태를 준다는 것이 그 포지셔닝을 뒷받침한다. 나중에 A-Eye 곡선을 구하면 파일 하나만 갈아 끼우면 된다.</w:t>
       </w:r>
     </w:p>
     <w:p>
@@ -1105,12 +2089,12 @@
           <w:rFonts w:ascii="맑은 고딕" w:hAnsi="맑은 고딕" w:eastAsia="맑은 고딕"/>
           <w:color w:val="1E2228"/>
         </w:rPr>
-        <w:t>2.2 다중 카메라 중첩을 이득으로 다룬다</w:t>
+        <w:t>3.3 사진을 어떻게 망가뜨렸나</w:t>
       </w:r>
     </w:p>
     <w:p>
       <w:pPr>
-        <w:spacing w:after="120"/>
+        <w:spacing w:after="160" w:line="324" w:lineRule="auto"/>
       </w:pPr>
       <w:r>
         <w:rPr>
@@ -1118,9 +2102,25 @@
           <w:b w:val="0"/>
           <w:i w:val="0"/>
           <w:color w:val="1E2228"/>
-          <w:sz w:val="20"/>
+          <w:sz w:val="21"/>
         </w:rPr>
-        <w:t xml:space="preserve">P_total = 1 - Π(1-P) 로 결합한다. 각 0.6인 두 대가 합쳐 0.84가 되므로 </w:t>
+        <w:t>세 축을 실제로 재려면 같은 사진을 조건별로 변형해야 한다.</w:t>
+      </w:r>
+    </w:p>
+    <w:p>
+      <w:pPr>
+        <w:spacing w:after="80" w:line="312" w:lineRule="auto"/>
+        <w:ind w:left="454" w:hanging="227"/>
+      </w:pPr>
+      <w:r>
+        <w:rPr>
+          <w:rFonts w:ascii="맑은 고딕" w:hAnsi="맑은 고딕" w:eastAsia="맑은 고딕"/>
+          <w:b w:val="0"/>
+          <w:i w:val="0"/>
+          <w:color w:val="5C6570"/>
+          <w:sz w:val="21"/>
+        </w:rPr>
+        <w:t xml:space="preserve">· </w:t>
       </w:r>
       <w:r>
         <w:rPr>
@@ -1128,9 +2128,9 @@
           <w:b/>
           <w:i w:val="0"/>
           <w:color w:val="1E2228"/>
-          <w:sz w:val="20"/>
+          <w:sz w:val="21"/>
         </w:rPr>
-        <w:t>고위험 구역에서는 중첩이 이득</w:t>
+        <w:t xml:space="preserve">ρ (픽셀밀도) — </w:t>
       </w:r>
       <w:r>
         <w:rPr>
@@ -1138,9 +2138,171 @@
           <w:b w:val="0"/>
           <w:i w:val="0"/>
           <w:color w:val="1E2228"/>
-          <w:sz w:val="20"/>
+          <w:sz w:val="21"/>
         </w:rPr>
-        <w:t>이다. 중첩을 낭비로 보는 커버리지 최적화와 방향이 다르다.</w:t>
+        <w:t>목표 배율로 줄였다가 원래 크기로 다시 키운다. 정보가 사라진 상태가 남는다</w:t>
+      </w:r>
+    </w:p>
+    <w:p>
+      <w:pPr>
+        <w:spacing w:after="80" w:line="312" w:lineRule="auto"/>
+        <w:ind w:left="454" w:hanging="227"/>
+      </w:pPr>
+      <w:r>
+        <w:rPr>
+          <w:rFonts w:ascii="맑은 고딕" w:hAnsi="맑은 고딕" w:eastAsia="맑은 고딕"/>
+          <w:b w:val="0"/>
+          <w:i w:val="0"/>
+          <w:color w:val="5C6570"/>
+          <w:sz w:val="21"/>
+        </w:rPr>
+        <w:t xml:space="preserve">· </w:t>
+      </w:r>
+      <w:r>
+        <w:rPr>
+          <w:rFonts w:ascii="맑은 고딕" w:hAnsi="맑은 고딕" w:eastAsia="맑은 고딕"/>
+          <w:b/>
+          <w:i w:val="0"/>
+          <w:color w:val="1E2228"/>
+          <w:sz w:val="21"/>
+        </w:rPr>
+        <w:t xml:space="preserve">θ (부감각) — </w:t>
+      </w:r>
+      <w:r>
+        <w:rPr>
+          <w:rFonts w:ascii="맑은 고딕" w:hAnsi="맑은 고딕" w:eastAsia="맑은 고딕"/>
+          <w:b w:val="0"/>
+          <w:i w:val="0"/>
+          <w:color w:val="1E2228"/>
+          <w:sz w:val="21"/>
+        </w:rPr>
+        <w:t>호모그래피 워핑으로 위에서 내려다본 것처럼 기울인다</w:t>
+      </w:r>
+    </w:p>
+    <w:p>
+      <w:pPr>
+        <w:spacing w:after="80" w:line="312" w:lineRule="auto"/>
+        <w:ind w:left="454" w:hanging="227"/>
+      </w:pPr>
+      <w:r>
+        <w:rPr>
+          <w:rFonts w:ascii="맑은 고딕" w:hAnsi="맑은 고딕" w:eastAsia="맑은 고딕"/>
+          <w:b w:val="0"/>
+          <w:i w:val="0"/>
+          <w:color w:val="5C6570"/>
+          <w:sz w:val="21"/>
+        </w:rPr>
+        <w:t xml:space="preserve">· </w:t>
+      </w:r>
+      <w:r>
+        <w:rPr>
+          <w:rFonts w:ascii="맑은 고딕" w:hAnsi="맑은 고딕" w:eastAsia="맑은 고딕"/>
+          <w:b/>
+          <w:i w:val="0"/>
+          <w:color w:val="1E2228"/>
+          <w:sz w:val="21"/>
+        </w:rPr>
+        <w:t xml:space="preserve">o (가림률) — </w:t>
+      </w:r>
+      <w:r>
+        <w:rPr>
+          <w:rFonts w:ascii="맑은 고딕" w:hAnsi="맑은 고딕" w:eastAsia="맑은 고딕"/>
+          <w:b w:val="0"/>
+          <w:i w:val="0"/>
+          <w:color w:val="1E2228"/>
+          <w:sz w:val="21"/>
+        </w:rPr>
+        <w:t>회색 세로 줄무늬로 가린다</w:t>
+      </w:r>
+    </w:p>
+    <w:p>
+      <w:pPr>
+        <w:spacing w:after="160" w:line="324" w:lineRule="auto"/>
+      </w:pPr>
+      <w:r>
+        <w:rPr>
+          <w:rFonts w:ascii="맑은 고딕" w:hAnsi="맑은 고딕" w:eastAsia="맑은 고딕"/>
+          <w:b w:val="0"/>
+          <w:i w:val="0"/>
+          <w:color w:val="1E2228"/>
+          <w:sz w:val="21"/>
+        </w:rPr>
+        <w:t xml:space="preserve">가림을 랜덤 사각형이 아니라 </w:t>
+      </w:r>
+      <w:r>
+        <w:rPr>
+          <w:rFonts w:ascii="맑은 고딕" w:hAnsi="맑은 고딕" w:eastAsia="맑은 고딕"/>
+          <w:b/>
+          <w:i w:val="0"/>
+          <w:color w:val="8C2018"/>
+          <w:sz w:val="21"/>
+        </w:rPr>
+        <w:t>세로 줄무늬</w:t>
+      </w:r>
+      <w:r>
+        <w:rPr>
+          <w:rFonts w:ascii="맑은 고딕" w:hAnsi="맑은 고딕" w:eastAsia="맑은 고딕"/>
+          <w:b w:val="0"/>
+          <w:i w:val="0"/>
+          <w:color w:val="1E2228"/>
+          <w:sz w:val="21"/>
+        </w:rPr>
+        <w:t xml:space="preserve">로 한 게 핵심이다. 현장에서 시야를 막는 건 비계·동바리·거푸집 지주처럼 대부분 </w:t>
+      </w:r>
+      <w:r>
+        <w:rPr>
+          <w:rFonts w:ascii="맑은 고딕" w:hAnsi="맑은 고딕" w:eastAsia="맑은 고딕"/>
+          <w:b/>
+          <w:i w:val="0"/>
+          <w:color w:val="1E2228"/>
+          <w:sz w:val="21"/>
+        </w:rPr>
+        <w:t>수직 부재</w:t>
+      </w:r>
+      <w:r>
+        <w:rPr>
+          <w:rFonts w:ascii="맑은 고딕" w:hAnsi="맑은 고딕" w:eastAsia="맑은 고딕"/>
+          <w:b w:val="0"/>
+          <w:i w:val="0"/>
+          <w:color w:val="1E2228"/>
+          <w:sz w:val="21"/>
+        </w:rPr>
+        <w:t>이기 때문이다.</w:t>
+      </w:r>
+    </w:p>
+    <w:p>
+      <w:pPr>
+        <w:spacing w:after="160" w:line="324" w:lineRule="auto"/>
+      </w:pPr>
+      <w:r>
+        <w:rPr>
+          <w:rFonts w:ascii="맑은 고딕" w:hAnsi="맑은 고딕" w:eastAsia="맑은 고딕"/>
+          <w:b w:val="0"/>
+          <w:i w:val="0"/>
+          <w:color w:val="1E2228"/>
+          <w:sz w:val="21"/>
+        </w:rPr>
+        <w:t xml:space="preserve">다만 줄무늬 간격이 결과를 크게 좌우한다. 같은 30% 가림이라도 부재가 촘촘할수록 검출률이 급락한다(간격에 따라 0.443 / 0.239 / 0.045). </w:t>
+      </w:r>
+      <w:r>
+        <w:rPr>
+          <w:rFonts w:ascii="맑은 고딕" w:hAnsi="맑은 고딕" w:eastAsia="맑은 고딕"/>
+          <w:b/>
+          <w:i w:val="0"/>
+          <w:color w:val="1E2228"/>
+          <w:sz w:val="21"/>
+        </w:rPr>
+        <w:t>근거가 있는 값이 아니어서 민감도 스윕 대상으로 다룬다</w:t>
+      </w:r>
+      <w:r>
+        <w:rPr>
+          <w:rFonts w:ascii="맑은 고딕" w:hAnsi="맑은 고딕" w:eastAsia="맑은 고딕"/>
+          <w:b w:val="0"/>
+          <w:i w:val="0"/>
+          <w:color w:val="1E2228"/>
+          <w:sz w:val="21"/>
+        </w:rPr>
+        <w:t xml:space="preserve"> — 8절에서 다시 나온다.</w:t>
       </w:r>
     </w:p>
     <w:p>
@@ -1152,12 +2314,12 @@
           <w:rFonts w:ascii="맑은 고딕" w:hAnsi="맑은 고딕" w:eastAsia="맑은 고딕"/>
           <w:color w:val="1E2228"/>
         </w:rPr>
-        <w:t>2.3 단일 커버리지 %가 아니라 100점 만점 채점</w:t>
+        <w:t>3.4 288개 조건을 전부 돌렸다</w:t>
       </w:r>
     </w:p>
     <w:p>
       <w:pPr>
-        <w:spacing w:after="120"/>
+        <w:spacing w:after="160" w:line="324" w:lineRule="auto"/>
       </w:pPr>
       <w:r>
         <w:rPr>
@@ -1165,19 +2327,34 @@
           <w:b w:val="0"/>
           <w:i w:val="0"/>
           <w:color w:val="1E2228"/>
-          <w:sz w:val="20"/>
+          <w:sz w:val="21"/>
         </w:rPr>
-        <w:t xml:space="preserve">"현장의 90%를 본다"는 문장은 </w:t>
+        <w:t>ρ 8수준 × θ 6수준 × o 6수준 = 288조건, 각각 500장씩 추론했다. 조건마다 안전모 미착용 재현율(주 지표), 착용 재현율, confidence 분포를 기록했다.</w:t>
+      </w:r>
+    </w:p>
+    <w:p>
+      <w:pPr>
+        <w:spacing w:after="160" w:line="324" w:lineRule="auto"/>
+      </w:pPr>
+      <w:r>
+        <w:rPr>
+          <w:rFonts w:ascii="맑은 고딕" w:hAnsi="맑은 고딕" w:eastAsia="맑은 고딕"/>
+          <w:b w:val="0"/>
+          <w:i w:val="0"/>
+          <w:color w:val="1E2228"/>
+          <w:sz w:val="21"/>
+        </w:rPr>
+        <w:t xml:space="preserve">곡선을 맞춘 결과 전체 288점에 대한 결정계수가 주 지표 </w:t>
       </w:r>
       <w:r>
         <w:rPr>
           <w:rFonts w:ascii="맑은 고딕" w:hAnsi="맑은 고딕" w:eastAsia="맑은 고딕"/>
           <w:b/>
           <w:i w:val="0"/>
-          <w:color w:val="8C2018"/>
-          <w:sz w:val="20"/>
+          <w:color w:val="144E8C"/>
+          <w:sz w:val="21"/>
         </w:rPr>
-        <w:t>어디를 놓쳤는지를 지운다</w:t>
+        <w:t>R² = 0.8977</w:t>
       </w:r>
       <w:r>
         <w:rPr>
@@ -1185,15 +2362,15 @@
           <w:b w:val="0"/>
           <w:i w:val="0"/>
           <w:color w:val="1E2228"/>
-          <w:sz w:val="20"/>
+          <w:sz w:val="21"/>
         </w:rPr>
-        <w:t>. 넓은 저위험 구역을 잘 덮으면 갱폼 작업면을 통째로 놓치고도 90%가 나온다. 구역마다 배점과 요구를 두고 채점한다.</w:t>
+        <w:t>다. 두 탐지 항목 중 나쁜 쪽으로 대표하면 0.8308이고, 통과 기준 0.8를 넘는다. R²는 곡선이 실측점을 얼마나 잘 설명하는지를 0~1로 나타낸 값이다.</w:t>
       </w:r>
     </w:p>
     <w:p>
       <w:pPr>
-        <w:spacing w:after="60"/>
-        <w:ind w:left="425" w:hanging="198"/>
+        <w:spacing w:after="200" w:line="312" w:lineRule="auto"/>
+        <w:ind w:left="454"/>
       </w:pPr>
       <w:r>
         <w:rPr>
@@ -1201,153 +2378,9 @@
           <w:b w:val="0"/>
           <w:i w:val="0"/>
           <w:color w:val="5C6570"/>
-          <w:sz w:val="20"/>
+          <w:sz w:val="19"/>
         </w:rPr>
-        <w:t xml:space="preserve">· </w:t>
-      </w:r>
-      <w:r>
-        <w:rPr>
-          <w:rFonts w:ascii="맑은 고딕" w:hAnsi="맑은 고딕" w:eastAsia="맑은 고딕"/>
-          <w:b/>
-          <w:i w:val="0"/>
-          <w:color w:val="1E2228"/>
-          <w:sz w:val="20"/>
-        </w:rPr>
-        <w:t xml:space="preserve">배점 = </w:t>
-      </w:r>
-      <w:r>
-        <w:rPr>
-          <w:rFonts w:ascii="맑은 고딕" w:hAnsi="맑은 고딕" w:eastAsia="맑은 고딕"/>
-          <w:b w:val="0"/>
-          <w:i w:val="0"/>
-          <w:color w:val="1E2228"/>
-          <w:sz w:val="20"/>
-        </w:rPr>
-        <w:t>100 × 가중치 / Σ가중치. 면적과 무관하다</w:t>
-      </w:r>
-    </w:p>
-    <w:p>
-      <w:pPr>
-        <w:spacing w:after="60"/>
-        <w:ind w:left="425" w:hanging="198"/>
-      </w:pPr>
-      <w:r>
-        <w:rPr>
-          <w:rFonts w:ascii="맑은 고딕" w:hAnsi="맑은 고딕" w:eastAsia="맑은 고딕"/>
-          <w:b w:val="0"/>
-          <w:i w:val="0"/>
-          <w:color w:val="5C6570"/>
-          <w:sz w:val="20"/>
-        </w:rPr>
-        <w:t xml:space="preserve">· </w:t>
-      </w:r>
-      <w:r>
-        <w:rPr>
-          <w:rFonts w:ascii="맑은 고딕" w:hAnsi="맑은 고딕" w:eastAsia="맑은 고딕"/>
-          <w:b/>
-          <w:i w:val="0"/>
-          <w:color w:val="1E2228"/>
-          <w:sz w:val="20"/>
-        </w:rPr>
-        <w:t xml:space="preserve">요구 = </w:t>
-      </w:r>
-      <w:r>
-        <w:rPr>
-          <w:rFonts w:ascii="맑은 고딕" w:hAnsi="맑은 고딕" w:eastAsia="맑은 고딕"/>
-          <w:b w:val="0"/>
-          <w:i w:val="0"/>
-          <w:color w:val="1E2228"/>
-          <w:sz w:val="20"/>
-        </w:rPr>
-        <w:t>위험할수록 더 많이 요구한다 (가중치 1→70%, 10→99%)</w:t>
-      </w:r>
-    </w:p>
-    <w:p>
-      <w:pPr>
-        <w:spacing w:after="60"/>
-        <w:ind w:left="425" w:hanging="198"/>
-      </w:pPr>
-      <w:r>
-        <w:rPr>
-          <w:rFonts w:ascii="맑은 고딕" w:hAnsi="맑은 고딕" w:eastAsia="맑은 고딕"/>
-          <w:b w:val="0"/>
-          <w:i w:val="0"/>
-          <w:color w:val="5C6570"/>
-          <w:sz w:val="20"/>
-        </w:rPr>
-        <w:t xml:space="preserve">· </w:t>
-      </w:r>
-      <w:r>
-        <w:rPr>
-          <w:rFonts w:ascii="맑은 고딕" w:hAnsi="맑은 고딕" w:eastAsia="맑은 고딕"/>
-          <w:b/>
-          <w:i w:val="0"/>
-          <w:color w:val="1E2228"/>
-          <w:sz w:val="20"/>
-        </w:rPr>
-        <w:t xml:space="preserve">달성률 = </w:t>
-      </w:r>
-      <w:r>
-        <w:rPr>
-          <w:rFonts w:ascii="맑은 고딕" w:hAnsi="맑은 고딕" w:eastAsia="맑은 고딕"/>
-          <w:b w:val="0"/>
-          <w:i w:val="0"/>
-          <w:color w:val="1E2228"/>
-          <w:sz w:val="20"/>
-        </w:rPr>
-        <w:t>min(1, 커버리지 / 요구). 초과 달성으로 다른 구역을 벌충하지 못한다</w:t>
-      </w:r>
-    </w:p>
-    <w:p>
-      <w:pPr>
-        <w:spacing w:after="60"/>
-        <w:ind w:left="425" w:hanging="198"/>
-      </w:pPr>
-      <w:r>
-        <w:rPr>
-          <w:rFonts w:ascii="맑은 고딕" w:hAnsi="맑은 고딕" w:eastAsia="맑은 고딕"/>
-          <w:b w:val="0"/>
-          <w:i w:val="0"/>
-          <w:color w:val="5C6570"/>
-          <w:sz w:val="20"/>
-        </w:rPr>
-        <w:t xml:space="preserve">· </w:t>
-      </w:r>
-      <w:r>
-        <w:rPr>
-          <w:rFonts w:ascii="맑은 고딕" w:hAnsi="맑은 고딕" w:eastAsia="맑은 고딕"/>
-          <w:b/>
-          <w:i w:val="0"/>
-          <w:color w:val="1E2228"/>
-          <w:sz w:val="20"/>
-        </w:rPr>
-        <w:t xml:space="preserve">치명 구역 게이트 = </w:t>
-      </w:r>
-      <w:r>
-        <w:rPr>
-          <w:rFonts w:ascii="맑은 고딕" w:hAnsi="맑은 고딕" w:eastAsia="맑은 고딕"/>
-          <w:b w:val="0"/>
-          <w:i w:val="0"/>
-          <w:color w:val="1E2228"/>
-          <w:sz w:val="20"/>
-        </w:rPr>
-        <w:t>가중치 7 이상 구역이 요구 미달이면 점수와 무관하게 충족이 아니다</w:t>
-      </w:r>
-    </w:p>
-    <w:p>
-      <w:pPr>
-        <w:spacing w:after="160"/>
-        <w:ind w:left="425"/>
-      </w:pPr>
-      <w:r>
-        <w:rPr>
-          <w:rFonts w:ascii="맑은 고딕" w:hAnsi="맑은 고딕" w:eastAsia="맑은 고딕"/>
-          <w:b w:val="0"/>
-          <w:i w:val="0"/>
-          <w:color w:val="5C6570"/>
-          <w:sz w:val="18"/>
-        </w:rPr>
-        <w:t>배점을 복셀 수가 아니라 가중치로 나눈 이유는 면적에 비례시키면 넓은 구역이 점수를 지배하기 때문이다. 타워크레인 반경은 12,320 복셀이고 리프트 승강구는 896 인데 후자를 놓치는 것이 8배 덜 나쁘지 않다.</w:t>
+        <w:t>두 항목(미착용·착용)의 곡선을 따로 만들고 종합할 때는 평균이 아니라 최솟값을 쓴다. 평균을 쓰면 잘 잡히는 항목이 못 잡히는 항목을 가린다. 실제로 평균으로 바꿔보니 커버리지가 10.1%p 부풀고 미달 복셀 343개가 사라졌다.</w:t>
       </w:r>
     </w:p>
     <w:p>
@@ -1359,7 +2392,544 @@
           <w:rFonts w:ascii="맑은 고딕" w:hAnsi="맑은 고딕" w:eastAsia="맑은 고딕"/>
           <w:color w:val="1E2228"/>
         </w:rPr>
-        <w:t>2.4 위험구역을 지어내지 않는다 — 도출하거나 받아 적는다</w:t>
+        <w:t>3.5 측정 안 한 구간은 0으로 본다</w:t>
+      </w:r>
+    </w:p>
+    <w:p>
+      <w:pPr>
+        <w:spacing w:after="160" w:line="324" w:lineRule="auto"/>
+      </w:pPr>
+      <w:r>
+        <w:rPr>
+          <w:rFonts w:ascii="맑은 고딕" w:hAnsi="맑은 고딕" w:eastAsia="맑은 고딕"/>
+          <w:b w:val="0"/>
+          <w:i w:val="0"/>
+          <w:color w:val="1E2228"/>
+          <w:sz w:val="21"/>
+        </w:rPr>
+        <w:t xml:space="preserve">실측 범위 밖으로 곡선을 늘려 쓰지 않는다. </w:t>
+      </w:r>
+      <w:r>
+        <w:rPr>
+          <w:rFonts w:ascii="맑은 고딕" w:hAnsi="맑은 고딕" w:eastAsia="맑은 고딕"/>
+          <w:b/>
+          <w:i w:val="0"/>
+          <w:color w:val="1E2228"/>
+          <w:sz w:val="21"/>
+        </w:rPr>
+        <w:t>ρ &lt; 4px, θ &gt; 75°, o &gt; 0.75</w:t>
+      </w:r>
+      <w:r>
+        <w:rPr>
+          <w:rFonts w:ascii="맑은 고딕" w:hAnsi="맑은 고딕" w:eastAsia="맑은 고딕"/>
+          <w:b w:val="0"/>
+          <w:i w:val="0"/>
+          <w:color w:val="1E2228"/>
+          <w:sz w:val="21"/>
+        </w:rPr>
+        <w:t>는 검출확률 0으로 처리한다.</w:t>
+      </w:r>
+    </w:p>
+    <w:p>
+      <w:pPr>
+        <w:spacing w:after="160" w:line="324" w:lineRule="auto"/>
+      </w:pPr>
+      <w:r>
+        <w:rPr>
+          <w:rFonts w:ascii="맑은 고딕" w:hAnsi="맑은 고딕" w:eastAsia="맑은 고딕"/>
+          <w:b w:val="0"/>
+          <w:i w:val="0"/>
+          <w:color w:val="1E2228"/>
+          <w:sz w:val="21"/>
+        </w:rPr>
+        <w:t xml:space="preserve">실제로 잘린 양은 보이는 복셀-카메라 쌍 1,603,518개 중 61,554개(3.84%)다. </w:t>
+      </w:r>
+      <w:r>
+        <w:rPr>
+          <w:rFonts w:ascii="맑은 고딕" w:hAnsi="맑은 고딕" w:eastAsia="맑은 고딕"/>
+          <w:b/>
+          <w:i w:val="0"/>
+          <w:color w:val="1E2228"/>
+          <w:sz w:val="21"/>
+        </w:rPr>
+        <w:t>ρ 하한에 걸린 건 0개</w:t>
+      </w:r>
+      <w:r>
+        <w:rPr>
+          <w:rFonts w:ascii="맑은 고딕" w:hAnsi="맑은 고딕" w:eastAsia="맑은 고딕"/>
+          <w:b w:val="0"/>
+          <w:i w:val="0"/>
+          <w:color w:val="1E2228"/>
+          <w:sz w:val="21"/>
+        </w:rPr>
+        <w:t>인데, 처음엔 12픽셀까지만 쟀다가 현장 대부분이 그보다 멀다는 걸 발견하고 8·6·4픽셀을 추가로 측정해 구멍을 막았기 때문이다. 그 전에는 외삽값이 ρ=5px에서 0.64를 내놨는데 실측해 보니 0.179였다.</w:t>
+      </w:r>
+    </w:p>
+    <w:p>
+      <w:r>
+        <w:br w:type="page"/>
+      </w:r>
+    </w:p>
+    <w:p>
+      <w:pPr>
+        <w:pStyle w:val="Heading1"/>
+      </w:pPr>
+      <w:r>
+        <w:rPr>
+          <w:rFonts w:ascii="맑은 고딕" w:hAnsi="맑은 고딕" w:eastAsia="맑은 고딕"/>
+          <w:color w:val="144E8C"/>
+        </w:rPr>
+        <w:t>4. 현장에서 어떻게 계산하나</w:t>
+      </w:r>
+    </w:p>
+    <w:p>
+      <w:pPr>
+        <w:pStyle w:val="Heading2"/>
+      </w:pPr>
+      <w:r>
+        <w:rPr>
+          <w:rFonts w:ascii="맑은 고딕" w:hAnsi="맑은 고딕" w:eastAsia="맑은 고딕"/>
+          <w:color w:val="1E2228"/>
+        </w:rPr>
+        <w:t>4.1 현장을 큐브로 자른다</w:t>
+      </w:r>
+    </w:p>
+    <w:p>
+      <w:pPr>
+        <w:spacing w:after="160" w:line="324" w:lineRule="auto"/>
+      </w:pPr>
+      <w:r>
+        <w:rPr>
+          <w:rFonts w:ascii="맑은 고딕" w:hAnsi="맑은 고딕" w:eastAsia="맑은 고딕"/>
+          <w:b w:val="0"/>
+          <w:i w:val="0"/>
+          <w:color w:val="1E2228"/>
+          <w:sz w:val="21"/>
+        </w:rPr>
+        <w:t xml:space="preserve">현장 100m × 60m를 한 변 1m짜리 정육면체로 잘게 나눈다. 이 작은 상자 하나를 </w:t>
+      </w:r>
+      <w:r>
+        <w:rPr>
+          <w:rFonts w:ascii="맑은 고딕" w:hAnsi="맑은 고딕" w:eastAsia="맑은 고딕"/>
+          <w:b/>
+          <w:i w:val="0"/>
+          <w:color w:val="1E2228"/>
+          <w:sz w:val="21"/>
+        </w:rPr>
+        <w:t>복셀(voxel)</w:t>
+      </w:r>
+      <w:r>
+        <w:rPr>
+          <w:rFonts w:ascii="맑은 고딕" w:hAnsi="맑은 고딕" w:eastAsia="맑은 고딕"/>
+          <w:b w:val="0"/>
+          <w:i w:val="0"/>
+          <w:color w:val="1E2228"/>
+          <w:sz w:val="21"/>
+        </w:rPr>
+        <w:t>이라고 한다. 픽셀의 3차원판이다. 모두 78,816개가 나왔다.</w:t>
+      </w:r>
+    </w:p>
+    <w:p>
+      <w:pPr>
+        <w:spacing w:after="160" w:line="324" w:lineRule="auto"/>
+      </w:pPr>
+      <w:r>
+        <w:rPr>
+          <w:rFonts w:ascii="맑은 고딕" w:hAnsi="맑은 고딕" w:eastAsia="맑은 고딕"/>
+          <w:b w:val="0"/>
+          <w:i w:val="0"/>
+          <w:color w:val="1E2228"/>
+          <w:sz w:val="21"/>
+        </w:rPr>
+        <w:t xml:space="preserve">바닥 평면이 아니라 </w:t>
+      </w:r>
+      <w:r>
+        <w:rPr>
+          <w:rFonts w:ascii="맑은 고딕" w:hAnsi="맑은 고딕" w:eastAsia="맑은 고딕"/>
+          <w:b/>
+          <w:i w:val="0"/>
+          <w:color w:val="8C2018"/>
+          <w:sz w:val="21"/>
+        </w:rPr>
+        <w:t>부피 전체</w:t>
+      </w:r>
+      <w:r>
+        <w:rPr>
+          <w:rFonts w:ascii="맑은 고딕" w:hAnsi="맑은 고딕" w:eastAsia="맑은 고딕"/>
+          <w:b w:val="0"/>
+          <w:i w:val="0"/>
+          <w:color w:val="1E2228"/>
+          <w:sz w:val="21"/>
+        </w:rPr>
+        <w:t xml:space="preserve">를 다루는 게 중요하다. CCTV는 바닥만 보는 게 아니라 2층 슬래브 위, 비계 위도 본다. 다만 사람이 갈 수 없는 허공까지 점수에 넣으면 안 되므로 </w:t>
+      </w:r>
+      <w:r>
+        <w:rPr>
+          <w:rFonts w:ascii="맑은 고딕" w:hAnsi="맑은 고딕" w:eastAsia="맑은 고딕"/>
+          <w:b/>
+          <w:i w:val="0"/>
+          <w:color w:val="1E2228"/>
+          <w:sz w:val="21"/>
+        </w:rPr>
+        <w:t>사람이 설 수 있는 복셀 36,348개만 채점 대상</w:t>
+      </w:r>
+      <w:r>
+        <w:rPr>
+          <w:rFonts w:ascii="맑은 고딕" w:hAnsi="맑은 고딕" w:eastAsia="맑은 고딕"/>
+          <w:b w:val="0"/>
+          <w:i w:val="0"/>
+          <w:color w:val="1E2228"/>
+          <w:sz w:val="21"/>
+        </w:rPr>
+        <w:t>으로 표시한다.</w:t>
+      </w:r>
+    </w:p>
+    <w:p>
+      <w:pPr>
+        <w:pStyle w:val="Heading2"/>
+      </w:pPr>
+      <w:r>
+        <w:rPr>
+          <w:rFonts w:ascii="맑은 고딕" w:hAnsi="맑은 고딕" w:eastAsia="맑은 고딕"/>
+          <w:color w:val="1E2228"/>
+        </w:rPr>
+        <w:t>4.2 광선을 쏴서 거리·각도·가림을 잰다</w:t>
+      </w:r>
+    </w:p>
+    <w:p>
+      <w:pPr>
+        <w:spacing w:after="160" w:line="324" w:lineRule="auto"/>
+      </w:pPr>
+      <w:r>
+        <w:rPr>
+          <w:rFonts w:ascii="맑은 고딕" w:hAnsi="맑은 고딕" w:eastAsia="맑은 고딕"/>
+          <w:b w:val="0"/>
+          <w:i w:val="0"/>
+          <w:color w:val="1E2228"/>
+          <w:sz w:val="21"/>
+        </w:rPr>
+        <w:t>복셀 하나와 카메라 한 대의 조합마다 다음을 계산한다.</w:t>
+      </w:r>
+    </w:p>
+    <w:p>
+      <w:pPr>
+        <w:spacing w:after="80" w:line="312" w:lineRule="auto"/>
+        <w:ind w:left="454" w:hanging="227"/>
+      </w:pPr>
+      <w:r>
+        <w:rPr>
+          <w:rFonts w:ascii="맑은 고딕" w:hAnsi="맑은 고딕" w:eastAsia="맑은 고딕"/>
+          <w:b w:val="0"/>
+          <w:i w:val="0"/>
+          <w:color w:val="5C6570"/>
+          <w:sz w:val="21"/>
+        </w:rPr>
+        <w:t xml:space="preserve">· </w:t>
+      </w:r>
+      <w:r>
+        <w:rPr>
+          <w:rFonts w:ascii="맑은 고딕" w:hAnsi="맑은 고딕" w:eastAsia="맑은 고딕"/>
+          <w:b/>
+          <w:i w:val="0"/>
+          <w:color w:val="1E2228"/>
+          <w:sz w:val="21"/>
+        </w:rPr>
+        <w:t xml:space="preserve">거리 — </w:t>
+      </w:r>
+      <w:r>
+        <w:rPr>
+          <w:rFonts w:ascii="맑은 고딕" w:hAnsi="맑은 고딕" w:eastAsia="맑은 고딕"/>
+          <w:b w:val="0"/>
+          <w:i w:val="0"/>
+          <w:color w:val="1E2228"/>
+          <w:sz w:val="21"/>
+        </w:rPr>
+        <w:t>카메라에서 복셀까지의 직선거리</w:t>
+      </w:r>
+    </w:p>
+    <w:p>
+      <w:pPr>
+        <w:spacing w:after="80" w:line="312" w:lineRule="auto"/>
+        <w:ind w:left="454" w:hanging="227"/>
+      </w:pPr>
+      <w:r>
+        <w:rPr>
+          <w:rFonts w:ascii="맑은 고딕" w:hAnsi="맑은 고딕" w:eastAsia="맑은 고딕"/>
+          <w:b w:val="0"/>
+          <w:i w:val="0"/>
+          <w:color w:val="5C6570"/>
+          <w:sz w:val="21"/>
+        </w:rPr>
+        <w:t xml:space="preserve">· </w:t>
+      </w:r>
+      <w:r>
+        <w:rPr>
+          <w:rFonts w:ascii="맑은 고딕" w:hAnsi="맑은 고딕" w:eastAsia="맑은 고딕"/>
+          <w:b/>
+          <w:i w:val="0"/>
+          <w:color w:val="1E2228"/>
+          <w:sz w:val="21"/>
+        </w:rPr>
+        <w:t xml:space="preserve">픽셀밀도 ρ — </w:t>
+      </w:r>
+      <w:r>
+        <w:rPr>
+          <w:rFonts w:ascii="맑은 고딕" w:hAnsi="맑은 고딕" w:eastAsia="맑은 고딕"/>
+          <w:b w:val="0"/>
+          <w:i w:val="0"/>
+          <w:color w:val="1E2228"/>
+          <w:sz w:val="21"/>
+        </w:rPr>
+        <w:t>거리로부터 계산한다. 4K 해상도, 화각 90도 기준으로 머리 25cm가 몇 픽셀로 찍히는지</w:t>
+      </w:r>
+    </w:p>
+    <w:p>
+      <w:pPr>
+        <w:spacing w:after="80" w:line="312" w:lineRule="auto"/>
+        <w:ind w:left="454" w:hanging="227"/>
+      </w:pPr>
+      <w:r>
+        <w:rPr>
+          <w:rFonts w:ascii="맑은 고딕" w:hAnsi="맑은 고딕" w:eastAsia="맑은 고딕"/>
+          <w:b w:val="0"/>
+          <w:i w:val="0"/>
+          <w:color w:val="5C6570"/>
+          <w:sz w:val="21"/>
+        </w:rPr>
+        <w:t xml:space="preserve">· </w:t>
+      </w:r>
+      <w:r>
+        <w:rPr>
+          <w:rFonts w:ascii="맑은 고딕" w:hAnsi="맑은 고딕" w:eastAsia="맑은 고딕"/>
+          <w:b/>
+          <w:i w:val="0"/>
+          <w:color w:val="1E2228"/>
+          <w:sz w:val="21"/>
+        </w:rPr>
+        <w:t xml:space="preserve">부감각 θ — </w:t>
+      </w:r>
+      <w:r>
+        <w:rPr>
+          <w:rFonts w:ascii="맑은 고딕" w:hAnsi="맑은 고딕" w:eastAsia="맑은 고딕"/>
+          <w:b w:val="0"/>
+          <w:i w:val="0"/>
+          <w:color w:val="1E2228"/>
+          <w:sz w:val="21"/>
+        </w:rPr>
+        <w:t>카메라 높이와 복셀 높이의 차이로 계산</w:t>
+      </w:r>
+    </w:p>
+    <w:p>
+      <w:pPr>
+        <w:spacing w:after="80" w:line="312" w:lineRule="auto"/>
+        <w:ind w:left="454" w:hanging="227"/>
+      </w:pPr>
+      <w:r>
+        <w:rPr>
+          <w:rFonts w:ascii="맑은 고딕" w:hAnsi="맑은 고딕" w:eastAsia="맑은 고딕"/>
+          <w:b w:val="0"/>
+          <w:i w:val="0"/>
+          <w:color w:val="5C6570"/>
+          <w:sz w:val="21"/>
+        </w:rPr>
+        <w:t xml:space="preserve">· </w:t>
+      </w:r>
+      <w:r>
+        <w:rPr>
+          <w:rFonts w:ascii="맑은 고딕" w:hAnsi="맑은 고딕" w:eastAsia="맑은 고딕"/>
+          <w:b/>
+          <w:i w:val="0"/>
+          <w:color w:val="1E2228"/>
+          <w:sz w:val="21"/>
+        </w:rPr>
+        <w:t xml:space="preserve">가림률 o — </w:t>
+      </w:r>
+      <w:r>
+        <w:rPr>
+          <w:rFonts w:ascii="맑은 고딕" w:hAnsi="맑은 고딕" w:eastAsia="맑은 고딕"/>
+          <w:b w:val="0"/>
+          <w:i w:val="0"/>
+          <w:color w:val="1E2228"/>
+          <w:sz w:val="21"/>
+        </w:rPr>
+        <w:t>복셀 자리에 키 1.7m 막대를 세우고 11개 점에서 카메라로 광선을 쏜다. 골조에 막히는 비율이 가림률</w:t>
+      </w:r>
+    </w:p>
+    <w:p>
+      <w:pPr>
+        <w:spacing w:after="160" w:line="324" w:lineRule="auto"/>
+      </w:pPr>
+      <w:r>
+        <w:rPr>
+          <w:rFonts w:ascii="맑은 고딕" w:hAnsi="맑은 고딕" w:eastAsia="맑은 고딕"/>
+          <w:b w:val="0"/>
+          <w:i w:val="0"/>
+          <w:color w:val="1E2228"/>
+          <w:sz w:val="21"/>
+        </w:rPr>
+        <w:t xml:space="preserve">조합이 7,881,600개, 그중 조금이라도 보이는 게 1,603,518개다. 픽셀밀도 중앙값이 12.8픽셀인데, </w:t>
+      </w:r>
+      <w:r>
+        <w:rPr>
+          <w:rFonts w:ascii="맑은 고딕" w:hAnsi="맑은 고딕" w:eastAsia="맑은 고딕"/>
+          <w:b/>
+          <w:i w:val="0"/>
+          <w:color w:val="8C2018"/>
+          <w:sz w:val="21"/>
+        </w:rPr>
+        <w:t>이게 이미 상당히 작다</w:t>
+      </w:r>
+      <w:r>
+        <w:rPr>
+          <w:rFonts w:ascii="맑은 고딕" w:hAnsi="맑은 고딕" w:eastAsia="맑은 고딕"/>
+          <w:b w:val="0"/>
+          <w:i w:val="0"/>
+          <w:color w:val="1E2228"/>
+          <w:sz w:val="21"/>
+        </w:rPr>
+        <w:t>. 사람 머리가 화면에서 13픽셀이면 안전모 착용 여부를 판단하기 만만치 않다.</w:t>
+      </w:r>
+    </w:p>
+    <w:p>
+      <w:pPr>
+        <w:spacing w:after="200" w:line="312" w:lineRule="auto"/>
+        <w:ind w:left="454"/>
+      </w:pPr>
+      <w:r>
+        <w:rPr>
+          <w:rFonts w:ascii="맑은 고딕" w:hAnsi="맑은 고딕" w:eastAsia="맑은 고딕"/>
+          <w:b w:val="0"/>
+          <w:i w:val="0"/>
+          <w:color w:val="5C6570"/>
+          <w:sz w:val="19"/>
+        </w:rPr>
+        <w:t>카메라는 조달 가능한 4K 기종(Hanwha Vision XNO-9082R (Wisenet X, 4K IR bullet))을 기준으로 잡았다. 다만 이것이 현장에서 가장 많이 쓰인다는 통계 근거는 없다. 카메라 부각(위아래로 얼마나 기울였는지)은 검사하지 않는다 — 수직 화각이 작업면을 덮도록 조준했다고 본다. 낙관적인 가정이다.</w:t>
+      </w:r>
+    </w:p>
+    <w:p>
+      <w:pPr>
+        <w:pStyle w:val="Heading2"/>
+      </w:pPr>
+      <w:r>
+        <w:rPr>
+          <w:rFonts w:ascii="맑은 고딕" w:hAnsi="맑은 고딕" w:eastAsia="맑은 고딕"/>
+          <w:color w:val="1E2228"/>
+        </w:rPr>
+        <w:t>4.3 카메라 여러 대는 더하기가 아니다</w:t>
+      </w:r>
+    </w:p>
+    <w:p>
+      <w:pPr>
+        <w:spacing w:after="160" w:line="324" w:lineRule="auto"/>
+      </w:pPr>
+      <w:r>
+        <w:rPr>
+          <w:rFonts w:ascii="맑은 고딕" w:hAnsi="맑은 고딕" w:eastAsia="맑은 고딕"/>
+          <w:b w:val="0"/>
+          <w:i w:val="0"/>
+          <w:color w:val="1E2228"/>
+          <w:sz w:val="21"/>
+        </w:rPr>
+        <w:t xml:space="preserve">한 복셀을 두 대가 본다면 전체 검출확률은 </w:t>
+      </w:r>
+      <w:r>
+        <w:rPr>
+          <w:rFonts w:ascii="맑은 고딕" w:hAnsi="맑은 고딕" w:eastAsia="맑은 고딕"/>
+          <w:b/>
+          <w:i w:val="0"/>
+          <w:color w:val="144E8C"/>
+          <w:sz w:val="21"/>
+        </w:rPr>
+        <w:t>P = 1 - (1-P₁)(1-P₂)</w:t>
+      </w:r>
+      <w:r>
+        <w:rPr>
+          <w:rFonts w:ascii="맑은 고딕" w:hAnsi="맑은 고딕" w:eastAsia="맑은 고딕"/>
+          <w:b w:val="0"/>
+          <w:i w:val="0"/>
+          <w:color w:val="1E2228"/>
+          <w:sz w:val="21"/>
+        </w:rPr>
+        <w:t>로 합친다. 둘 다 놓칠 확률을 빼는 방식이다. 각각 0.6이면 합쳐서 0.84가 된다.</w:t>
+      </w:r>
+    </w:p>
+    <w:p>
+      <w:pPr>
+        <w:spacing w:after="160" w:line="324" w:lineRule="auto"/>
+      </w:pPr>
+      <w:r>
+        <w:rPr>
+          <w:rFonts w:ascii="맑은 고딕" w:hAnsi="맑은 고딕" w:eastAsia="맑은 고딕"/>
+          <w:b w:val="0"/>
+          <w:i w:val="0"/>
+          <w:color w:val="1E2228"/>
+          <w:sz w:val="21"/>
+        </w:rPr>
+        <w:t xml:space="preserve">따라서 이 모델에서 </w:t>
+      </w:r>
+      <w:r>
+        <w:rPr>
+          <w:rFonts w:ascii="맑은 고딕" w:hAnsi="맑은 고딕" w:eastAsia="맑은 고딕"/>
+          <w:b/>
+          <w:i w:val="0"/>
+          <w:color w:val="8C2018"/>
+          <w:sz w:val="21"/>
+        </w:rPr>
+        <w:t>카메라가 겹쳐 보는 건 낭비가 아니라 이득</w:t>
+      </w:r>
+      <w:r>
+        <w:rPr>
+          <w:rFonts w:ascii="맑은 고딕" w:hAnsi="맑은 고딕" w:eastAsia="맑은 고딕"/>
+          <w:b w:val="0"/>
+          <w:i w:val="0"/>
+          <w:color w:val="1E2228"/>
+          <w:sz w:val="21"/>
+        </w:rPr>
+        <w:t>이다. 고위험 구역일수록 겹쳐 봐야 한다. 중첩을 페널티로 다루는 코드는 절대 넣지 않는다.</w:t>
+      </w:r>
+    </w:p>
+    <w:p>
+      <w:r>
+        <w:br w:type="page"/>
+      </w:r>
+    </w:p>
+    <w:p>
+      <w:pPr>
+        <w:pStyle w:val="Heading1"/>
+      </w:pPr>
+      <w:r>
+        <w:rPr>
+          <w:rFonts w:ascii="맑은 고딕" w:hAnsi="맑은 고딕" w:eastAsia="맑은 고딕"/>
+          <w:color w:val="144E8C"/>
+        </w:rPr>
+        <w:t>5. 어디가 위험한지 어떻게 아나</w:t>
+      </w:r>
+    </w:p>
+    <w:p>
+      <w:pPr>
+        <w:pStyle w:val="Heading2"/>
+      </w:pPr>
+      <w:r>
+        <w:rPr>
+          <w:rFonts w:ascii="맑은 고딕" w:hAnsi="맑은 고딕" w:eastAsia="맑은 고딕"/>
+          <w:color w:val="1E2228"/>
+        </w:rPr>
+        <w:t>5.1 우리가 정하지 않는다</w:t>
+      </w:r>
+    </w:p>
+    <w:p>
+      <w:pPr>
+        <w:spacing w:after="160" w:line="324" w:lineRule="auto"/>
+      </w:pPr>
+      <w:r>
+        <w:rPr>
+          <w:rFonts w:ascii="맑은 고딕" w:hAnsi="맑은 고딕" w:eastAsia="맑은 고딕"/>
+          <w:b w:val="0"/>
+          <w:i w:val="0"/>
+          <w:color w:val="1E2228"/>
+          <w:sz w:val="21"/>
+        </w:rPr>
+        <w:t>"여기가 거푸집 설치 공간이라 우선 봐야 한다"는 판단은 우리가 하지 않는다. 위험한 곳은 현장이 정하고, 그 정보는 안전관리계획서·가설계획서에 이미 적혀 있다. 우리는 세 갈래로 받는다.</w:t>
       </w:r>
     </w:p>
     <w:tbl>
@@ -1371,14 +2941,14 @@
         <w:tblLook w:firstColumn="1" w:firstRow="1" w:lastColumn="0" w:lastRow="0" w:noHBand="0" w:noVBand="1" w:val="04A0"/>
       </w:tblPr>
       <w:tblGrid>
-        <w:gridCol w:w="1474"/>
-        <w:gridCol w:w="2948"/>
-        <w:gridCol w:w="4649"/>
+        <w:gridCol w:w="1587"/>
+        <w:gridCol w:w="2835"/>
+        <w:gridCol w:w="4762"/>
       </w:tblGrid>
       <w:tr>
         <w:tc>
           <w:tcPr>
-            <w:tcW w:type="dxa" w:w="1474"/>
+            <w:tcW w:type="dxa" w:w="1587"/>
           </w:tcPr>
           <w:p>
             <w:r/>
@@ -1396,7 +2966,7 @@
         </w:tc>
         <w:tc>
           <w:tcPr>
-            <w:tcW w:type="dxa" w:w="2948"/>
+            <w:tcW w:type="dxa" w:w="2835"/>
           </w:tcPr>
           <w:p>
             <w:r/>
@@ -1408,13 +2978,13 @@
                 <w:color w:val="1E2228"/>
                 <w:sz w:val="17"/>
               </w:rPr>
-              <w:t>무엇</w:t>
+              <w:t>구역</w:t>
             </w:r>
           </w:p>
         </w:tc>
         <w:tc>
           <w:tcPr>
-            <w:tcW w:type="dxa" w:w="4649"/>
+            <w:tcW w:type="dxa" w:w="4762"/>
           </w:tcPr>
           <w:p>
             <w:r/>
@@ -1426,7 +2996,7 @@
                 <w:color w:val="1E2228"/>
                 <w:sz w:val="17"/>
               </w:rPr>
-              <w:t>어디서</w:t>
+              <w:t>어디서 오나</w:t>
             </w:r>
           </w:p>
         </w:tc>
@@ -1434,7 +3004,7 @@
       <w:tr>
         <w:tc>
           <w:tcPr>
-            <w:tcW w:type="dxa" w:w="1474"/>
+            <w:tcW w:type="dxa" w:w="1587"/>
           </w:tcPr>
           <w:p>
             <w:r/>
@@ -1446,13 +3016,13 @@
                 <w:color w:val="1E2228"/>
                 <w:sz w:val="17"/>
               </w:rPr>
-              <w:t>T1 도출</w:t>
+              <w:t>T1 자동 도출</w:t>
             </w:r>
           </w:p>
         </w:tc>
         <w:tc>
           <w:tcPr>
-            <w:tcW w:type="dxa" w:w="2948"/>
+            <w:tcW w:type="dxa" w:w="2835"/>
           </w:tcPr>
           <w:p>
             <w:r/>
@@ -1470,7 +3040,7 @@
         </w:tc>
         <w:tc>
           <w:tcPr>
-            <w:tcW w:type="dxa" w:w="4649"/>
+            <w:tcW w:type="dxa" w:w="4762"/>
           </w:tcPr>
           <w:p>
             <w:r/>
@@ -1482,7 +3052,7 @@
                 <w:color w:val="1E2228"/>
                 <w:sz w:val="17"/>
               </w:rPr>
-              <w:t>골조 기하 + 규칙. 규칙마다 산업안전보건기준에 관한 규칙 조문을 붙였다</w:t>
+              <w:t>골조 모양에서 규칙으로 뽑는다. 규칙마다 산업안전보건기준에 관한 규칙 조문을 붙였다</w:t>
             </w:r>
           </w:p>
         </w:tc>
@@ -1490,7 +3060,7 @@
       <w:tr>
         <w:tc>
           <w:tcPr>
-            <w:tcW w:type="dxa" w:w="1474"/>
+            <w:tcW w:type="dxa" w:w="1587"/>
           </w:tcPr>
           <w:p>
             <w:r/>
@@ -1508,7 +3078,7 @@
         </w:tc>
         <w:tc>
           <w:tcPr>
-            <w:tcW w:type="dxa" w:w="2948"/>
+            <w:tcW w:type="dxa" w:w="2835"/>
           </w:tcPr>
           <w:p>
             <w:r/>
@@ -1520,13 +3090,13 @@
                 <w:color w:val="1E2228"/>
                 <w:sz w:val="17"/>
               </w:rPr>
-              <w:t>슬래브 관통부(개구부)</w:t>
+              <w:t>슬래브 관통부(엘리베이터·계단실 구멍)</w:t>
             </w:r>
           </w:p>
         </w:tc>
         <w:tc>
           <w:tcPr>
-            <w:tcW w:type="dxa" w:w="4649"/>
+            <w:tcW w:type="dxa" w:w="4762"/>
           </w:tcPr>
           <w:p>
             <w:r/>
@@ -1538,7 +3108,7 @@
                 <w:color w:val="1E2228"/>
                 <w:sz w:val="17"/>
               </w:rPr>
-              <w:t>슬래브를 판 하나로 두는 한 구멍이 존재하지 않는다</w:t>
+              <w:t>골조를 판 한 장으로 모델링하면 구멍이 아예 없다. 도면이 있어야 한다</w:t>
             </w:r>
           </w:p>
         </w:tc>
@@ -1546,7 +3116,7 @@
       <w:tr>
         <w:tc>
           <w:tcPr>
-            <w:tcW w:type="dxa" w:w="1474"/>
+            <w:tcW w:type="dxa" w:w="1587"/>
           </w:tcPr>
           <w:p>
             <w:r/>
@@ -1564,7 +3134,7 @@
         </w:tc>
         <w:tc>
           <w:tcPr>
-            <w:tcW w:type="dxa" w:w="2948"/>
+            <w:tcW w:type="dxa" w:w="2835"/>
           </w:tcPr>
           <w:p>
             <w:r/>
@@ -1576,13 +3146,13 @@
                 <w:color w:val="1E2228"/>
                 <w:sz w:val="17"/>
               </w:rPr>
-              <w:t>굴착면 · 리프트 · 크레인 반경 · 야적장</w:t>
+              <w:t>굴착면 · 리프트 · 크레인 반경 · 자재 야적장</w:t>
             </w:r>
           </w:p>
         </w:tc>
         <w:tc>
           <w:tcPr>
-            <w:tcW w:type="dxa" w:w="4649"/>
+            <w:tcW w:type="dxa" w:w="4762"/>
           </w:tcPr>
           <w:p>
             <w:r/>
@@ -1594,7 +3164,7 @@
                 <w:color w:val="1E2228"/>
                 <w:sz w:val="17"/>
               </w:rPr>
-              <w:t>골조가 아니라 장비·야적 배치에서 온다</w:t>
+              <w:t>골조가 아니라 장비를 어디 놓느냐의 문제다</w:t>
             </w:r>
           </w:p>
         </w:tc>
@@ -1607,8 +3177,8 @@
     </w:p>
     <w:p>
       <w:pPr>
-        <w:spacing w:after="160"/>
-        <w:ind w:left="425"/>
+        <w:spacing w:after="200" w:line="312" w:lineRule="auto"/>
+        <w:ind w:left="454"/>
       </w:pPr>
       <w:r>
         <w:rPr>
@@ -1616,21 +3186,9 @@
           <w:b w:val="0"/>
           <w:i w:val="0"/>
           <w:color w:val="5C6570"/>
-          <w:sz w:val="18"/>
+          <w:sz w:val="19"/>
         </w:rPr>
-        <w:t>모든 위험구역은 source 를 갖는다. 비어 있으면 실행이 즉시 멈춘다. 근거 없는 사각형은 "그 좌표는 어디서 나왔냐"는 질문 하나로 무너진다.</w:t>
-      </w:r>
-    </w:p>
-    <w:p>
-      <w:pPr>
-        <w:pStyle w:val="Heading1"/>
-      </w:pPr>
-      <w:r>
-        <w:rPr>
-          <w:rFonts w:ascii="맑은 고딕" w:hAnsi="맑은 고딕" w:eastAsia="맑은 고딕"/>
-          <w:color w:val="144E8C"/>
-        </w:rPr>
-        <w:t>3. 무엇을 만들었나</w:t>
+        <w:t>모든 위험구역은 출처(source) 항목을 반드시 가져야 하고, 비어 있으면 프로그램이 즉시 멈춘다. 근거 없는 사각형은 "그 좌표는 어디서 나왔냐"는 질문 하나로 무너지기 때문이다.</w:t>
       </w:r>
     </w:p>
     <w:p>
@@ -1642,7 +3200,194 @@
           <w:rFonts w:ascii="맑은 고딕" w:hAnsi="맑은 고딕" w:eastAsia="맑은 고딕"/>
           <w:color w:val="1E2228"/>
         </w:rPr>
-        <w:t>3.1 입력은 네 개의 계약이다</w:t>
+        <w:t>5.2 가중치는 재해통계에서 뽑았다</w:t>
+      </w:r>
+    </w:p>
+    <w:p>
+      <w:pPr>
+        <w:spacing w:after="160" w:line="324" w:lineRule="auto"/>
+      </w:pPr>
+      <w:r>
+        <w:rPr>
+          <w:rFonts w:ascii="맑은 고딕" w:hAnsi="맑은 고딕" w:eastAsia="맑은 고딕"/>
+          <w:b w:val="0"/>
+          <w:i w:val="0"/>
+          <w:color w:val="1E2228"/>
+          <w:sz w:val="21"/>
+        </w:rPr>
+        <w:t xml:space="preserve">구역마다 1~10의 위험가중치를 준다. 처음엔 내가 감으로 정했는데 근거가 없어서, </w:t>
+      </w:r>
+      <w:r>
+        <w:rPr>
+          <w:rFonts w:ascii="맑은 고딕" w:hAnsi="맑은 고딕" w:eastAsia="맑은 고딕"/>
+          <w:b/>
+          <w:i w:val="0"/>
+          <w:color w:val="1E2228"/>
+          <w:sz w:val="21"/>
+        </w:rPr>
+        <w:t>고용노동부 「2025년 3분기 재해조사 대상 사망사고 발생 현황」</w:t>
+      </w:r>
+      <w:r>
+        <w:rPr>
+          <w:rFonts w:ascii="맑은 고딕" w:hAnsi="맑은 고딕" w:eastAsia="맑은 고딕"/>
+          <w:b w:val="0"/>
+          <w:i w:val="0"/>
+          <w:color w:val="1E2228"/>
+          <w:sz w:val="21"/>
+        </w:rPr>
+        <w:t xml:space="preserve">에서 유도했다. 산식은 </w:t>
+      </w:r>
+      <w:r>
+        <w:rPr>
+          <w:rFonts w:ascii="맑은 고딕" w:hAnsi="맑은 고딕" w:eastAsia="맑은 고딕"/>
+          <w:b/>
+          <w:i w:val="0"/>
+          <w:color w:val="144E8C"/>
+          <w:sz w:val="21"/>
+        </w:rPr>
+        <w:t>가중치 = 1 + 9 × (사망자비율 × 사고당 사망자) / 최댓값</w:t>
+      </w:r>
+      <w:r>
+        <w:rPr>
+          <w:rFonts w:ascii="맑은 고딕" w:hAnsi="맑은 고딕" w:eastAsia="맑은 고딕"/>
+          <w:b w:val="0"/>
+          <w:i w:val="0"/>
+          <w:color w:val="1E2228"/>
+          <w:sz w:val="21"/>
+        </w:rPr>
+        <w:t>이다.</w:t>
+      </w:r>
+    </w:p>
+    <w:p>
+      <w:pPr>
+        <w:spacing w:after="160" w:line="324" w:lineRule="auto"/>
+      </w:pPr>
+      <w:r>
+        <w:rPr>
+          <w:rFonts w:ascii="맑은 고딕" w:hAnsi="맑은 고딕" w:eastAsia="맑은 고딕"/>
+          <w:b w:val="0"/>
+          <w:i w:val="0"/>
+          <w:color w:val="1E2228"/>
+          <w:sz w:val="21"/>
+        </w:rPr>
+        <w:t xml:space="preserve">떨어짐이 전체 사망의 43.5%라 가중치 10이 되고, 무너짐은 5.0%라 2가 된다. </w:t>
+      </w:r>
+      <w:r>
+        <w:rPr>
+          <w:rFonts w:ascii="맑은 고딕" w:hAnsi="맑은 고딕" w:eastAsia="맑은 고딕"/>
+          <w:b/>
+          <w:i w:val="0"/>
+          <w:color w:val="8C2018"/>
+          <w:sz w:val="21"/>
+        </w:rPr>
+        <w:t>그래서 콘크리트 타설과 굴착면이 자재 야적장(3)보다 낮게 나온다.</w:t>
+      </w:r>
+      <w:r>
+        <w:rPr>
+          <w:rFonts w:ascii="맑은 고딕" w:hAnsi="맑은 고딕" w:eastAsia="맑은 고딕"/>
+          <w:b w:val="0"/>
+          <w:i w:val="0"/>
+          <w:color w:val="1E2228"/>
+          <w:sz w:val="21"/>
+        </w:rPr>
+        <w:t xml:space="preserve"> 현장 감각과 어긋나는데, 통계가 그렇게 말하는 것이지 붕괴가 덜 위험해서가 아니다.</w:t>
+      </w:r>
+    </w:p>
+    <w:p>
+      <w:pPr>
+        <w:spacing w:after="160" w:line="324" w:lineRule="auto"/>
+      </w:pPr>
+      <w:r>
+        <w:rPr>
+          <w:rFonts w:ascii="맑은 고딕" w:hAnsi="맑은 고딕" w:eastAsia="맑은 고딕"/>
+          <w:b w:val="0"/>
+          <w:i w:val="0"/>
+          <w:color w:val="1E2228"/>
+          <w:sz w:val="21"/>
+        </w:rPr>
+        <w:t>원인은 전국 합계가 구역별 노출 면적을 보정하지 못한다는 데 있다. 떨어짐은 모든 단부·모든 층에 넓게 퍼져 있고 붕괴는 좁은 곳에 몰린다. 같은 사망자 수라도 좁은 데서 나오면 단위면적당 위험은 훨씬 크다. 우리 가중치는 복셀 하나하나에 곱해지므로 원래는 단위면적당 위험이어야 하는데, 전국 통계로는 그 보정을 할 수 없다.</w:t>
+      </w:r>
+    </w:p>
+    <w:p>
+      <w:pPr>
+        <w:spacing w:after="160" w:line="324" w:lineRule="auto"/>
+      </w:pPr>
+      <w:r>
+        <w:rPr>
+          <w:rFonts w:ascii="맑은 고딕" w:hAnsi="맑은 고딕" w:eastAsia="맑은 고딕"/>
+          <w:b w:val="0"/>
+          <w:i w:val="0"/>
+          <w:color w:val="1E2228"/>
+          <w:sz w:val="21"/>
+        </w:rPr>
+        <w:t xml:space="preserve">그래서 확정값으로 주장하지 않고 </w:t>
+      </w:r>
+      <w:r>
+        <w:rPr>
+          <w:rFonts w:ascii="맑은 고딕" w:hAnsi="맑은 고딕" w:eastAsia="맑은 고딕"/>
+          <w:b/>
+          <w:i w:val="0"/>
+          <w:color w:val="1E2228"/>
+          <w:sz w:val="21"/>
+        </w:rPr>
+        <w:t>두 프로파일</w:t>
+      </w:r>
+      <w:r>
+        <w:rPr>
+          <w:rFonts w:ascii="맑은 고딕" w:hAnsi="맑은 고딕" w:eastAsia="맑은 고딕"/>
+          <w:b w:val="0"/>
+          <w:i w:val="0"/>
+          <w:color w:val="1E2228"/>
+          <w:sz w:val="21"/>
+        </w:rPr>
+        <w:t xml:space="preserve">을 나란히 둔다 — 통계 그대로인 것과 붕괴 계열을 올린 판단값. 둘 다 돌려보니 </w:t>
+      </w:r>
+      <w:r>
+        <w:rPr>
+          <w:rFonts w:ascii="맑은 고딕" w:hAnsi="맑은 고딕" w:eastAsia="맑은 고딕"/>
+          <w:b/>
+          <w:i w:val="0"/>
+          <w:color w:val="144E8C"/>
+          <w:sz w:val="21"/>
+        </w:rPr>
+        <w:t>충족/미달 판정과 최악 시간대가 같았다</w:t>
+      </w:r>
+      <w:r>
+        <w:rPr>
+          <w:rFonts w:ascii="맑은 고딕" w:hAnsi="맑은 고딕" w:eastAsia="맑은 고딕"/>
+          <w:b w:val="0"/>
+          <w:i w:val="0"/>
+          <w:color w:val="1E2228"/>
+          <w:sz w:val="21"/>
+        </w:rPr>
+        <w:t>. 결론이 가중치 논쟁에 걸려 있지 않다는 뜻이다.</w:t>
+      </w:r>
+    </w:p>
+    <w:p>
+      <w:pPr>
+        <w:pStyle w:val="Heading2"/>
+      </w:pPr>
+      <w:r>
+        <w:rPr>
+          <w:rFonts w:ascii="맑은 고딕" w:hAnsi="맑은 고딕" w:eastAsia="맑은 고딕"/>
+          <w:color w:val="1E2228"/>
+        </w:rPr>
+        <w:t>5.3 위험구역은 하루 종일 같지 않다</w:t>
+      </w:r>
+    </w:p>
+    <w:p>
+      <w:pPr>
+        <w:spacing w:after="160" w:line="324" w:lineRule="auto"/>
+      </w:pPr>
+      <w:r>
+        <w:rPr>
+          <w:rFonts w:ascii="맑은 고딕" w:hAnsi="맑은 고딕" w:eastAsia="맑은 고딕"/>
+          <w:b w:val="0"/>
+          <w:i w:val="0"/>
+          <w:color w:val="1E2228"/>
+          <w:sz w:val="21"/>
+        </w:rPr>
+        <w:t>갱폼을 인양하는 시간대에는 작업면과 개구부가 위험하고, 자재를 들이는 시간대에는 크레인 반경과 야적장이 위험하다. 공정표에서 시간대별로 어느 구역이 열리는지 받아 각각 진단한다.</w:t>
       </w:r>
     </w:p>
     <w:tbl>
@@ -1654,730 +3399,15 @@
         <w:tblLook w:firstColumn="1" w:firstRow="1" w:lastColumn="0" w:lastRow="0" w:noHBand="0" w:noVBand="1" w:val="04A0"/>
       </w:tblPr>
       <w:tblGrid>
-        <w:gridCol w:w="2494"/>
-        <w:gridCol w:w="3515"/>
-        <w:gridCol w:w="3061"/>
+        <w:gridCol w:w="1247"/>
+        <w:gridCol w:w="2835"/>
+        <w:gridCol w:w="1701"/>
+        <w:gridCol w:w="3402"/>
       </w:tblGrid>
       <w:tr>
         <w:tc>
           <w:tcPr>
-            <w:tcW w:type="dxa" w:w="2494"/>
-          </w:tcPr>
-          <w:p>
-            <w:r/>
-            <w:r>
-              <w:rPr>
-                <w:rFonts w:ascii="맑은 고딕" w:hAnsi="맑은 고딕" w:eastAsia="맑은 고딕"/>
-                <w:b/>
-                <w:i w:val="0"/>
-                <w:color w:val="1E2228"/>
-                <w:sz w:val="17"/>
-              </w:rPr>
-              <w:t>파일</w:t>
-            </w:r>
-          </w:p>
-        </w:tc>
-        <w:tc>
-          <w:tcPr>
-            <w:tcW w:type="dxa" w:w="3515"/>
-          </w:tcPr>
-          <w:p>
-            <w:r/>
-            <w:r>
-              <w:rPr>
-                <w:rFonts w:ascii="맑은 고딕" w:hAnsi="맑은 고딕" w:eastAsia="맑은 고딕"/>
-                <w:b/>
-                <w:i w:val="0"/>
-                <w:color w:val="1E2228"/>
-                <w:sz w:val="17"/>
-              </w:rPr>
-              <w:t>내용</w:t>
-            </w:r>
-          </w:p>
-        </w:tc>
-        <w:tc>
-          <w:tcPr>
-            <w:tcW w:type="dxa" w:w="3061"/>
-          </w:tcPr>
-          <w:p>
-            <w:r/>
-            <w:r>
-              <w:rPr>
-                <w:rFonts w:ascii="맑은 고딕" w:hAnsi="맑은 고딕" w:eastAsia="맑은 고딕"/>
-                <w:b/>
-                <w:i w:val="0"/>
-                <w:color w:val="1E2228"/>
-                <w:sz w:val="17"/>
-              </w:rPr>
-              <w:t>현장에서 어디서 오나</w:t>
-            </w:r>
-          </w:p>
-        </w:tc>
-      </w:tr>
-      <w:tr>
-        <w:tc>
-          <w:tcPr>
-            <w:tcW w:type="dxa" w:w="2494"/>
-          </w:tcPr>
-          <w:p>
-            <w:r/>
-            <w:r>
-              <w:rPr>
-                <w:rFonts w:ascii="맑은 고딕" w:hAnsi="맑은 고딕" w:eastAsia="맑은 고딕"/>
-                <w:b w:val="0"/>
-                <w:i w:val="0"/>
-                <w:color w:val="1E2228"/>
-                <w:sz w:val="17"/>
-              </w:rPr>
-              <w:t>data/plans/*.json</w:t>
-            </w:r>
-          </w:p>
-        </w:tc>
-        <w:tc>
-          <w:tcPr>
-            <w:tcW w:type="dxa" w:w="3515"/>
-          </w:tcPr>
-          <w:p>
-            <w:r/>
-            <w:r>
-              <w:rPr>
-                <w:rFonts w:ascii="맑은 고딕" w:hAnsi="맑은 고딕" w:eastAsia="맑은 고딕"/>
-                <w:b w:val="0"/>
-                <w:i w:val="0"/>
-                <w:color w:val="1E2228"/>
-                <w:sz w:val="17"/>
-              </w:rPr>
-              <w:t>CCTV 계획서 — 위치·높이·방위·화각·해상도</w:t>
-            </w:r>
-          </w:p>
-        </w:tc>
-        <w:tc>
-          <w:tcPr>
-            <w:tcW w:type="dxa" w:w="3061"/>
-          </w:tcPr>
-          <w:p>
-            <w:r/>
-            <w:r>
-              <w:rPr>
-                <w:rFonts w:ascii="맑은 고딕" w:hAnsi="맑은 고딕" w:eastAsia="맑은 고딕"/>
-                <w:b w:val="0"/>
-                <w:i w:val="0"/>
-                <w:color w:val="1E2228"/>
-                <w:sz w:val="17"/>
-              </w:rPr>
-              <w:t>감리 제출 계획서</w:t>
-            </w:r>
-          </w:p>
-        </w:tc>
-      </w:tr>
-      <w:tr>
-        <w:tc>
-          <w:tcPr>
-            <w:tcW w:type="dxa" w:w="2494"/>
-          </w:tcPr>
-          <w:p>
-            <w:r/>
-            <w:r>
-              <w:rPr>
-                <w:rFonts w:ascii="맑은 고딕" w:hAnsi="맑은 고딕" w:eastAsia="맑은 고딕"/>
-                <w:b w:val="0"/>
-                <w:i w:val="0"/>
-                <w:color w:val="1E2228"/>
-                <w:sz w:val="17"/>
-              </w:rPr>
-              <w:t>data/building.json</w:t>
-            </w:r>
-          </w:p>
-        </w:tc>
-        <w:tc>
-          <w:tcPr>
-            <w:tcW w:type="dxa" w:w="3515"/>
-          </w:tcPr>
-          <w:p>
-            <w:r/>
-            <w:r>
-              <w:rPr>
-                <w:rFonts w:ascii="맑은 고딕" w:hAnsi="맑은 고딕" w:eastAsia="맑은 고딕"/>
-                <w:b w:val="0"/>
-                <w:i w:val="0"/>
-                <w:color w:val="1E2228"/>
-                <w:sz w:val="17"/>
-              </w:rPr>
-              <w:t>골조 직육면체 + 층고</w:t>
-            </w:r>
-          </w:p>
-        </w:tc>
-        <w:tc>
-          <w:tcPr>
-            <w:tcW w:type="dxa" w:w="3061"/>
-          </w:tcPr>
-          <w:p>
-            <w:r/>
-            <w:r>
-              <w:rPr>
-                <w:rFonts w:ascii="맑은 고딕" w:hAnsi="맑은 고딕" w:eastAsia="맑은 고딕"/>
-                <w:b w:val="0"/>
-                <w:i w:val="0"/>
-                <w:color w:val="1E2228"/>
-                <w:sz w:val="17"/>
-              </w:rPr>
-              <w:t>도면·BIM·실측</w:t>
-            </w:r>
-          </w:p>
-        </w:tc>
-      </w:tr>
-      <w:tr>
-        <w:tc>
-          <w:tcPr>
-            <w:tcW w:type="dxa" w:w="2494"/>
-          </w:tcPr>
-          <w:p>
-            <w:r/>
-            <w:r>
-              <w:rPr>
-                <w:rFonts w:ascii="맑은 고딕" w:hAnsi="맑은 고딕" w:eastAsia="맑은 고딕"/>
-                <w:b w:val="0"/>
-                <w:i w:val="0"/>
-                <w:color w:val="1E2228"/>
-                <w:sz w:val="17"/>
-              </w:rPr>
-              <w:t>data/zones.json</w:t>
-            </w:r>
-          </w:p>
-        </w:tc>
-        <w:tc>
-          <w:tcPr>
-            <w:tcW w:type="dxa" w:w="3515"/>
-          </w:tcPr>
-          <w:p>
-            <w:r/>
-            <w:r>
-              <w:rPr>
-                <w:rFonts w:ascii="맑은 고딕" w:hAnsi="맑은 고딕" w:eastAsia="맑은 고딕"/>
-                <w:b w:val="0"/>
-                <w:i w:val="0"/>
-                <w:color w:val="1E2228"/>
-                <w:sz w:val="17"/>
-              </w:rPr>
-              <w:t>위험구역(T2·T3)과 가중치</w:t>
-            </w:r>
-          </w:p>
-        </w:tc>
-        <w:tc>
-          <w:tcPr>
-            <w:tcW w:type="dxa" w:w="3061"/>
-          </w:tcPr>
-          <w:p>
-            <w:r/>
-            <w:r>
-              <w:rPr>
-                <w:rFonts w:ascii="맑은 고딕" w:hAnsi="맑은 고딕" w:eastAsia="맑은 고딕"/>
-                <w:b w:val="0"/>
-                <w:i w:val="0"/>
-                <w:color w:val="1E2228"/>
-                <w:sz w:val="17"/>
-              </w:rPr>
-              <w:t>안전관리계획서·가설계획서</w:t>
-            </w:r>
-          </w:p>
-        </w:tc>
-      </w:tr>
-      <w:tr>
-        <w:tc>
-          <w:tcPr>
-            <w:tcW w:type="dxa" w:w="2494"/>
-          </w:tcPr>
-          <w:p>
-            <w:r/>
-            <w:r>
-              <w:rPr>
-                <w:rFonts w:ascii="맑은 고딕" w:hAnsi="맑은 고딕" w:eastAsia="맑은 고딕"/>
-                <w:b w:val="0"/>
-                <w:i w:val="0"/>
-                <w:color w:val="1E2228"/>
-                <w:sz w:val="17"/>
-              </w:rPr>
-              <w:t>data/schedule.json</w:t>
-            </w:r>
-          </w:p>
-        </w:tc>
-        <w:tc>
-          <w:tcPr>
-            <w:tcW w:type="dxa" w:w="3515"/>
-          </w:tcPr>
-          <w:p>
-            <w:r/>
-            <w:r>
-              <w:rPr>
-                <w:rFonts w:ascii="맑은 고딕" w:hAnsi="맑은 고딕" w:eastAsia="맑은 고딕"/>
-                <w:b w:val="0"/>
-                <w:i w:val="0"/>
-                <w:color w:val="1E2228"/>
-                <w:sz w:val="17"/>
-              </w:rPr>
-              <w:t>시간대별 활성 구역</w:t>
-            </w:r>
-          </w:p>
-        </w:tc>
-        <w:tc>
-          <w:tcPr>
-            <w:tcW w:type="dxa" w:w="3061"/>
-          </w:tcPr>
-          <w:p>
-            <w:r/>
-            <w:r>
-              <w:rPr>
-                <w:rFonts w:ascii="맑은 고딕" w:hAnsi="맑은 고딕" w:eastAsia="맑은 고딕"/>
-                <w:b w:val="0"/>
-                <w:i w:val="0"/>
-                <w:color w:val="1E2228"/>
-                <w:sz w:val="17"/>
-              </w:rPr>
-              <w:t>공정표·작업일보</w:t>
-            </w:r>
-          </w:p>
-        </w:tc>
-      </w:tr>
-    </w:tbl>
-    <w:p>
-      <w:pPr>
-        <w:spacing w:after="80"/>
-      </w:pPr>
-    </w:p>
-    <w:p>
-      <w:pPr>
-        <w:spacing w:after="160"/>
-        <w:ind w:left="425"/>
-      </w:pPr>
-      <w:r>
-        <w:rPr>
-          <w:rFonts w:ascii="맑은 고딕" w:hAnsi="맑은 고딕" w:eastAsia="맑은 고딕"/>
-          <w:b w:val="0"/>
-          <w:i w:val="0"/>
-          <w:color w:val="5C6570"/>
-          <w:sz w:val="18"/>
-        </w:rPr>
-        <w:t>IFC 어댑터(tools/ifc_to_building.py)가 slab·층고·개구부를 자동으로 낸다. 비계·적치·시선 차단율은 설계 BIM 에 없으므로 자동으로 만들지 않고 사람이 채운다 — 빈 자리를 지어내면 가림이 거짓이 된다.</w:t>
-      </w:r>
-    </w:p>
-    <w:p>
-      <w:pPr>
-        <w:pStyle w:val="Heading2"/>
-      </w:pPr>
-      <w:r>
-        <w:rPr>
-          <w:rFonts w:ascii="맑은 고딕" w:hAnsi="맑은 고딕" w:eastAsia="맑은 고딕"/>
-          <w:color w:val="1E2228"/>
-        </w:rPr>
-        <w:t>3.2 처리 흐름</w:t>
-      </w:r>
-    </w:p>
-    <w:p>
-      <w:pPr>
-        <w:spacing w:after="60"/>
-        <w:ind w:left="425" w:hanging="198"/>
-      </w:pPr>
-      <w:r>
-        <w:rPr>
-          <w:rFonts w:ascii="맑은 고딕" w:hAnsi="맑은 고딕" w:eastAsia="맑은 고딕"/>
-          <w:b w:val="0"/>
-          <w:i w:val="0"/>
-          <w:color w:val="5C6570"/>
-          <w:sz w:val="20"/>
-        </w:rPr>
-        <w:t xml:space="preserve">· </w:t>
-      </w:r>
-      <w:r>
-        <w:rPr>
-          <w:rFonts w:ascii="맑은 고딕" w:hAnsi="맑은 고딕" w:eastAsia="맑은 고딕"/>
-          <w:b/>
-          <w:i w:val="0"/>
-          <w:color w:val="1E2228"/>
-          <w:sz w:val="20"/>
-        </w:rPr>
-        <w:t xml:space="preserve">1. 복셀화 — </w:t>
-      </w:r>
-      <w:r>
-        <w:rPr>
-          <w:rFonts w:ascii="맑은 고딕" w:hAnsi="맑은 고딕" w:eastAsia="맑은 고딕"/>
-          <w:b w:val="0"/>
-          <w:i w:val="0"/>
-          <w:color w:val="1E2228"/>
-          <w:sz w:val="20"/>
-        </w:rPr>
-        <w:t>현장을 1m 큐브로 자른다. 바닥면이 아니라 부피 전체를 다룬다 — CCTV 는 공중도 본다</w:t>
-      </w:r>
-    </w:p>
-    <w:p>
-      <w:pPr>
-        <w:spacing w:after="60"/>
-        <w:ind w:left="425" w:hanging="198"/>
-      </w:pPr>
-      <w:r>
-        <w:rPr>
-          <w:rFonts w:ascii="맑은 고딕" w:hAnsi="맑은 고딕" w:eastAsia="맑은 고딕"/>
-          <w:b w:val="0"/>
-          <w:i w:val="0"/>
-          <w:color w:val="5C6570"/>
-          <w:sz w:val="20"/>
-        </w:rPr>
-        <w:t xml:space="preserve">· </w:t>
-      </w:r>
-      <w:r>
-        <w:rPr>
-          <w:rFonts w:ascii="맑은 고딕" w:hAnsi="맑은 고딕" w:eastAsia="맑은 고딕"/>
-          <w:b/>
-          <w:i w:val="0"/>
-          <w:color w:val="1E2228"/>
-          <w:sz w:val="20"/>
-        </w:rPr>
-        <w:t xml:space="preserve">2. 광선투사 — </w:t>
-      </w:r>
-      <w:r>
-        <w:rPr>
-          <w:rFonts w:ascii="맑은 고딕" w:hAnsi="맑은 고딕" w:eastAsia="맑은 고딕"/>
-          <w:b w:val="0"/>
-          <w:i w:val="0"/>
-          <w:color w:val="1E2228"/>
-          <w:sz w:val="20"/>
-        </w:rPr>
-        <w:t>복셀×카메라마다 거리·픽셀밀도·부감각·가림률을 낸다. 사람 높이 1.7m 막대를 11점 샘플링한다</w:t>
-      </w:r>
-    </w:p>
-    <w:p>
-      <w:pPr>
-        <w:spacing w:after="60"/>
-        <w:ind w:left="425" w:hanging="198"/>
-      </w:pPr>
-      <w:r>
-        <w:rPr>
-          <w:rFonts w:ascii="맑은 고딕" w:hAnsi="맑은 고딕" w:eastAsia="맑은 고딕"/>
-          <w:b w:val="0"/>
-          <w:i w:val="0"/>
-          <w:color w:val="5C6570"/>
-          <w:sz w:val="20"/>
-        </w:rPr>
-        <w:t xml:space="preserve">· </w:t>
-      </w:r>
-      <w:r>
-        <w:rPr>
-          <w:rFonts w:ascii="맑은 고딕" w:hAnsi="맑은 고딕" w:eastAsia="맑은 고딕"/>
-          <w:b/>
-          <w:i w:val="0"/>
-          <w:color w:val="1E2228"/>
-          <w:sz w:val="20"/>
-        </w:rPr>
-        <w:t xml:space="preserve">3. 곡선 적용 — </w:t>
-      </w:r>
-      <w:r>
-        <w:rPr>
-          <w:rFonts w:ascii="맑은 고딕" w:hAnsi="맑은 고딕" w:eastAsia="맑은 고딕"/>
-          <w:b w:val="0"/>
-          <w:i w:val="0"/>
-          <w:color w:val="1E2228"/>
-          <w:sz w:val="20"/>
-        </w:rPr>
-        <w:t>실측 곡선으로 검출확률을 낸다. 측정 범위 밖은 외삽하지 않고 0</w:t>
-      </w:r>
-    </w:p>
-    <w:p>
-      <w:pPr>
-        <w:spacing w:after="60"/>
-        <w:ind w:left="425" w:hanging="198"/>
-      </w:pPr>
-      <w:r>
-        <w:rPr>
-          <w:rFonts w:ascii="맑은 고딕" w:hAnsi="맑은 고딕" w:eastAsia="맑은 고딕"/>
-          <w:b w:val="0"/>
-          <w:i w:val="0"/>
-          <w:color w:val="5C6570"/>
-          <w:sz w:val="20"/>
-        </w:rPr>
-        <w:t xml:space="preserve">· </w:t>
-      </w:r>
-      <w:r>
-        <w:rPr>
-          <w:rFonts w:ascii="맑은 고딕" w:hAnsi="맑은 고딕" w:eastAsia="맑은 고딕"/>
-          <w:b/>
-          <w:i w:val="0"/>
-          <w:color w:val="1E2228"/>
-          <w:sz w:val="20"/>
-        </w:rPr>
-        <w:t xml:space="preserve">4. 다중 결합 — </w:t>
-      </w:r>
-      <w:r>
-        <w:rPr>
-          <w:rFonts w:ascii="맑은 고딕" w:hAnsi="맑은 고딕" w:eastAsia="맑은 고딕"/>
-          <w:b w:val="0"/>
-          <w:i w:val="0"/>
-          <w:color w:val="1E2228"/>
-          <w:sz w:val="20"/>
-        </w:rPr>
-        <w:t>P_total = 1 - Π(1-P)</w:t>
-      </w:r>
-    </w:p>
-    <w:p>
-      <w:pPr>
-        <w:spacing w:after="60"/>
-        <w:ind w:left="425" w:hanging="198"/>
-      </w:pPr>
-      <w:r>
-        <w:rPr>
-          <w:rFonts w:ascii="맑은 고딕" w:hAnsi="맑은 고딕" w:eastAsia="맑은 고딕"/>
-          <w:b w:val="0"/>
-          <w:i w:val="0"/>
-          <w:color w:val="5C6570"/>
-          <w:sz w:val="20"/>
-        </w:rPr>
-        <w:t xml:space="preserve">· </w:t>
-      </w:r>
-      <w:r>
-        <w:rPr>
-          <w:rFonts w:ascii="맑은 고딕" w:hAnsi="맑은 고딕" w:eastAsia="맑은 고딕"/>
-          <w:b/>
-          <w:i w:val="0"/>
-          <w:color w:val="1E2228"/>
-          <w:sz w:val="20"/>
-        </w:rPr>
-        <w:t xml:space="preserve">5. 채점 — </w:t>
-      </w:r>
-      <w:r>
-        <w:rPr>
-          <w:rFonts w:ascii="맑은 고딕" w:hAnsi="맑은 고딕" w:eastAsia="맑은 고딕"/>
-          <w:b w:val="0"/>
-          <w:i w:val="0"/>
-          <w:color w:val="1E2228"/>
-          <w:sz w:val="20"/>
-        </w:rPr>
-        <w:t>구역별 배점 × 달성률 → 100점. 치명 구역 게이트</w:t>
-      </w:r>
-    </w:p>
-    <w:p>
-      <w:pPr>
-        <w:spacing w:after="60"/>
-        <w:ind w:left="425" w:hanging="198"/>
-      </w:pPr>
-      <w:r>
-        <w:rPr>
-          <w:rFonts w:ascii="맑은 고딕" w:hAnsi="맑은 고딕" w:eastAsia="맑은 고딕"/>
-          <w:b w:val="0"/>
-          <w:i w:val="0"/>
-          <w:color w:val="5C6570"/>
-          <w:sz w:val="20"/>
-        </w:rPr>
-        <w:t xml:space="preserve">· </w:t>
-      </w:r>
-      <w:r>
-        <w:rPr>
-          <w:rFonts w:ascii="맑은 고딕" w:hAnsi="맑은 고딕" w:eastAsia="맑은 고딕"/>
-          <w:b/>
-          <w:i w:val="0"/>
-          <w:color w:val="1E2228"/>
-          <w:sz w:val="20"/>
-        </w:rPr>
-        <w:t xml:space="preserve">6. 처방 — </w:t>
-      </w:r>
-      <w:r>
-        <w:rPr>
-          <w:rFonts w:ascii="맑은 고딕" w:hAnsi="맑은 고딕" w:eastAsia="맑은 고딕"/>
-          <w:b w:val="0"/>
-          <w:i w:val="0"/>
-          <w:color w:val="1E2228"/>
-          <w:sz w:val="20"/>
-        </w:rPr>
-        <w:t>같은 대수 재배치 → 안 되면 증설 대수와 위치</w:t>
-      </w:r>
-    </w:p>
-    <w:p>
-      <w:pPr>
-        <w:spacing w:after="80"/>
-      </w:pPr>
-      <w:r>
-        <w:rPr>
-          <w:rFonts w:ascii="맑은 고딕" w:hAnsi="맑은 고딕" w:eastAsia="맑은 고딕"/>
-          <w:b w:val="0"/>
-          <w:i w:val="0"/>
-          <w:color w:val="1E2228"/>
-          <w:sz w:val="12"/>
-        </w:rPr>
-      </w:r>
-    </w:p>
-    <w:p>
-      <w:pPr>
-        <w:pStyle w:val="Heading2"/>
-      </w:pPr>
-      <w:r>
-        <w:rPr>
-          <w:rFonts w:ascii="맑은 고딕" w:hAnsi="맑은 고딕" w:eastAsia="맑은 고딕"/>
-          <w:color w:val="1E2228"/>
-        </w:rPr>
-        <w:t>3.3 산출물</w:t>
-      </w:r>
-    </w:p>
-    <w:p>
-      <w:pPr>
-        <w:spacing w:after="60"/>
-        <w:ind w:left="425" w:hanging="198"/>
-      </w:pPr>
-      <w:r>
-        <w:rPr>
-          <w:rFonts w:ascii="맑은 고딕" w:hAnsi="맑은 고딕" w:eastAsia="맑은 고딕"/>
-          <w:b w:val="0"/>
-          <w:i w:val="0"/>
-          <w:color w:val="5C6570"/>
-          <w:sz w:val="20"/>
-        </w:rPr>
-        <w:t xml:space="preserve">· </w:t>
-      </w:r>
-      <w:r>
-        <w:rPr>
-          <w:rFonts w:ascii="맑은 고딕" w:hAnsi="맑은 고딕" w:eastAsia="맑은 고딕"/>
-          <w:b/>
-          <w:i w:val="0"/>
-          <w:color w:val="1E2228"/>
-          <w:sz w:val="20"/>
-        </w:rPr>
-        <w:t xml:space="preserve">스마트 안전보고서 — </w:t>
-      </w:r>
-      <w:r>
-        <w:rPr>
-          <w:rFonts w:ascii="맑은 고딕" w:hAnsi="맑은 고딕" w:eastAsia="맑은 고딕"/>
-          <w:b w:val="0"/>
-          <w:i w:val="0"/>
-          <w:color w:val="1E2228"/>
-          <w:sz w:val="20"/>
-        </w:rPr>
-        <w:t>별표 7 의 설치·운용계획 칸을 채우는 A4 인쇄용 HTML 7절</w:t>
-      </w:r>
-    </w:p>
-    <w:p>
-      <w:pPr>
-        <w:spacing w:after="60"/>
-        <w:ind w:left="425" w:hanging="198"/>
-      </w:pPr>
-      <w:r>
-        <w:rPr>
-          <w:rFonts w:ascii="맑은 고딕" w:hAnsi="맑은 고딕" w:eastAsia="맑은 고딕"/>
-          <w:b w:val="0"/>
-          <w:i w:val="0"/>
-          <w:color w:val="5C6570"/>
-          <w:sz w:val="20"/>
-        </w:rPr>
-        <w:t xml:space="preserve">· </w:t>
-      </w:r>
-      <w:r>
-        <w:rPr>
-          <w:rFonts w:ascii="맑은 고딕" w:hAnsi="맑은 고딕" w:eastAsia="맑은 고딕"/>
-          <w:b/>
-          <w:i w:val="0"/>
-          <w:color w:val="1E2228"/>
-          <w:sz w:val="20"/>
-        </w:rPr>
-        <w:t xml:space="preserve">심사자 화면 — </w:t>
-      </w:r>
-      <w:r>
-        <w:rPr>
-          <w:rFonts w:ascii="맑은 고딕" w:hAnsi="맑은 고딕" w:eastAsia="맑은 고딕"/>
-          <w:b w:val="0"/>
-          <w:i w:val="0"/>
-          <w:color w:val="1E2228"/>
-          <w:sz w:val="20"/>
-        </w:rPr>
-        <w:t>2D/2.5D/3D 전환, 검출확률 히트맵, 화각 부채꼴, 미달구역 목록. 단일 HTML 이며 외부 요청 0건</w:t>
-      </w:r>
-    </w:p>
-    <w:p>
-      <w:pPr>
-        <w:spacing w:after="60"/>
-        <w:ind w:left="425" w:hanging="198"/>
-      </w:pPr>
-      <w:r>
-        <w:rPr>
-          <w:rFonts w:ascii="맑은 고딕" w:hAnsi="맑은 고딕" w:eastAsia="맑은 고딕"/>
-          <w:b w:val="0"/>
-          <w:i w:val="0"/>
-          <w:color w:val="5C6570"/>
-          <w:sz w:val="20"/>
-        </w:rPr>
-        <w:t xml:space="preserve">· </w:t>
-      </w:r>
-      <w:r>
-        <w:rPr>
-          <w:rFonts w:ascii="맑은 고딕" w:hAnsi="맑은 고딕" w:eastAsia="맑은 고딕"/>
-          <w:b/>
-          <w:i w:val="0"/>
-          <w:color w:val="1E2228"/>
-          <w:sz w:val="20"/>
-        </w:rPr>
-        <w:t xml:space="preserve">실행 — </w:t>
-      </w:r>
-      <w:r>
-        <w:rPr>
-          <w:rFonts w:ascii="맑은 고딕" w:hAnsi="맑은 고딕" w:eastAsia="맑은 고딕"/>
-          <w:b w:val="0"/>
-          <w:i w:val="0"/>
-          <w:color w:val="1E2228"/>
-          <w:sz w:val="20"/>
-        </w:rPr>
-        <w:t>start.bat 하나로 재계산 후 브라우저까지 연다</w:t>
-      </w:r>
-    </w:p>
-    <w:p>
-      <w:pPr>
-        <w:pStyle w:val="Heading1"/>
-      </w:pPr>
-      <w:r>
-        <w:rPr>
-          <w:rFonts w:ascii="맑은 고딕" w:hAnsi="맑은 고딕" w:eastAsia="맑은 고딕"/>
-          <w:color w:val="144E8C"/>
-        </w:rPr>
-        <w:t>4. 실증 결과</w:t>
-      </w:r>
-    </w:p>
-    <w:p>
-      <w:pPr>
-        <w:spacing w:after="120"/>
-      </w:pPr>
-      <w:r>
-        <w:rPr>
-          <w:rFonts w:ascii="맑은 고딕" w:hAnsi="맑은 고딕" w:eastAsia="맑은 고딕"/>
-          <w:b w:val="0"/>
-          <w:i w:val="0"/>
-          <w:color w:val="1E2228"/>
-          <w:sz w:val="20"/>
-        </w:rPr>
-        <w:t>가상 현장 100m × 60m, 복셀 78,816개(사람이 갈 수 있는 곳 36,348개), 카메라 후보 100지점, 예산 8대.</w:t>
-      </w:r>
-    </w:p>
-    <w:p>
-      <w:pPr>
-        <w:pStyle w:val="Heading2"/>
-      </w:pPr>
-      <w:r>
-        <w:rPr>
-          <w:rFonts w:ascii="맑은 고딕" w:hAnsi="맑은 고딕" w:eastAsia="맑은 고딕"/>
-          <w:color w:val="1E2228"/>
-        </w:rPr>
-        <w:t>4.1 같은 8대로 어느 자를 쓰느냐에 따라 배치가 갈린다</w:t>
-      </w:r>
-    </w:p>
-    <w:tbl>
-      <w:tblPr>
-        <w:tblStyle w:val="LightGrid-Accent1"/>
-        <w:tblW w:type="auto" w:w="0"/>
-        <w:jc w:val="center"/>
-        <w:tblLayout w:type="fixed"/>
-        <w:tblLook w:firstColumn="1" w:firstRow="1" w:lastColumn="0" w:lastRow="0" w:noHBand="0" w:noVBand="1" w:val="04A0"/>
-      </w:tblPr>
-      <w:tblGrid>
-        <w:gridCol w:w="3969"/>
-        <w:gridCol w:w="2835"/>
-        <w:gridCol w:w="2268"/>
-      </w:tblGrid>
-      <w:tr>
-        <w:tc>
-          <w:tcPr>
-            <w:tcW w:type="dxa" w:w="3969"/>
+            <w:tcW w:type="dxa" w:w="1247"/>
           </w:tcPr>
           <w:p>
             <w:r/>
@@ -2389,7 +3419,7 @@
                 <w:color w:val="1E2228"/>
                 <w:sz w:val="18"/>
               </w:rPr>
-              <w:t>설계 기준</w:t>
+              <w:t>시간대</w:t>
             </w:r>
           </w:p>
         </w:tc>
@@ -2407,13 +3437,13 @@
                 <w:color w:val="1E2228"/>
                 <w:sz w:val="18"/>
               </w:rPr>
-              <w:t>위험가중 검출률(WDR)</w:t>
+              <w:t>작업</w:t>
             </w:r>
           </w:p>
         </w:tc>
         <w:tc>
           <w:tcPr>
-            <w:tcW w:type="dxa" w:w="2268"/>
+            <w:tcW w:type="dxa" w:w="1701"/>
           </w:tcPr>
           <w:p>
             <w:r/>
@@ -2425,7 +3455,25 @@
                 <w:color w:val="1E2228"/>
                 <w:sz w:val="18"/>
               </w:rPr>
-              <w:t>미달 복셀</w:t>
+              <w:t>점수</w:t>
+            </w:r>
+          </w:p>
+        </w:tc>
+        <w:tc>
+          <w:tcPr>
+            <w:tcW w:type="dxa" w:w="3402"/>
+          </w:tcPr>
+          <w:p>
+            <w:r/>
+            <w:r>
+              <w:rPr>
+                <w:rFonts w:ascii="맑은 고딕" w:hAnsi="맑은 고딕" w:eastAsia="맑은 고딕"/>
+                <w:b/>
+                <w:i w:val="0"/>
+                <w:color w:val="1E2228"/>
+                <w:sz w:val="18"/>
+              </w:rPr>
+              <w:t>판정</w:t>
             </w:r>
           </w:p>
         </w:tc>
@@ -2433,7 +3481,7 @@
       <w:tr>
         <w:tc>
           <w:tcPr>
-            <w:tcW w:type="dxa" w:w="3969"/>
+            <w:tcW w:type="dxa" w:w="1247"/>
           </w:tcPr>
           <w:p>
             <w:r/>
@@ -2445,13 +3493,31 @@
                 <w:color w:val="1E2228"/>
                 <w:sz w:val="18"/>
               </w:rPr>
-              <w:t>기하 커버리지 (기존 방식)</w:t>
+              <w:t>W1</w:t>
             </w:r>
           </w:p>
         </w:tc>
         <w:tc>
           <w:tcPr>
             <w:tcW w:type="dxa" w:w="2835"/>
+          </w:tcPr>
+          <w:p>
+            <w:r/>
+            <w:r>
+              <w:rPr>
+                <w:rFonts w:ascii="맑은 고딕" w:hAnsi="맑은 고딕" w:eastAsia="맑은 고딕"/>
+                <w:b w:val="0"/>
+                <w:i w:val="0"/>
+                <w:color w:val="1E2228"/>
+                <w:sz w:val="18"/>
+              </w:rPr>
+              <w:t>자재 반입·양중</w:t>
+            </w:r>
+          </w:p>
+        </w:tc>
+        <w:tc>
+          <w:tcPr>
+            <w:tcW w:type="dxa" w:w="1701"/>
           </w:tcPr>
           <w:p>
             <w:pPr>
@@ -2466,13 +3532,69 @@
                 <w:color w:val="1E2228"/>
                 <w:sz w:val="18"/>
               </w:rPr>
-              <w:t>0.5873</w:t>
+              <w:t>0.616</w:t>
             </w:r>
           </w:p>
         </w:tc>
         <w:tc>
           <w:tcPr>
-            <w:tcW w:type="dxa" w:w="2268"/>
+            <w:tcW w:type="dxa" w:w="3402"/>
+          </w:tcPr>
+          <w:p>
+            <w:r/>
+            <w:r>
+              <w:rPr>
+                <w:rFonts w:ascii="맑은 고딕" w:hAnsi="맑은 고딕" w:eastAsia="맑은 고딕"/>
+                <w:b w:val="0"/>
+                <w:i w:val="0"/>
+                <w:color w:val="1E2228"/>
+                <w:sz w:val="18"/>
+              </w:rPr>
+              <w:t>치명 구역 미달</w:t>
+            </w:r>
+          </w:p>
+        </w:tc>
+      </w:tr>
+      <w:tr>
+        <w:tc>
+          <w:tcPr>
+            <w:tcW w:type="dxa" w:w="1247"/>
+          </w:tcPr>
+          <w:p>
+            <w:r/>
+            <w:r>
+              <w:rPr>
+                <w:rFonts w:ascii="맑은 고딕" w:hAnsi="맑은 고딕" w:eastAsia="맑은 고딕"/>
+                <w:b w:val="0"/>
+                <w:i w:val="0"/>
+                <w:color w:val="1E2228"/>
+                <w:sz w:val="18"/>
+              </w:rPr>
+              <w:t>W2</w:t>
+            </w:r>
+          </w:p>
+        </w:tc>
+        <w:tc>
+          <w:tcPr>
+            <w:tcW w:type="dxa" w:w="2835"/>
+          </w:tcPr>
+          <w:p>
+            <w:r/>
+            <w:r>
+              <w:rPr>
+                <w:rFonts w:ascii="맑은 고딕" w:hAnsi="맑은 고딕" w:eastAsia="맑은 고딕"/>
+                <w:b w:val="0"/>
+                <w:i w:val="0"/>
+                <w:color w:val="1E2228"/>
+                <w:sz w:val="18"/>
+              </w:rPr>
+              <w:t>갱폼 인양·설치</w:t>
+            </w:r>
+          </w:p>
+        </w:tc>
+        <w:tc>
+          <w:tcPr>
+            <w:tcW w:type="dxa" w:w="1701"/>
           </w:tcPr>
           <w:p>
             <w:pPr>
@@ -2487,15 +3609,13 @@
                 <w:color w:val="1E2228"/>
                 <w:sz w:val="18"/>
               </w:rPr>
-              <w:t>8,202</w:t>
+              <w:t>0.434</w:t>
             </w:r>
           </w:p>
         </w:tc>
-      </w:tr>
-      <w:tr>
         <w:tc>
           <w:tcPr>
-            <w:tcW w:type="dxa" w:w="3969"/>
+            <w:tcW w:type="dxa" w:w="3402"/>
           </w:tcPr>
           <w:p>
             <w:r/>
@@ -2507,13 +3627,51 @@
                 <w:color w:val="1E2228"/>
                 <w:sz w:val="18"/>
               </w:rPr>
-              <w:t>문헌의 가정 곡선</w:t>
+              <w:t>치명 구역 미달</w:t>
+            </w:r>
+          </w:p>
+        </w:tc>
+      </w:tr>
+      <w:tr>
+        <w:tc>
+          <w:tcPr>
+            <w:tcW w:type="dxa" w:w="1247"/>
+          </w:tcPr>
+          <w:p>
+            <w:r/>
+            <w:r>
+              <w:rPr>
+                <w:rFonts w:ascii="맑은 고딕" w:hAnsi="맑은 고딕" w:eastAsia="맑은 고딕"/>
+                <w:b w:val="0"/>
+                <w:i w:val="0"/>
+                <w:color w:val="1E2228"/>
+                <w:sz w:val="18"/>
+              </w:rPr>
+              <w:t>W3</w:t>
             </w:r>
           </w:p>
         </w:tc>
         <w:tc>
           <w:tcPr>
             <w:tcW w:type="dxa" w:w="2835"/>
+          </w:tcPr>
+          <w:p>
+            <w:r/>
+            <w:r>
+              <w:rPr>
+                <w:rFonts w:ascii="맑은 고딕" w:hAnsi="맑은 고딕" w:eastAsia="맑은 고딕"/>
+                <w:b w:val="0"/>
+                <w:i w:val="0"/>
+                <w:color w:val="1E2228"/>
+                <w:sz w:val="18"/>
+              </w:rPr>
+              <w:t>휴게</w:t>
+            </w:r>
+          </w:p>
+        </w:tc>
+        <w:tc>
+          <w:tcPr>
+            <w:tcW w:type="dxa" w:w="1701"/>
           </w:tcPr>
           <w:p>
             <w:pPr>
@@ -2528,13 +3686,69 @@
                 <w:color w:val="1E2228"/>
                 <w:sz w:val="18"/>
               </w:rPr>
-              <w:t>0.5843</w:t>
+              <w:t>0.367</w:t>
             </w:r>
           </w:p>
         </w:tc>
         <w:tc>
           <w:tcPr>
-            <w:tcW w:type="dxa" w:w="2268"/>
+            <w:tcW w:type="dxa" w:w="3402"/>
+          </w:tcPr>
+          <w:p>
+            <w:r/>
+            <w:r>
+              <w:rPr>
+                <w:rFonts w:ascii="맑은 고딕" w:hAnsi="맑은 고딕" w:eastAsia="맑은 고딕"/>
+                <w:b w:val="0"/>
+                <w:i w:val="0"/>
+                <w:color w:val="1E2228"/>
+                <w:sz w:val="18"/>
+              </w:rPr>
+              <w:t>치명 구역 미달</w:t>
+            </w:r>
+          </w:p>
+        </w:tc>
+      </w:tr>
+      <w:tr>
+        <w:tc>
+          <w:tcPr>
+            <w:tcW w:type="dxa" w:w="1247"/>
+          </w:tcPr>
+          <w:p>
+            <w:r/>
+            <w:r>
+              <w:rPr>
+                <w:rFonts w:ascii="맑은 고딕" w:hAnsi="맑은 고딕" w:eastAsia="맑은 고딕"/>
+                <w:b w:val="0"/>
+                <w:i w:val="0"/>
+                <w:color w:val="1E2228"/>
+                <w:sz w:val="18"/>
+              </w:rPr>
+              <w:t>W4</w:t>
+            </w:r>
+          </w:p>
+        </w:tc>
+        <w:tc>
+          <w:tcPr>
+            <w:tcW w:type="dxa" w:w="2835"/>
+          </w:tcPr>
+          <w:p>
+            <w:r/>
+            <w:r>
+              <w:rPr>
+                <w:rFonts w:ascii="맑은 고딕" w:hAnsi="맑은 고딕" w:eastAsia="맑은 고딕"/>
+                <w:b w:val="0"/>
+                <w:i w:val="0"/>
+                <w:color w:val="1E2228"/>
+                <w:sz w:val="18"/>
+              </w:rPr>
+              <w:t>콘크리트 타설</w:t>
+            </w:r>
+          </w:p>
+        </w:tc>
+        <w:tc>
+          <w:tcPr>
+            <w:tcW w:type="dxa" w:w="1701"/>
           </w:tcPr>
           <w:p>
             <w:pPr>
@@ -2549,15 +3763,13 @@
                 <w:color w:val="1E2228"/>
                 <w:sz w:val="18"/>
               </w:rPr>
-              <w:t>9,926</w:t>
+              <w:t>0.465</w:t>
             </w:r>
           </w:p>
         </w:tc>
-      </w:tr>
-      <w:tr>
         <w:tc>
           <w:tcPr>
-            <w:tcW w:type="dxa" w:w="3969"/>
+            <w:tcW w:type="dxa" w:w="3402"/>
           </w:tcPr>
           <w:p>
             <w:r/>
@@ -2569,13 +3781,51 @@
                 <w:color w:val="1E2228"/>
                 <w:sz w:val="18"/>
               </w:rPr>
-              <w:t>실측 곡선 (제안 방식)</w:t>
+              <w:t>치명 구역 미달</w:t>
+            </w:r>
+          </w:p>
+        </w:tc>
+      </w:tr>
+      <w:tr>
+        <w:tc>
+          <w:tcPr>
+            <w:tcW w:type="dxa" w:w="1247"/>
+          </w:tcPr>
+          <w:p>
+            <w:r/>
+            <w:r>
+              <w:rPr>
+                <w:rFonts w:ascii="맑은 고딕" w:hAnsi="맑은 고딕" w:eastAsia="맑은 고딕"/>
+                <w:b w:val="0"/>
+                <w:i w:val="0"/>
+                <w:color w:val="1E2228"/>
+                <w:sz w:val="18"/>
+              </w:rPr>
+              <w:t>W5</w:t>
             </w:r>
           </w:p>
         </w:tc>
         <w:tc>
           <w:tcPr>
             <w:tcW w:type="dxa" w:w="2835"/>
+          </w:tcPr>
+          <w:p>
+            <w:r/>
+            <w:r>
+              <w:rPr>
+                <w:rFonts w:ascii="맑은 고딕" w:hAnsi="맑은 고딕" w:eastAsia="맑은 고딕"/>
+                <w:b w:val="0"/>
+                <w:i w:val="0"/>
+                <w:color w:val="1E2228"/>
+                <w:sz w:val="18"/>
+              </w:rPr>
+              <w:t>정리·반출</w:t>
+            </w:r>
+          </w:p>
+        </w:tc>
+        <w:tc>
+          <w:tcPr>
+            <w:tcW w:type="dxa" w:w="1701"/>
           </w:tcPr>
           <w:p>
             <w:pPr>
@@ -2590,18 +3840,15 @@
                 <w:color w:val="1E2228"/>
                 <w:sz w:val="18"/>
               </w:rPr>
-              <w:t>0.6623</w:t>
+              <w:t>0.611</w:t>
             </w:r>
           </w:p>
         </w:tc>
         <w:tc>
           <w:tcPr>
-            <w:tcW w:type="dxa" w:w="2268"/>
+            <w:tcW w:type="dxa" w:w="3402"/>
           </w:tcPr>
           <w:p>
-            <w:pPr>
-              <w:jc w:val="right"/>
-            </w:pPr>
             <w:r/>
             <w:r>
               <w:rPr>
@@ -2611,7 +3858,7 @@
                 <w:color w:val="1E2228"/>
                 <w:sz w:val="18"/>
               </w:rPr>
-              <w:t>2,706</w:t>
+              <w:t>치명 구역 미달</w:t>
             </w:r>
           </w:p>
         </w:tc>
@@ -2624,7 +3871,7 @@
     </w:p>
     <w:p>
       <w:pPr>
-        <w:spacing w:after="120"/>
+        <w:spacing w:after="160" w:line="324" w:lineRule="auto"/>
       </w:pPr>
       <w:r>
         <w:rPr>
@@ -2632,19 +3879,19 @@
           <w:b w:val="0"/>
           <w:i w:val="0"/>
           <w:color w:val="1E2228"/>
-          <w:sz w:val="20"/>
+          <w:sz w:val="21"/>
         </w:rPr>
-        <w:t xml:space="preserve">세 배치를 모두 실측 곡선의 자로 재측정한 값이다. </w:t>
+        <w:t xml:space="preserve">종합은 평균이 아니라 </w:t>
       </w:r>
       <w:r>
         <w:rPr>
           <w:rFonts w:ascii="맑은 고딕" w:hAnsi="맑은 고딕" w:eastAsia="맑은 고딕"/>
           <w:b/>
           <w:i w:val="0"/>
-          <w:color w:val="1E2228"/>
-          <w:sz w:val="20"/>
+          <w:color w:val="8C2018"/>
+          <w:sz w:val="21"/>
         </w:rPr>
-        <w:t>ΔWDR 실측-기하 +0.0750</w:t>
+        <w:t>최악의 시간대</w:t>
       </w:r>
       <w:r>
         <w:rPr>
@@ -2652,25 +3899,26 @@
           <w:b w:val="0"/>
           <w:i w:val="0"/>
           <w:color w:val="1E2228"/>
-          <w:sz w:val="20"/>
+          <w:sz w:val="21"/>
         </w:rPr>
-        <w:t>, 미달 복셀은 8,202 → 2,706 로 67% 줄었다. 공통 카메라는 4대뿐이다.</w:t>
+        <w:t>로 대표한다(현재 W3). 평균을 쓰면 위험한 시간대의 실패가 한가한 시간대에 가려진다.</w:t>
+      </w:r>
+    </w:p>
+    <w:p>
+      <w:r>
+        <w:br w:type="page"/>
       </w:r>
     </w:p>
     <w:p>
       <w:pPr>
-        <w:spacing w:after="160"/>
-        <w:ind w:left="425"/>
+        <w:pStyle w:val="Heading1"/>
       </w:pPr>
       <w:r>
         <w:rPr>
           <w:rFonts w:ascii="맑은 고딕" w:hAnsi="맑은 고딕" w:eastAsia="맑은 고딕"/>
-          <w:b w:val="0"/>
-          <w:i w:val="0"/>
-          <w:color w:val="5C6570"/>
-          <w:sz w:val="18"/>
+          <w:color w:val="144E8C"/>
         </w:rPr>
-        <w:t>기하 기준선에는 IEC 62676-4(DORI) 최소 픽셀밀도를 걸었다. 네 등급을 전수 실행한 뒤 기존 방식에 가장 유리한 등급을 기본값으로 골랐다 — 약한 상대와 싸웠다는 비판을 받지 않기 위해서다.</w:t>
+        <w:t>6. 100점을 어떻게 매기나</w:t>
       </w:r>
     </w:p>
     <w:p>
@@ -2682,7 +3930,307 @@
           <w:rFonts w:ascii="맑은 고딕" w:hAnsi="맑은 고딕" w:eastAsia="맑은 고딕"/>
           <w:color w:val="1E2228"/>
         </w:rPr>
-        <w:t>4.2 예시 계획서 채점</w:t>
+        <w:t>6.1 단일 커버리지 %로는 안 되는 이유</w:t>
+      </w:r>
+    </w:p>
+    <w:p>
+      <w:pPr>
+        <w:spacing w:after="160" w:line="324" w:lineRule="auto"/>
+      </w:pPr>
+      <w:r>
+        <w:rPr>
+          <w:rFonts w:ascii="맑은 고딕" w:hAnsi="맑은 고딕" w:eastAsia="맑은 고딕"/>
+          <w:b w:val="0"/>
+          <w:i w:val="0"/>
+          <w:color w:val="1E2228"/>
+          <w:sz w:val="21"/>
+        </w:rPr>
+        <w:t xml:space="preserve">"현장의 90%를 본다"는 문장은 </w:t>
+      </w:r>
+      <w:r>
+        <w:rPr>
+          <w:rFonts w:ascii="맑은 고딕" w:hAnsi="맑은 고딕" w:eastAsia="맑은 고딕"/>
+          <w:b/>
+          <w:i w:val="0"/>
+          <w:color w:val="8C2018"/>
+          <w:sz w:val="21"/>
+        </w:rPr>
+        <w:t>어디를 놓쳤는지를 지운다</w:t>
+      </w:r>
+      <w:r>
+        <w:rPr>
+          <w:rFonts w:ascii="맑은 고딕" w:hAnsi="맑은 고딕" w:eastAsia="맑은 고딕"/>
+          <w:b w:val="0"/>
+          <w:i w:val="0"/>
+          <w:color w:val="1E2228"/>
+          <w:sz w:val="21"/>
+        </w:rPr>
+        <w:t>. 넓은 저위험 구역을 잘 덮으면 갱폼 작업면을 통째로 놓치고도 90%가 나온다. 그래서 구역마다 따로 채점한다.</w:t>
+      </w:r>
+    </w:p>
+    <w:p>
+      <w:pPr>
+        <w:pStyle w:val="Heading2"/>
+      </w:pPr>
+      <w:r>
+        <w:rPr>
+          <w:rFonts w:ascii="맑은 고딕" w:hAnsi="맑은 고딕" w:eastAsia="맑은 고딕"/>
+          <w:color w:val="1E2228"/>
+        </w:rPr>
+        <w:t>6.2 채점 방식</w:t>
+      </w:r>
+    </w:p>
+    <w:p>
+      <w:pPr>
+        <w:spacing w:after="80" w:line="312" w:lineRule="auto"/>
+        <w:ind w:left="454" w:hanging="227"/>
+      </w:pPr>
+      <w:r>
+        <w:rPr>
+          <w:rFonts w:ascii="맑은 고딕" w:hAnsi="맑은 고딕" w:eastAsia="맑은 고딕"/>
+          <w:b w:val="0"/>
+          <w:i w:val="0"/>
+          <w:color w:val="5C6570"/>
+          <w:sz w:val="21"/>
+        </w:rPr>
+        <w:t xml:space="preserve">· </w:t>
+      </w:r>
+      <w:r>
+        <w:rPr>
+          <w:rFonts w:ascii="맑은 고딕" w:hAnsi="맑은 고딕" w:eastAsia="맑은 고딕"/>
+          <w:b/>
+          <w:i w:val="0"/>
+          <w:color w:val="1E2228"/>
+          <w:sz w:val="21"/>
+        </w:rPr>
+        <w:t xml:space="preserve">배점 — </w:t>
+      </w:r>
+      <w:r>
+        <w:rPr>
+          <w:rFonts w:ascii="맑은 고딕" w:hAnsi="맑은 고딕" w:eastAsia="맑은 고딕"/>
+          <w:b w:val="0"/>
+          <w:i w:val="0"/>
+          <w:color w:val="1E2228"/>
+          <w:sz w:val="21"/>
+        </w:rPr>
+        <w:t>100 × 그 구역 가중치 / 전체 가중치 합. 면적과 무관하다</w:t>
+      </w:r>
+    </w:p>
+    <w:p>
+      <w:pPr>
+        <w:spacing w:after="80" w:line="312" w:lineRule="auto"/>
+        <w:ind w:left="454" w:hanging="227"/>
+      </w:pPr>
+      <w:r>
+        <w:rPr>
+          <w:rFonts w:ascii="맑은 고딕" w:hAnsi="맑은 고딕" w:eastAsia="맑은 고딕"/>
+          <w:b w:val="0"/>
+          <w:i w:val="0"/>
+          <w:color w:val="5C6570"/>
+          <w:sz w:val="21"/>
+        </w:rPr>
+        <w:t xml:space="preserve">· </w:t>
+      </w:r>
+      <w:r>
+        <w:rPr>
+          <w:rFonts w:ascii="맑은 고딕" w:hAnsi="맑은 고딕" w:eastAsia="맑은 고딕"/>
+          <w:b/>
+          <w:i w:val="0"/>
+          <w:color w:val="1E2228"/>
+          <w:sz w:val="21"/>
+        </w:rPr>
+        <w:t xml:space="preserve">요구 커버리지 — </w:t>
+      </w:r>
+      <w:r>
+        <w:rPr>
+          <w:rFonts w:ascii="맑은 고딕" w:hAnsi="맑은 고딕" w:eastAsia="맑은 고딕"/>
+          <w:b w:val="0"/>
+          <w:i w:val="0"/>
+          <w:color w:val="1E2228"/>
+          <w:sz w:val="21"/>
+        </w:rPr>
+        <w:t>가중치가 높을수록 더 많이 요구한다. 가중치 1이면 70%, 10이면 99%</w:t>
+      </w:r>
+    </w:p>
+    <w:p>
+      <w:pPr>
+        <w:spacing w:after="80" w:line="312" w:lineRule="auto"/>
+        <w:ind w:left="454" w:hanging="227"/>
+      </w:pPr>
+      <w:r>
+        <w:rPr>
+          <w:rFonts w:ascii="맑은 고딕" w:hAnsi="맑은 고딕" w:eastAsia="맑은 고딕"/>
+          <w:b w:val="0"/>
+          <w:i w:val="0"/>
+          <w:color w:val="5C6570"/>
+          <w:sz w:val="21"/>
+        </w:rPr>
+        <w:t xml:space="preserve">· </w:t>
+      </w:r>
+      <w:r>
+        <w:rPr>
+          <w:rFonts w:ascii="맑은 고딕" w:hAnsi="맑은 고딕" w:eastAsia="맑은 고딕"/>
+          <w:b/>
+          <w:i w:val="0"/>
+          <w:color w:val="1E2228"/>
+          <w:sz w:val="21"/>
+        </w:rPr>
+        <w:t xml:space="preserve">달성률 — </w:t>
+      </w:r>
+      <w:r>
+        <w:rPr>
+          <w:rFonts w:ascii="맑은 고딕" w:hAnsi="맑은 고딕" w:eastAsia="맑은 고딕"/>
+          <w:b w:val="0"/>
+          <w:i w:val="0"/>
+          <w:color w:val="1E2228"/>
+          <w:sz w:val="21"/>
+        </w:rPr>
+        <w:t>min(1, 커버리지 ÷ 요구). 요구를 넘겨도 더 주지 않는다</w:t>
+      </w:r>
+    </w:p>
+    <w:p>
+      <w:pPr>
+        <w:spacing w:after="80" w:line="312" w:lineRule="auto"/>
+        <w:ind w:left="454" w:hanging="227"/>
+      </w:pPr>
+      <w:r>
+        <w:rPr>
+          <w:rFonts w:ascii="맑은 고딕" w:hAnsi="맑은 고딕" w:eastAsia="맑은 고딕"/>
+          <w:b w:val="0"/>
+          <w:i w:val="0"/>
+          <w:color w:val="5C6570"/>
+          <w:sz w:val="21"/>
+        </w:rPr>
+        <w:t xml:space="preserve">· </w:t>
+      </w:r>
+      <w:r>
+        <w:rPr>
+          <w:rFonts w:ascii="맑은 고딕" w:hAnsi="맑은 고딕" w:eastAsia="맑은 고딕"/>
+          <w:b/>
+          <w:i w:val="0"/>
+          <w:color w:val="1E2228"/>
+          <w:sz w:val="21"/>
+        </w:rPr>
+        <w:t xml:space="preserve">총점 — </w:t>
+      </w:r>
+      <w:r>
+        <w:rPr>
+          <w:rFonts w:ascii="맑은 고딕" w:hAnsi="맑은 고딕" w:eastAsia="맑은 고딕"/>
+          <w:b w:val="0"/>
+          <w:i w:val="0"/>
+          <w:color w:val="1E2228"/>
+          <w:sz w:val="21"/>
+        </w:rPr>
+        <w:t>배점 × 달성률을 전부 더한 값</w:t>
+      </w:r>
+    </w:p>
+    <w:p>
+      <w:pPr>
+        <w:spacing w:after="160" w:line="324" w:lineRule="auto"/>
+      </w:pPr>
+      <w:r>
+        <w:rPr>
+          <w:rFonts w:ascii="맑은 고딕" w:hAnsi="맑은 고딕" w:eastAsia="맑은 고딕"/>
+          <w:b w:val="0"/>
+          <w:i w:val="0"/>
+          <w:color w:val="1E2228"/>
+          <w:sz w:val="21"/>
+        </w:rPr>
+        <w:t xml:space="preserve">배점을 복셀 개수가 아니라 가중치로 나눈 게 핵심이다. 면적에 비례시키면 넓은 구역이 점수를 지배한다. </w:t>
+      </w:r>
+      <w:r>
+        <w:rPr>
+          <w:rFonts w:ascii="맑은 고딕" w:hAnsi="맑은 고딕" w:eastAsia="맑은 고딕"/>
+          <w:b/>
+          <w:i w:val="0"/>
+          <w:color w:val="1E2228"/>
+          <w:sz w:val="21"/>
+        </w:rPr>
+        <w:t>타워크레인 반경은 12,320 복셀이고 리프트 승강구는 896인데, 리프트를 놓치는 게 8배 덜 나쁘지 않다.</w:t>
+      </w:r>
+    </w:p>
+    <w:p>
+      <w:pPr>
+        <w:spacing w:after="160" w:line="324" w:lineRule="auto"/>
+      </w:pPr>
+      <w:r>
+        <w:rPr>
+          <w:rFonts w:ascii="맑은 고딕" w:hAnsi="맑은 고딕" w:eastAsia="맑은 고딕"/>
+          <w:b w:val="0"/>
+          <w:i w:val="0"/>
+          <w:color w:val="1E2228"/>
+          <w:sz w:val="21"/>
+        </w:rPr>
+        <w:t xml:space="preserve">초과 달성으로 벌충하지 못하게 한 것도 같은 이유다. 갱폼을 99%에서 100%로 올린 걸로 굴착면 33%를 메울 수 없다. </w:t>
+      </w:r>
+      <w:r>
+        <w:rPr>
+          <w:rFonts w:ascii="맑은 고딕" w:hAnsi="맑은 고딕" w:eastAsia="맑은 고딕"/>
+          <w:b/>
+          <w:i w:val="0"/>
+          <w:color w:val="1E2228"/>
+          <w:sz w:val="21"/>
+        </w:rPr>
+        <w:t>안전기준은 평균으로 면제되지 않는다.</w:t>
+      </w:r>
+    </w:p>
+    <w:p>
+      <w:pPr>
+        <w:pStyle w:val="Heading2"/>
+      </w:pPr>
+      <w:r>
+        <w:rPr>
+          <w:rFonts w:ascii="맑은 고딕" w:hAnsi="맑은 고딕" w:eastAsia="맑은 고딕"/>
+          <w:color w:val="1E2228"/>
+        </w:rPr>
+        <w:t>6.3 치명 구역 게이트</w:t>
+      </w:r>
+    </w:p>
+    <w:p>
+      <w:pPr>
+        <w:spacing w:after="160" w:line="324" w:lineRule="auto"/>
+      </w:pPr>
+      <w:r>
+        <w:rPr>
+          <w:rFonts w:ascii="맑은 고딕" w:hAnsi="맑은 고딕" w:eastAsia="맑은 고딕"/>
+          <w:b w:val="0"/>
+          <w:i w:val="0"/>
+          <w:color w:val="1E2228"/>
+          <w:sz w:val="21"/>
+        </w:rPr>
+        <w:t xml:space="preserve">가중치 7 이상인 구역이 요구에 못 미치면 </w:t>
+      </w:r>
+      <w:r>
+        <w:rPr>
+          <w:rFonts w:ascii="맑은 고딕" w:hAnsi="맑은 고딕" w:eastAsia="맑은 고딕"/>
+          <w:b/>
+          <w:i w:val="0"/>
+          <w:color w:val="8C2018"/>
+          <w:sz w:val="21"/>
+        </w:rPr>
+        <w:t>총점이 아무리 높아도 충족이 아니다</w:t>
+      </w:r>
+      <w:r>
+        <w:rPr>
+          <w:rFonts w:ascii="맑은 고딕" w:hAnsi="맑은 고딕" w:eastAsia="맑은 고딕"/>
+          <w:b w:val="0"/>
+          <w:i w:val="0"/>
+          <w:color w:val="1E2228"/>
+          <w:sz w:val="21"/>
+        </w:rPr>
+        <w:t>. 실제로 8대를 재배치하면 95.6점이 나오는데 개구부가 여전히 미달이었다. 그걸 "충족"이라고 부르면 이 도구가 하려던 말을 스스로 뒤집는 셈이다.</w:t>
+      </w:r>
+    </w:p>
+    <w:p>
+      <w:pPr>
+        <w:pStyle w:val="Heading2"/>
+      </w:pPr>
+      <w:r>
+        <w:rPr>
+          <w:rFonts w:ascii="맑은 고딕" w:hAnsi="맑은 고딕" w:eastAsia="맑은 고딕"/>
+          <w:color w:val="1E2228"/>
+        </w:rPr>
+        <w:t>6.4 예시 계획서 채점 결과</w:t>
       </w:r>
     </w:p>
     <w:tbl>
@@ -4152,7 +5700,7 @@
     </w:p>
     <w:p>
       <w:pPr>
-        <w:spacing w:after="120"/>
+        <w:spacing w:after="160" w:line="324" w:lineRule="auto"/>
       </w:pPr>
       <w:r>
         <w:rPr>
@@ -4160,7 +5708,7 @@
           <w:b w:val="0"/>
           <w:i w:val="0"/>
           <w:color w:val="1E2228"/>
-          <w:sz w:val="20"/>
+          <w:sz w:val="21"/>
         </w:rPr>
         <w:t xml:space="preserve">총점 </w:t>
       </w:r>
@@ -4170,19 +5718,9 @@
           <w:b/>
           <w:i w:val="0"/>
           <w:color w:val="8C2018"/>
-          <w:sz w:val="20"/>
+          <w:sz w:val="21"/>
         </w:rPr>
         <w:t>75.5 / 100</w:t>
-      </w:r>
-      <w:r>
-        <w:rPr>
-          <w:rFonts w:ascii="맑은 고딕" w:hAnsi="맑은 고딕" w:eastAsia="맑은 고딕"/>
-          <w:b/>
-          <w:i w:val="0"/>
-          <w:color w:val="8C2018"/>
-          <w:sz w:val="20"/>
-        </w:rPr>
-        <w:t xml:space="preserve">  등급 C</w:t>
       </w:r>
       <w:r>
         <w:rPr>
@@ -4190,9 +5728,26 @@
           <w:b w:val="0"/>
           <w:i w:val="0"/>
           <w:color w:val="1E2228"/>
-          <w:sz w:val="20"/>
+          <w:sz w:val="21"/>
         </w:rPr>
-        <w:t xml:space="preserve"> — 치명 구역 4곳이 요구 미달이라 점수와 무관하게 등급 상한이 걸렸다.</w:t>
+        <w:t>, 등급 C. 치명 구역 4곳이 미달이라 점수와 무관하게 등급 상한이 걸렸다.</w:t>
+      </w:r>
+    </w:p>
+    <w:p>
+      <w:r>
+        <w:br w:type="page"/>
+      </w:r>
+    </w:p>
+    <w:p>
+      <w:pPr>
+        <w:pStyle w:val="Heading1"/>
+      </w:pPr>
+      <w:r>
+        <w:rPr>
+          <w:rFonts w:ascii="맑은 고딕" w:hAnsi="맑은 고딕" w:eastAsia="맑은 고딕"/>
+          <w:color w:val="144E8C"/>
+        </w:rPr>
+        <w:t>7. 미달이면 무엇을 하라고 하나</w:t>
       </w:r>
     </w:p>
     <w:p>
@@ -4204,12 +5759,12 @@
           <w:rFonts w:ascii="맑은 고딕" w:hAnsi="맑은 고딕" w:eastAsia="맑은 고딕"/>
           <w:color w:val="1E2228"/>
         </w:rPr>
-        <w:t>4.3 처방</w:t>
+        <w:t>7.1 순서가 중요하다</w:t>
       </w:r>
     </w:p>
     <w:p>
       <w:pPr>
-        <w:spacing w:after="160"/>
+        <w:spacing w:after="160" w:line="324" w:lineRule="auto"/>
       </w:pPr>
       <w:r>
         <w:rPr>
@@ -4217,7 +5772,224 @@
           <w:b w:val="0"/>
           <w:i w:val="0"/>
           <w:color w:val="1E2228"/>
-          <w:sz w:val="20"/>
+          <w:sz w:val="21"/>
+        </w:rPr>
+        <w:t>먼저 대수를 늘리지 않고 되는지 본다. 예산을 쓰지 않고 해결되는 일을 "더 사세요"라고 답하면 발주처가 쓰지 않는다.</w:t>
+      </w:r>
+    </w:p>
+    <w:p>
+      <w:pPr>
+        <w:spacing w:after="80" w:line="312" w:lineRule="auto"/>
+        <w:ind w:left="454" w:hanging="227"/>
+      </w:pPr>
+      <w:r>
+        <w:rPr>
+          <w:rFonts w:ascii="맑은 고딕" w:hAnsi="맑은 고딕" w:eastAsia="맑은 고딕"/>
+          <w:b w:val="0"/>
+          <w:i w:val="0"/>
+          <w:color w:val="5C6570"/>
+          <w:sz w:val="21"/>
+        </w:rPr>
+        <w:t xml:space="preserve">· </w:t>
+      </w:r>
+      <w:r>
+        <w:rPr>
+          <w:rFonts w:ascii="맑은 고딕" w:hAnsi="맑은 고딕" w:eastAsia="맑은 고딕"/>
+          <w:b/>
+          <w:i w:val="0"/>
+          <w:color w:val="1E2228"/>
+          <w:sz w:val="21"/>
+        </w:rPr>
+        <w:t xml:space="preserve">1단계 — </w:t>
+      </w:r>
+      <w:r>
+        <w:rPr>
+          <w:rFonts w:ascii="맑은 고딕" w:hAnsi="맑은 고딕" w:eastAsia="맑은 고딕"/>
+          <w:b w:val="0"/>
+          <w:i w:val="0"/>
+          <w:color w:val="1E2228"/>
+          <w:sz w:val="21"/>
+        </w:rPr>
+        <w:t>같은 대수로 위치만 바꿔서 목표에 닿는가</w:t>
+      </w:r>
+    </w:p>
+    <w:p>
+      <w:pPr>
+        <w:spacing w:after="80" w:line="312" w:lineRule="auto"/>
+        <w:ind w:left="454" w:hanging="227"/>
+      </w:pPr>
+      <w:r>
+        <w:rPr>
+          <w:rFonts w:ascii="맑은 고딕" w:hAnsi="맑은 고딕" w:eastAsia="맑은 고딕"/>
+          <w:b w:val="0"/>
+          <w:i w:val="0"/>
+          <w:color w:val="5C6570"/>
+          <w:sz w:val="21"/>
+        </w:rPr>
+        <w:t xml:space="preserve">· </w:t>
+      </w:r>
+      <w:r>
+        <w:rPr>
+          <w:rFonts w:ascii="맑은 고딕" w:hAnsi="맑은 고딕" w:eastAsia="맑은 고딕"/>
+          <w:b/>
+          <w:i w:val="0"/>
+          <w:color w:val="1E2228"/>
+          <w:sz w:val="21"/>
+        </w:rPr>
+        <w:t xml:space="preserve">2단계 — </w:t>
+      </w:r>
+      <w:r>
+        <w:rPr>
+          <w:rFonts w:ascii="맑은 고딕" w:hAnsi="맑은 고딕" w:eastAsia="맑은 고딕"/>
+          <w:b w:val="0"/>
+          <w:i w:val="0"/>
+          <w:color w:val="1E2228"/>
+          <w:sz w:val="21"/>
+        </w:rPr>
+        <w:t>안 되면 몇 대를 어디에 더 달아야 하는가</w:t>
+      </w:r>
+    </w:p>
+    <w:p>
+      <w:pPr>
+        <w:spacing w:after="80" w:line="312" w:lineRule="auto"/>
+        <w:ind w:left="454" w:hanging="227"/>
+      </w:pPr>
+      <w:r>
+        <w:rPr>
+          <w:rFonts w:ascii="맑은 고딕" w:hAnsi="맑은 고딕" w:eastAsia="맑은 고딕"/>
+          <w:b w:val="0"/>
+          <w:i w:val="0"/>
+          <w:color w:val="5C6570"/>
+          <w:sz w:val="21"/>
+        </w:rPr>
+        <w:t xml:space="preserve">· </w:t>
+      </w:r>
+      <w:r>
+        <w:rPr>
+          <w:rFonts w:ascii="맑은 고딕" w:hAnsi="맑은 고딕" w:eastAsia="맑은 고딕"/>
+          <w:b/>
+          <w:i w:val="0"/>
+          <w:color w:val="1E2228"/>
+          <w:sz w:val="21"/>
+        </w:rPr>
+        <w:t xml:space="preserve">3단계 — </w:t>
+      </w:r>
+      <w:r>
+        <w:rPr>
+          <w:rFonts w:ascii="맑은 고딕" w:hAnsi="맑은 고딕" w:eastAsia="맑은 고딕"/>
+          <w:b w:val="0"/>
+          <w:i w:val="0"/>
+          <w:color w:val="1E2228"/>
+          <w:sz w:val="21"/>
+        </w:rPr>
+        <w:t>후보 위치를 다 써도 안 되면 그 사실을 말한다. 카메라 사양을 올리거나 설치 가능 위치를 늘려야 한다</w:t>
+      </w:r>
+    </w:p>
+    <w:p>
+      <w:pPr>
+        <w:pStyle w:val="Heading2"/>
+      </w:pPr>
+      <w:r>
+        <w:rPr>
+          <w:rFonts w:ascii="맑은 고딕" w:hAnsi="맑은 고딕" w:eastAsia="맑은 고딕"/>
+          <w:color w:val="1E2228"/>
+        </w:rPr>
+        <w:t>7.2 탐욕 알고리즘</w:t>
+      </w:r>
+    </w:p>
+    <w:p>
+      <w:pPr>
+        <w:spacing w:after="160" w:line="324" w:lineRule="auto"/>
+      </w:pPr>
+      <w:r>
+        <w:rPr>
+          <w:rFonts w:ascii="맑은 고딕" w:hAnsi="맑은 고딕" w:eastAsia="맑은 고딕"/>
+          <w:b w:val="0"/>
+          <w:i w:val="0"/>
+          <w:color w:val="1E2228"/>
+          <w:sz w:val="21"/>
+        </w:rPr>
+        <w:t xml:space="preserve">가능한 조합을 전부 따지는 건 불가능하다(후보 100곳에서 8대를 고르는 경우의 수가 천문학적이다). 그래서 </w:t>
+      </w:r>
+      <w:r>
+        <w:rPr>
+          <w:rFonts w:ascii="맑은 고딕" w:hAnsi="맑은 고딕" w:eastAsia="맑은 고딕"/>
+          <w:b/>
+          <w:i w:val="0"/>
+          <w:color w:val="1E2228"/>
+          <w:sz w:val="21"/>
+        </w:rPr>
+        <w:t>한 대씩, 그때그때 가장 이득이 큰 자리를 고른다</w:t>
+      </w:r>
+      <w:r>
+        <w:rPr>
+          <w:rFonts w:ascii="맑은 고딕" w:hAnsi="맑은 고딕" w:eastAsia="맑은 고딕"/>
+          <w:b w:val="0"/>
+          <w:i w:val="0"/>
+          <w:color w:val="1E2228"/>
+          <w:sz w:val="21"/>
+        </w:rPr>
+        <w:t>. 이걸 탐욕(greedy) 알고리즘이라 한다.</w:t>
+      </w:r>
+    </w:p>
+    <w:p>
+      <w:pPr>
+        <w:spacing w:after="160" w:line="324" w:lineRule="auto"/>
+      </w:pPr>
+      <w:r>
+        <w:rPr>
+          <w:rFonts w:ascii="맑은 고딕" w:hAnsi="맑은 고딕" w:eastAsia="맑은 고딕"/>
+          <w:b w:val="0"/>
+          <w:i w:val="0"/>
+          <w:color w:val="1E2228"/>
+          <w:sz w:val="21"/>
+        </w:rPr>
+        <w:t xml:space="preserve">탐욕은 보통 최적해를 보장하지 못하는데, 우리 목적함수는 카메라를 더할수록 추가 이득이 줄어드는 성질(submodular)이 있어서 </w:t>
+      </w:r>
+      <w:r>
+        <w:rPr>
+          <w:rFonts w:ascii="맑은 고딕" w:hAnsi="맑은 고딕" w:eastAsia="맑은 고딕"/>
+          <w:b/>
+          <w:i w:val="0"/>
+          <w:color w:val="144E8C"/>
+          <w:sz w:val="21"/>
+        </w:rPr>
+        <w:t>탐욕해가 최적해의 63% 이상임이 수학적으로 보장</w:t>
+      </w:r>
+      <w:r>
+        <w:rPr>
+          <w:rFonts w:ascii="맑은 고딕" w:hAnsi="맑은 고딕" w:eastAsia="맑은 고딕"/>
+          <w:b w:val="0"/>
+          <w:i w:val="0"/>
+          <w:color w:val="1E2228"/>
+          <w:sz w:val="21"/>
+        </w:rPr>
+        <w:t>된다. 제안서에 인용할 만한 성질이다.</w:t>
+      </w:r>
+    </w:p>
+    <w:p>
+      <w:pPr>
+        <w:pStyle w:val="Heading2"/>
+      </w:pPr>
+      <w:r>
+        <w:rPr>
+          <w:rFonts w:ascii="맑은 고딕" w:hAnsi="맑은 고딕" w:eastAsia="맑은 고딕"/>
+          <w:color w:val="1E2228"/>
+        </w:rPr>
+        <w:t>7.3 실제 처방문</w:t>
+      </w:r>
+    </w:p>
+    <w:p>
+      <w:pPr>
+        <w:spacing w:after="200" w:line="324" w:lineRule="auto"/>
+      </w:pPr>
+      <w:r>
+        <w:rPr>
+          <w:rFonts w:ascii="맑은 고딕" w:hAnsi="맑은 고딕" w:eastAsia="맑은 고딕"/>
+          <w:b w:val="0"/>
+          <w:i w:val="0"/>
+          <w:color w:val="1E2228"/>
+          <w:sz w:val="21"/>
         </w:rPr>
         <w:t>현 계획서는 75.5%로 목표 90%에 미달한다. 치명 구역 4곳(갱폼 작업면 (2개 층), 리프트 승강구, 개구부 주변 (4개 층), 슬래브 단부 (2개 층))이 요구 커버리지에 못 미친다. 같은 8대를 재배치하면 95.6%까지 오르나 아직 1곳(개구부 주변 (4개 층))이 요구 커버리지에 못 미친다. 9대를 증설해 c_b001, c_b016, c_b003, c_b002, c_b017, c_b021, c_b030, c_b014, c_b019 위치에 달면 100.0%가 되어 목표를 넘는다.</w:t>
       </w:r>
@@ -4232,9 +6004,9 @@
       </w:tblPr>
       <w:tblGrid>
         <w:gridCol w:w="3061"/>
-        <w:gridCol w:w="1814"/>
-        <w:gridCol w:w="1474"/>
-        <w:gridCol w:w="2721"/>
+        <w:gridCol w:w="1701"/>
+        <w:gridCol w:w="1361"/>
+        <w:gridCol w:w="3061"/>
       </w:tblGrid>
       <w:tr>
         <w:tc>
@@ -4257,7 +6029,7 @@
         </w:tc>
         <w:tc>
           <w:tcPr>
-            <w:tcW w:type="dxa" w:w="1814"/>
+            <w:tcW w:type="dxa" w:w="1701"/>
           </w:tcPr>
           <w:p>
             <w:r/>
@@ -4275,7 +6047,7 @@
         </w:tc>
         <w:tc>
           <w:tcPr>
-            <w:tcW w:type="dxa" w:w="1474"/>
+            <w:tcW w:type="dxa" w:w="1361"/>
           </w:tcPr>
           <w:p>
             <w:r/>
@@ -4293,7 +6065,7 @@
         </w:tc>
         <w:tc>
           <w:tcPr>
-            <w:tcW w:type="dxa" w:w="2721"/>
+            <w:tcW w:type="dxa" w:w="3061"/>
           </w:tcPr>
           <w:p>
             <w:r/>
@@ -4331,7 +6103,7 @@
         </w:tc>
         <w:tc>
           <w:tcPr>
-            <w:tcW w:type="dxa" w:w="1814"/>
+            <w:tcW w:type="dxa" w:w="1701"/>
           </w:tcPr>
           <w:p>
             <w:pPr>
@@ -4352,7 +6124,7 @@
         </w:tc>
         <w:tc>
           <w:tcPr>
-            <w:tcW w:type="dxa" w:w="1474"/>
+            <w:tcW w:type="dxa" w:w="1361"/>
           </w:tcPr>
           <w:p>
             <w:r/>
@@ -4370,7 +6142,7 @@
         </w:tc>
         <w:tc>
           <w:tcPr>
-            <w:tcW w:type="dxa" w:w="2721"/>
+            <w:tcW w:type="dxa" w:w="3061"/>
           </w:tcPr>
           <w:p>
             <w:r/>
@@ -4408,7 +6180,7 @@
         </w:tc>
         <w:tc>
           <w:tcPr>
-            <w:tcW w:type="dxa" w:w="1814"/>
+            <w:tcW w:type="dxa" w:w="1701"/>
           </w:tcPr>
           <w:p>
             <w:pPr>
@@ -4429,7 +6201,7 @@
         </w:tc>
         <w:tc>
           <w:tcPr>
-            <w:tcW w:type="dxa" w:w="1474"/>
+            <w:tcW w:type="dxa" w:w="1361"/>
           </w:tcPr>
           <w:p>
             <w:r/>
@@ -4447,7 +6219,7 @@
         </w:tc>
         <w:tc>
           <w:tcPr>
-            <w:tcW w:type="dxa" w:w="2721"/>
+            <w:tcW w:type="dxa" w:w="3061"/>
           </w:tcPr>
           <w:p>
             <w:r/>
@@ -4485,7 +6257,7 @@
         </w:tc>
         <w:tc>
           <w:tcPr>
-            <w:tcW w:type="dxa" w:w="1814"/>
+            <w:tcW w:type="dxa" w:w="1701"/>
           </w:tcPr>
           <w:p>
             <w:pPr>
@@ -4506,7 +6278,7 @@
         </w:tc>
         <w:tc>
           <w:tcPr>
-            <w:tcW w:type="dxa" w:w="1474"/>
+            <w:tcW w:type="dxa" w:w="1361"/>
           </w:tcPr>
           <w:p>
             <w:r/>
@@ -4524,7 +6296,7 @@
         </w:tc>
         <w:tc>
           <w:tcPr>
-            <w:tcW w:type="dxa" w:w="2721"/>
+            <w:tcW w:type="dxa" w:w="3061"/>
           </w:tcPr>
           <w:p>
             <w:r/>
@@ -4549,8 +6321,55 @@
     </w:p>
     <w:p>
       <w:pPr>
-        <w:spacing w:after="160"/>
-        <w:ind w:left="425"/>
+        <w:pStyle w:val="Heading2"/>
+      </w:pPr>
+      <w:r>
+        <w:rPr>
+          <w:rFonts w:ascii="맑은 고딕" w:hAnsi="맑은 고딕" w:eastAsia="맑은 고딕"/>
+          <w:color w:val="1E2228"/>
+        </w:rPr>
+        <w:t>7.4 목표를 하나로 정하지 않았다</w:t>
+      </w:r>
+    </w:p>
+    <w:p>
+      <w:pPr>
+        <w:spacing w:after="160" w:line="324" w:lineRule="auto"/>
+      </w:pPr>
+      <w:r>
+        <w:rPr>
+          <w:rFonts w:ascii="맑은 고딕" w:hAnsi="맑은 고딕" w:eastAsia="맑은 고딕"/>
+          <w:b w:val="0"/>
+          <w:i w:val="0"/>
+          <w:color w:val="1E2228"/>
+          <w:sz w:val="21"/>
+        </w:rPr>
+        <w:t xml:space="preserve">커버리지 기준이 없다는 게 1.2절의 결론이었으므로, 90%를 확정값처럼 쓰지 않는다. </w:t>
+      </w:r>
+      <w:r>
+        <w:rPr>
+          <w:rFonts w:ascii="맑은 고딕" w:hAnsi="맑은 고딕" w:eastAsia="맑은 고딕"/>
+          <w:b/>
+          <w:i w:val="0"/>
+          <w:color w:val="1E2228"/>
+          <w:sz w:val="21"/>
+        </w:rPr>
+        <w:t>네 임계에서 각각 무엇이 필요한지를 함께 낸다</w:t>
+      </w:r>
+      <w:r>
+        <w:rPr>
+          <w:rFonts w:ascii="맑은 고딕" w:hAnsi="맑은 고딕" w:eastAsia="맑은 고딕"/>
+          <w:b w:val="0"/>
+          <w:i w:val="0"/>
+          <w:color w:val="1E2228"/>
+          <w:sz w:val="21"/>
+        </w:rPr>
+        <w:t>. "90%의 근거가 뭐냐"는 질문에 "근거가 없어서 고르지 않았다"고 답할 수 있다.</w:t>
+      </w:r>
+    </w:p>
+    <w:p>
+      <w:pPr>
+        <w:spacing w:after="200" w:line="312" w:lineRule="auto"/>
+        <w:ind w:left="454"/>
       </w:pPr>
       <w:r>
         <w:rPr>
@@ -4558,9 +6377,26 @@
           <w:b w:val="0"/>
           <w:i w:val="0"/>
           <w:color w:val="5C6570"/>
-          <w:sz w:val="18"/>
+          <w:sz w:val="19"/>
         </w:rPr>
-        <w:t>대수를 늘리기 전에 반드시 같은 대수 재배치를 먼저 시도한다. 예산을 쓰지 않고 되는 일을 증설로 답하면 발주처가 쓰지 않는다.</w:t>
+        <w:t>실제로 돌려보면 80·85·90·95% 모두 같은 증설 대수가 나온다. 치명 구역 게이트가 임계보다 강하게 작동하기 때문이다. 개구부가 요구를 못 넘는 한 임계를 낮춰도 소용이 없다. 임계 논쟁보다 치명 구역 하나가 결정적이라는 뜻이다.</w:t>
+      </w:r>
+    </w:p>
+    <w:p>
+      <w:r>
+        <w:br w:type="page"/>
+      </w:r>
+    </w:p>
+    <w:p>
+      <w:pPr>
+        <w:pStyle w:val="Heading1"/>
+      </w:pPr>
+      <w:r>
+        <w:rPr>
+          <w:rFonts w:ascii="맑은 고딕" w:hAnsi="맑은 고딕" w:eastAsia="맑은 고딕"/>
+          <w:color w:val="144E8C"/>
+        </w:rPr>
+        <w:t>8. 결과를 어떻게 읽나</w:t>
       </w:r>
     </w:p>
     <w:p>
@@ -4572,12 +6408,12 @@
           <w:rFonts w:ascii="맑은 고딕" w:hAnsi="맑은 고딕" w:eastAsia="맑은 고딕"/>
           <w:color w:val="1E2228"/>
         </w:rPr>
-        <w:t>4.4 결론이 자유 파라미터에 매달려 있지 않다</w:t>
+        <w:t>8.1 같은 8대인데 자를 바꾸면 배치가 갈린다</w:t>
       </w:r>
     </w:p>
     <w:p>
       <w:pPr>
-        <w:spacing w:after="120"/>
+        <w:spacing w:after="160" w:line="324" w:lineRule="auto"/>
       </w:pPr>
       <w:r>
         <w:rPr>
@@ -4585,9 +6421,393 @@
           <w:b w:val="0"/>
           <w:i w:val="0"/>
           <w:color w:val="1E2228"/>
-          <w:sz w:val="20"/>
+          <w:sz w:val="21"/>
         </w:rPr>
-        <w:t xml:space="preserve">근거가 공개되지 않은 값 두 개(가림 스트라이프 주기, 비계 시선 차단율)를 스윕했다. 절대 WDR 은 크게 흔들리지만 </w:t>
+        <w:t>이게 이 프로젝트의 핵심 실증이다. 세 가지 설계 기준으로 각각 8대를 배치한 뒤, 셋 다 실측 곡선의 자로 다시 재서 비교했다.</w:t>
+      </w:r>
+    </w:p>
+    <w:tbl>
+      <w:tblPr>
+        <w:tblStyle w:val="LightGrid-Accent1"/>
+        <w:tblW w:type="auto" w:w="0"/>
+        <w:jc w:val="center"/>
+        <w:tblLayout w:type="fixed"/>
+        <w:tblLook w:firstColumn="1" w:firstRow="1" w:lastColumn="0" w:lastRow="0" w:noHBand="0" w:noVBand="1" w:val="04A0"/>
+      </w:tblPr>
+      <w:tblGrid>
+        <w:gridCol w:w="2041"/>
+        <w:gridCol w:w="3402"/>
+        <w:gridCol w:w="1928"/>
+        <w:gridCol w:w="1701"/>
+      </w:tblGrid>
+      <w:tr>
+        <w:tc>
+          <w:tcPr>
+            <w:tcW w:type="dxa" w:w="2041"/>
+          </w:tcPr>
+          <w:p>
+            <w:r/>
+            <w:r>
+              <w:rPr>
+                <w:rFonts w:ascii="맑은 고딕" w:hAnsi="맑은 고딕" w:eastAsia="맑은 고딕"/>
+                <w:b/>
+                <w:i w:val="0"/>
+                <w:color w:val="1E2228"/>
+                <w:sz w:val="18"/>
+              </w:rPr>
+              <w:t>설계 기준</w:t>
+            </w:r>
+          </w:p>
+        </w:tc>
+        <w:tc>
+          <w:tcPr>
+            <w:tcW w:type="dxa" w:w="3402"/>
+          </w:tcPr>
+          <w:p>
+            <w:r/>
+            <w:r>
+              <w:rPr>
+                <w:rFonts w:ascii="맑은 고딕" w:hAnsi="맑은 고딕" w:eastAsia="맑은 고딕"/>
+                <w:b/>
+                <w:i w:val="0"/>
+                <w:color w:val="1E2228"/>
+                <w:sz w:val="18"/>
+              </w:rPr>
+              <w:t>무엇으로 배치했나</w:t>
+            </w:r>
+          </w:p>
+        </w:tc>
+        <w:tc>
+          <w:tcPr>
+            <w:tcW w:type="dxa" w:w="1928"/>
+          </w:tcPr>
+          <w:p>
+            <w:r/>
+            <w:r>
+              <w:rPr>
+                <w:rFonts w:ascii="맑은 고딕" w:hAnsi="맑은 고딕" w:eastAsia="맑은 고딕"/>
+                <w:b/>
+                <w:i w:val="0"/>
+                <w:color w:val="1E2228"/>
+                <w:sz w:val="18"/>
+              </w:rPr>
+              <w:t>위험가중 검출률</w:t>
+            </w:r>
+          </w:p>
+        </w:tc>
+        <w:tc>
+          <w:tcPr>
+            <w:tcW w:type="dxa" w:w="1701"/>
+          </w:tcPr>
+          <w:p>
+            <w:r/>
+            <w:r>
+              <w:rPr>
+                <w:rFonts w:ascii="맑은 고딕" w:hAnsi="맑은 고딕" w:eastAsia="맑은 고딕"/>
+                <w:b/>
+                <w:i w:val="0"/>
+                <w:color w:val="1E2228"/>
+                <w:sz w:val="18"/>
+              </w:rPr>
+              <w:t>미달 복셀</w:t>
+            </w:r>
+          </w:p>
+        </w:tc>
+      </w:tr>
+      <w:tr>
+        <w:tc>
+          <w:tcPr>
+            <w:tcW w:type="dxa" w:w="2041"/>
+          </w:tcPr>
+          <w:p>
+            <w:r/>
+            <w:r>
+              <w:rPr>
+                <w:rFonts w:ascii="맑은 고딕" w:hAnsi="맑은 고딕" w:eastAsia="맑은 고딕"/>
+                <w:b w:val="0"/>
+                <w:i w:val="0"/>
+                <w:color w:val="1E2228"/>
+                <w:sz w:val="18"/>
+              </w:rPr>
+              <w:t>기하 커버리지</w:t>
+            </w:r>
+          </w:p>
+        </w:tc>
+        <w:tc>
+          <w:tcPr>
+            <w:tcW w:type="dxa" w:w="3402"/>
+          </w:tcPr>
+          <w:p>
+            <w:r/>
+            <w:r>
+              <w:rPr>
+                <w:rFonts w:ascii="맑은 고딕" w:hAnsi="맑은 고딕" w:eastAsia="맑은 고딕"/>
+                <w:b w:val="0"/>
+                <w:i w:val="0"/>
+                <w:color w:val="1E2228"/>
+                <w:sz w:val="18"/>
+              </w:rPr>
+              <w:t>보이면 커버로 침 (기존 방식)</w:t>
+            </w:r>
+          </w:p>
+        </w:tc>
+        <w:tc>
+          <w:tcPr>
+            <w:tcW w:type="dxa" w:w="1928"/>
+          </w:tcPr>
+          <w:p>
+            <w:pPr>
+              <w:jc w:val="right"/>
+            </w:pPr>
+            <w:r/>
+            <w:r>
+              <w:rPr>
+                <w:rFonts w:ascii="맑은 고딕" w:hAnsi="맑은 고딕" w:eastAsia="맑은 고딕"/>
+                <w:b w:val="0"/>
+                <w:i w:val="0"/>
+                <w:color w:val="1E2228"/>
+                <w:sz w:val="18"/>
+              </w:rPr>
+              <w:t>0.5873</w:t>
+            </w:r>
+          </w:p>
+        </w:tc>
+        <w:tc>
+          <w:tcPr>
+            <w:tcW w:type="dxa" w:w="1701"/>
+          </w:tcPr>
+          <w:p>
+            <w:pPr>
+              <w:jc w:val="right"/>
+            </w:pPr>
+            <w:r/>
+            <w:r>
+              <w:rPr>
+                <w:rFonts w:ascii="맑은 고딕" w:hAnsi="맑은 고딕" w:eastAsia="맑은 고딕"/>
+                <w:b w:val="0"/>
+                <w:i w:val="0"/>
+                <w:color w:val="1E2228"/>
+                <w:sz w:val="18"/>
+              </w:rPr>
+              <w:t>8,202</w:t>
+            </w:r>
+          </w:p>
+        </w:tc>
+      </w:tr>
+      <w:tr>
+        <w:tc>
+          <w:tcPr>
+            <w:tcW w:type="dxa" w:w="2041"/>
+          </w:tcPr>
+          <w:p>
+            <w:r/>
+            <w:r>
+              <w:rPr>
+                <w:rFonts w:ascii="맑은 고딕" w:hAnsi="맑은 고딕" w:eastAsia="맑은 고딕"/>
+                <w:b w:val="0"/>
+                <w:i w:val="0"/>
+                <w:color w:val="1E2228"/>
+                <w:sz w:val="18"/>
+              </w:rPr>
+              <w:t>문헌의 가정 곡선</w:t>
+            </w:r>
+          </w:p>
+        </w:tc>
+        <w:tc>
+          <w:tcPr>
+            <w:tcW w:type="dxa" w:w="3402"/>
+          </w:tcPr>
+          <w:p>
+            <w:r/>
+            <w:r>
+              <w:rPr>
+                <w:rFonts w:ascii="맑은 고딕" w:hAnsi="맑은 고딕" w:eastAsia="맑은 고딕"/>
+                <w:b w:val="0"/>
+                <w:i w:val="0"/>
+                <w:color w:val="1E2228"/>
+                <w:sz w:val="18"/>
+              </w:rPr>
+              <w:t>논문에서 쓰는 가정된 확률 곡선</w:t>
+            </w:r>
+          </w:p>
+        </w:tc>
+        <w:tc>
+          <w:tcPr>
+            <w:tcW w:type="dxa" w:w="1928"/>
+          </w:tcPr>
+          <w:p>
+            <w:pPr>
+              <w:jc w:val="right"/>
+            </w:pPr>
+            <w:r/>
+            <w:r>
+              <w:rPr>
+                <w:rFonts w:ascii="맑은 고딕" w:hAnsi="맑은 고딕" w:eastAsia="맑은 고딕"/>
+                <w:b w:val="0"/>
+                <w:i w:val="0"/>
+                <w:color w:val="1E2228"/>
+                <w:sz w:val="18"/>
+              </w:rPr>
+              <w:t>0.5843</w:t>
+            </w:r>
+          </w:p>
+        </w:tc>
+        <w:tc>
+          <w:tcPr>
+            <w:tcW w:type="dxa" w:w="1701"/>
+          </w:tcPr>
+          <w:p>
+            <w:pPr>
+              <w:jc w:val="right"/>
+            </w:pPr>
+            <w:r/>
+            <w:r>
+              <w:rPr>
+                <w:rFonts w:ascii="맑은 고딕" w:hAnsi="맑은 고딕" w:eastAsia="맑은 고딕"/>
+                <w:b w:val="0"/>
+                <w:i w:val="0"/>
+                <w:color w:val="1E2228"/>
+                <w:sz w:val="18"/>
+              </w:rPr>
+              <w:t>9,926</w:t>
+            </w:r>
+          </w:p>
+        </w:tc>
+      </w:tr>
+      <w:tr>
+        <w:tc>
+          <w:tcPr>
+            <w:tcW w:type="dxa" w:w="2041"/>
+          </w:tcPr>
+          <w:p>
+            <w:r/>
+            <w:r>
+              <w:rPr>
+                <w:rFonts w:ascii="맑은 고딕" w:hAnsi="맑은 고딕" w:eastAsia="맑은 고딕"/>
+                <w:b w:val="0"/>
+                <w:i w:val="0"/>
+                <w:color w:val="1E2228"/>
+                <w:sz w:val="18"/>
+              </w:rPr>
+              <w:t>실측 곡선</w:t>
+            </w:r>
+          </w:p>
+        </w:tc>
+        <w:tc>
+          <w:tcPr>
+            <w:tcW w:type="dxa" w:w="3402"/>
+          </w:tcPr>
+          <w:p>
+            <w:r/>
+            <w:r>
+              <w:rPr>
+                <w:rFonts w:ascii="맑은 고딕" w:hAnsi="맑은 고딕" w:eastAsia="맑은 고딕"/>
+                <w:b w:val="0"/>
+                <w:i w:val="0"/>
+                <w:color w:val="1E2228"/>
+                <w:sz w:val="18"/>
+              </w:rPr>
+              <w:t>우리가 잰 곡선 (제안 방식)</w:t>
+            </w:r>
+          </w:p>
+        </w:tc>
+        <w:tc>
+          <w:tcPr>
+            <w:tcW w:type="dxa" w:w="1928"/>
+          </w:tcPr>
+          <w:p>
+            <w:pPr>
+              <w:jc w:val="right"/>
+            </w:pPr>
+            <w:r/>
+            <w:r>
+              <w:rPr>
+                <w:rFonts w:ascii="맑은 고딕" w:hAnsi="맑은 고딕" w:eastAsia="맑은 고딕"/>
+                <w:b w:val="0"/>
+                <w:i w:val="0"/>
+                <w:color w:val="1E2228"/>
+                <w:sz w:val="18"/>
+              </w:rPr>
+              <w:t>0.6623</w:t>
+            </w:r>
+          </w:p>
+        </w:tc>
+        <w:tc>
+          <w:tcPr>
+            <w:tcW w:type="dxa" w:w="1701"/>
+          </w:tcPr>
+          <w:p>
+            <w:pPr>
+              <w:jc w:val="right"/>
+            </w:pPr>
+            <w:r/>
+            <w:r>
+              <w:rPr>
+                <w:rFonts w:ascii="맑은 고딕" w:hAnsi="맑은 고딕" w:eastAsia="맑은 고딕"/>
+                <w:b w:val="0"/>
+                <w:i w:val="0"/>
+                <w:color w:val="1E2228"/>
+                <w:sz w:val="18"/>
+              </w:rPr>
+              <w:t>2,706</w:t>
+            </w:r>
+          </w:p>
+        </w:tc>
+      </w:tr>
+    </w:tbl>
+    <w:p>
+      <w:pPr>
+        <w:spacing w:after="80"/>
+      </w:pPr>
+    </w:p>
+    <w:p>
+      <w:pPr>
+        <w:spacing w:after="160" w:line="324" w:lineRule="auto"/>
+      </w:pPr>
+      <w:r>
+        <w:rPr>
+          <w:rFonts w:ascii="맑은 고딕" w:hAnsi="맑은 고딕" w:eastAsia="맑은 고딕"/>
+          <w:b w:val="0"/>
+          <w:i w:val="0"/>
+          <w:color w:val="1E2228"/>
+          <w:sz w:val="21"/>
+        </w:rPr>
+        <w:t xml:space="preserve">검출률 차이는 +0.0750로 크지 않아 보인다. 그런데 </w:t>
+      </w:r>
+      <w:r>
+        <w:rPr>
+          <w:rFonts w:ascii="맑은 고딕" w:hAnsi="맑은 고딕" w:eastAsia="맑은 고딕"/>
+          <w:b/>
+          <w:i w:val="0"/>
+          <w:color w:val="8C2018"/>
+          <w:sz w:val="21"/>
+        </w:rPr>
+        <w:t>미달 복셀은 8,202개에서 2,706개로 67% 줄었다</w:t>
+      </w:r>
+      <w:r>
+        <w:rPr>
+          <w:rFonts w:ascii="맑은 고딕" w:hAnsi="맑은 고딕" w:eastAsia="맑은 고딕"/>
+          <w:b w:val="0"/>
+          <w:i w:val="0"/>
+          <w:color w:val="1E2228"/>
+          <w:sz w:val="21"/>
+        </w:rPr>
+        <w:t>. 평균은 비슷한데 못 보는 자리가 3분의 1로 준 것이고, 이쪽이 훨씬 강한 그림이다.</w:t>
+      </w:r>
+    </w:p>
+    <w:p>
+      <w:pPr>
+        <w:spacing w:after="160" w:line="324" w:lineRule="auto"/>
+      </w:pPr>
+      <w:r>
+        <w:rPr>
+          <w:rFonts w:ascii="맑은 고딕" w:hAnsi="맑은 고딕" w:eastAsia="맑은 고딕"/>
+          <w:b w:val="0"/>
+          <w:i w:val="0"/>
+          <w:color w:val="1E2228"/>
+          <w:sz w:val="21"/>
+        </w:rPr>
+        <w:t xml:space="preserve">고른 카메라도 다르다. 기하 기준과 실측 기준이 공통으로 고른 건 8대 중 4대뿐이다. </w:t>
       </w:r>
       <w:r>
         <w:rPr>
@@ -4595,9 +6815,9 @@
           <w:b/>
           <w:i w:val="0"/>
           <w:color w:val="1E2228"/>
-          <w:sz w:val="20"/>
+          <w:sz w:val="21"/>
         </w:rPr>
-        <w:t>ΔWDR 은 +0.0249 ~ +0.0356 로 부호가 유지된다</w:t>
+        <w:t>같은 예산으로 절반은 다른 자리에 달게 된다는 뜻</w:t>
       </w:r>
       <w:r>
         <w:rPr>
@@ -4605,9 +6825,578 @@
           <w:b w:val="0"/>
           <w:i w:val="0"/>
           <w:color w:val="1E2228"/>
-          <w:sz w:val="20"/>
+          <w:sz w:val="21"/>
         </w:rPr>
-        <w:t>. 위험가중치도 통계 유도값과 심각도 보정값 두 프로파일에서 판정이 같다.</w:t>
+        <w:t>이다.</w:t>
+      </w:r>
+    </w:p>
+    <w:p>
+      <w:pPr>
+        <w:pStyle w:val="Heading2"/>
+      </w:pPr>
+      <w:r>
+        <w:rPr>
+          <w:rFonts w:ascii="맑은 고딕" w:hAnsi="맑은 고딕" w:eastAsia="맑은 고딕"/>
+          <w:color w:val="1E2228"/>
+        </w:rPr>
+        <w:t>8.2 기존 방식을 일부러 약하게 만들지 않았다</w:t>
+      </w:r>
+    </w:p>
+    <w:p>
+      <w:pPr>
+        <w:spacing w:after="160" w:line="324" w:lineRule="auto"/>
+      </w:pPr>
+      <w:r>
+        <w:rPr>
+          <w:rFonts w:ascii="맑은 고딕" w:hAnsi="맑은 고딕" w:eastAsia="맑은 고딕"/>
+          <w:b w:val="0"/>
+          <w:i w:val="0"/>
+          <w:color w:val="1E2228"/>
+          <w:sz w:val="21"/>
+        </w:rPr>
+        <w:t xml:space="preserve">"보이면 커버"를 그대로 쓰면 116m 떨어진 복셀도 커버로 잡힌다. 그건 실무보다 못하게 모델링해 놓고 이긴 것이 되므로, 기하 기준선에 </w:t>
+      </w:r>
+      <w:r>
+        <w:rPr>
+          <w:rFonts w:ascii="맑은 고딕" w:hAnsi="맑은 고딕" w:eastAsia="맑은 고딕"/>
+          <w:b/>
+          <w:i w:val="0"/>
+          <w:color w:val="1E2228"/>
+          <w:sz w:val="21"/>
+        </w:rPr>
+        <w:t>IEC 62676-4(DORI) 최소 픽셀밀도</w:t>
+      </w:r>
+      <w:r>
+        <w:rPr>
+          <w:rFonts w:ascii="맑은 고딕" w:hAnsi="맑은 고딕" w:eastAsia="맑은 고딕"/>
+          <w:b w:val="0"/>
+          <w:i w:val="0"/>
+          <w:color w:val="1E2228"/>
+          <w:sz w:val="21"/>
+        </w:rPr>
+        <w:t>를 걸었다. 실무 설계도구(JVSG, Axis Site Designer)가 지키는 기준이다.</w:t>
+      </w:r>
+    </w:p>
+    <w:tbl>
+      <w:tblPr>
+        <w:tblStyle w:val="LightGrid-Accent1"/>
+        <w:tblW w:type="auto" w:w="0"/>
+        <w:jc w:val="center"/>
+        <w:tblLayout w:type="fixed"/>
+        <w:tblLook w:firstColumn="1" w:firstRow="1" w:lastColumn="0" w:lastRow="0" w:noHBand="0" w:noVBand="1" w:val="04A0"/>
+      </w:tblPr>
+      <w:tblGrid>
+        <w:gridCol w:w="1928"/>
+        <w:gridCol w:w="1928"/>
+        <w:gridCol w:w="2041"/>
+        <w:gridCol w:w="3175"/>
+      </w:tblGrid>
+      <w:tr>
+        <w:tc>
+          <w:tcPr>
+            <w:tcW w:type="dxa" w:w="1928"/>
+          </w:tcPr>
+          <w:p>
+            <w:r/>
+            <w:r>
+              <w:rPr>
+                <w:rFonts w:ascii="맑은 고딕" w:hAnsi="맑은 고딕" w:eastAsia="맑은 고딕"/>
+                <w:b/>
+                <w:i w:val="0"/>
+                <w:color w:val="1E2228"/>
+                <w:sz w:val="18"/>
+              </w:rPr>
+              <w:t>DORI 등급</w:t>
+            </w:r>
+          </w:p>
+        </w:tc>
+        <w:tc>
+          <w:tcPr>
+            <w:tcW w:type="dxa" w:w="1928"/>
+          </w:tcPr>
+          <w:p>
+            <w:r/>
+            <w:r>
+              <w:rPr>
+                <w:rFonts w:ascii="맑은 고딕" w:hAnsi="맑은 고딕" w:eastAsia="맑은 고딕"/>
+                <w:b/>
+                <w:i w:val="0"/>
+                <w:color w:val="1E2228"/>
+                <w:sz w:val="18"/>
+              </w:rPr>
+              <w:t>요구 픽셀밀도</w:t>
+            </w:r>
+          </w:p>
+        </w:tc>
+        <w:tc>
+          <w:tcPr>
+            <w:tcW w:type="dxa" w:w="2041"/>
+          </w:tcPr>
+          <w:p>
+            <w:r/>
+            <w:r>
+              <w:rPr>
+                <w:rFonts w:ascii="맑은 고딕" w:hAnsi="맑은 고딕" w:eastAsia="맑은 고딕"/>
+                <w:b/>
+                <w:i w:val="0"/>
+                <w:color w:val="1E2228"/>
+                <w:sz w:val="18"/>
+              </w:rPr>
+              <w:t>그 배치의 검출률</w:t>
+            </w:r>
+          </w:p>
+        </w:tc>
+        <w:tc>
+          <w:tcPr>
+            <w:tcW w:type="dxa" w:w="3175"/>
+          </w:tcPr>
+          <w:p>
+            <w:r/>
+            <w:r>
+              <w:rPr>
+                <w:rFonts w:ascii="맑은 고딕" w:hAnsi="맑은 고딕" w:eastAsia="맑은 고딕"/>
+                <w:b/>
+                <w:i w:val="0"/>
+                <w:color w:val="1E2228"/>
+                <w:sz w:val="18"/>
+              </w:rPr>
+              <w:t>우리와 차이</w:t>
+            </w:r>
+          </w:p>
+        </w:tc>
+      </w:tr>
+      <w:tr>
+        <w:tc>
+          <w:tcPr>
+            <w:tcW w:type="dxa" w:w="1928"/>
+          </w:tcPr>
+          <w:p>
+            <w:r/>
+            <w:r>
+              <w:rPr>
+                <w:rFonts w:ascii="맑은 고딕" w:hAnsi="맑은 고딕" w:eastAsia="맑은 고딕"/>
+                <w:b w:val="0"/>
+                <w:i w:val="0"/>
+                <w:color w:val="1E2228"/>
+                <w:sz w:val="18"/>
+              </w:rPr>
+              <w:t>none</w:t>
+            </w:r>
+          </w:p>
+        </w:tc>
+        <w:tc>
+          <w:tcPr>
+            <w:tcW w:type="dxa" w:w="1928"/>
+          </w:tcPr>
+          <w:p>
+            <w:pPr>
+              <w:jc w:val="right"/>
+            </w:pPr>
+            <w:r/>
+            <w:r>
+              <w:rPr>
+                <w:rFonts w:ascii="맑은 고딕" w:hAnsi="맑은 고딕" w:eastAsia="맑은 고딕"/>
+                <w:b w:val="0"/>
+                <w:i w:val="0"/>
+                <w:color w:val="1E2228"/>
+                <w:sz w:val="18"/>
+              </w:rPr>
+              <w:t>0.00px</w:t>
+            </w:r>
+          </w:p>
+        </w:tc>
+        <w:tc>
+          <w:tcPr>
+            <w:tcW w:type="dxa" w:w="2041"/>
+          </w:tcPr>
+          <w:p>
+            <w:pPr>
+              <w:jc w:val="right"/>
+            </w:pPr>
+            <w:r/>
+            <w:r>
+              <w:rPr>
+                <w:rFonts w:ascii="맑은 고딕" w:hAnsi="맑은 고딕" w:eastAsia="맑은 고딕"/>
+                <w:b w:val="0"/>
+                <w:i w:val="0"/>
+                <w:color w:val="1E2228"/>
+                <w:sz w:val="18"/>
+              </w:rPr>
+              <w:t>0.5626</w:t>
+            </w:r>
+          </w:p>
+        </w:tc>
+        <w:tc>
+          <w:tcPr>
+            <w:tcW w:type="dxa" w:w="3175"/>
+          </w:tcPr>
+          <w:p>
+            <w:r/>
+            <w:r>
+              <w:rPr>
+                <w:rFonts w:ascii="맑은 고딕" w:hAnsi="맑은 고딕" w:eastAsia="맑은 고딕"/>
+                <w:b w:val="0"/>
+                <w:i w:val="0"/>
+                <w:color w:val="1E2228"/>
+                <w:sz w:val="18"/>
+              </w:rPr>
+              <w:t>+0.0997</w:t>
+            </w:r>
+          </w:p>
+        </w:tc>
+      </w:tr>
+      <w:tr>
+        <w:tc>
+          <w:tcPr>
+            <w:tcW w:type="dxa" w:w="1928"/>
+          </w:tcPr>
+          <w:p>
+            <w:r/>
+            <w:r>
+              <w:rPr>
+                <w:rFonts w:ascii="맑은 고딕" w:hAnsi="맑은 고딕" w:eastAsia="맑은 고딕"/>
+                <w:b w:val="0"/>
+                <w:i w:val="0"/>
+                <w:color w:val="1E2228"/>
+                <w:sz w:val="18"/>
+              </w:rPr>
+              <w:t>detection</w:t>
+            </w:r>
+          </w:p>
+        </w:tc>
+        <w:tc>
+          <w:tcPr>
+            <w:tcW w:type="dxa" w:w="1928"/>
+          </w:tcPr>
+          <w:p>
+            <w:pPr>
+              <w:jc w:val="right"/>
+            </w:pPr>
+            <w:r/>
+            <w:r>
+              <w:rPr>
+                <w:rFonts w:ascii="맑은 고딕" w:hAnsi="맑은 고딕" w:eastAsia="맑은 고딕"/>
+                <w:b w:val="0"/>
+                <w:i w:val="0"/>
+                <w:color w:val="1E2228"/>
+                <w:sz w:val="18"/>
+              </w:rPr>
+              <w:t>6.25px</w:t>
+            </w:r>
+          </w:p>
+        </w:tc>
+        <w:tc>
+          <w:tcPr>
+            <w:tcW w:type="dxa" w:w="2041"/>
+          </w:tcPr>
+          <w:p>
+            <w:pPr>
+              <w:jc w:val="right"/>
+            </w:pPr>
+            <w:r/>
+            <w:r>
+              <w:rPr>
+                <w:rFonts w:ascii="맑은 고딕" w:hAnsi="맑은 고딕" w:eastAsia="맑은 고딕"/>
+                <w:b w:val="0"/>
+                <w:i w:val="0"/>
+                <w:color w:val="1E2228"/>
+                <w:sz w:val="18"/>
+              </w:rPr>
+              <w:t>0.4151</w:t>
+            </w:r>
+          </w:p>
+        </w:tc>
+        <w:tc>
+          <w:tcPr>
+            <w:tcW w:type="dxa" w:w="3175"/>
+          </w:tcPr>
+          <w:p>
+            <w:r/>
+            <w:r>
+              <w:rPr>
+                <w:rFonts w:ascii="맑은 고딕" w:hAnsi="맑은 고딕" w:eastAsia="맑은 고딕"/>
+                <w:b w:val="0"/>
+                <w:i w:val="0"/>
+                <w:color w:val="1E2228"/>
+                <w:sz w:val="18"/>
+              </w:rPr>
+              <w:t>+0.2472</w:t>
+            </w:r>
+          </w:p>
+        </w:tc>
+      </w:tr>
+      <w:tr>
+        <w:tc>
+          <w:tcPr>
+            <w:tcW w:type="dxa" w:w="1928"/>
+          </w:tcPr>
+          <w:p>
+            <w:r/>
+            <w:r>
+              <w:rPr>
+                <w:rFonts w:ascii="맑은 고딕" w:hAnsi="맑은 고딕" w:eastAsia="맑은 고딕"/>
+                <w:b w:val="0"/>
+                <w:i w:val="0"/>
+                <w:color w:val="1E2228"/>
+                <w:sz w:val="18"/>
+              </w:rPr>
+              <w:t>observation</w:t>
+            </w:r>
+          </w:p>
+        </w:tc>
+        <w:tc>
+          <w:tcPr>
+            <w:tcW w:type="dxa" w:w="1928"/>
+          </w:tcPr>
+          <w:p>
+            <w:pPr>
+              <w:jc w:val="right"/>
+            </w:pPr>
+            <w:r/>
+            <w:r>
+              <w:rPr>
+                <w:rFonts w:ascii="맑은 고딕" w:hAnsi="맑은 고딕" w:eastAsia="맑은 고딕"/>
+                <w:b w:val="0"/>
+                <w:i w:val="0"/>
+                <w:color w:val="1E2228"/>
+                <w:sz w:val="18"/>
+              </w:rPr>
+              <w:t>15.62px</w:t>
+            </w:r>
+          </w:p>
+        </w:tc>
+        <w:tc>
+          <w:tcPr>
+            <w:tcW w:type="dxa" w:w="2041"/>
+          </w:tcPr>
+          <w:p>
+            <w:pPr>
+              <w:jc w:val="right"/>
+            </w:pPr>
+            <w:r/>
+            <w:r>
+              <w:rPr>
+                <w:rFonts w:ascii="맑은 고딕" w:hAnsi="맑은 고딕" w:eastAsia="맑은 고딕"/>
+                <w:b w:val="0"/>
+                <w:i w:val="0"/>
+                <w:color w:val="1E2228"/>
+                <w:sz w:val="18"/>
+              </w:rPr>
+              <w:t>0.5873</w:t>
+            </w:r>
+          </w:p>
+        </w:tc>
+        <w:tc>
+          <w:tcPr>
+            <w:tcW w:type="dxa" w:w="3175"/>
+          </w:tcPr>
+          <w:p>
+            <w:r/>
+            <w:r>
+              <w:rPr>
+                <w:rFonts w:ascii="맑은 고딕" w:hAnsi="맑은 고딕" w:eastAsia="맑은 고딕"/>
+                <w:b w:val="0"/>
+                <w:i w:val="0"/>
+                <w:color w:val="1E2228"/>
+                <w:sz w:val="18"/>
+              </w:rPr>
+              <w:t>+0.0750  ← 기본값</w:t>
+            </w:r>
+          </w:p>
+        </w:tc>
+      </w:tr>
+      <w:tr>
+        <w:tc>
+          <w:tcPr>
+            <w:tcW w:type="dxa" w:w="1928"/>
+          </w:tcPr>
+          <w:p>
+            <w:r/>
+            <w:r>
+              <w:rPr>
+                <w:rFonts w:ascii="맑은 고딕" w:hAnsi="맑은 고딕" w:eastAsia="맑은 고딕"/>
+                <w:b w:val="0"/>
+                <w:i w:val="0"/>
+                <w:color w:val="1E2228"/>
+                <w:sz w:val="18"/>
+              </w:rPr>
+              <w:t>recognition</w:t>
+            </w:r>
+          </w:p>
+        </w:tc>
+        <w:tc>
+          <w:tcPr>
+            <w:tcW w:type="dxa" w:w="1928"/>
+          </w:tcPr>
+          <w:p>
+            <w:pPr>
+              <w:jc w:val="right"/>
+            </w:pPr>
+            <w:r/>
+            <w:r>
+              <w:rPr>
+                <w:rFonts w:ascii="맑은 고딕" w:hAnsi="맑은 고딕" w:eastAsia="맑은 고딕"/>
+                <w:b w:val="0"/>
+                <w:i w:val="0"/>
+                <w:color w:val="1E2228"/>
+                <w:sz w:val="18"/>
+              </w:rPr>
+              <w:t>31.25px</w:t>
+            </w:r>
+          </w:p>
+        </w:tc>
+        <w:tc>
+          <w:tcPr>
+            <w:tcW w:type="dxa" w:w="2041"/>
+          </w:tcPr>
+          <w:p>
+            <w:pPr>
+              <w:jc w:val="right"/>
+            </w:pPr>
+            <w:r/>
+            <w:r>
+              <w:rPr>
+                <w:rFonts w:ascii="맑은 고딕" w:hAnsi="맑은 고딕" w:eastAsia="맑은 고딕"/>
+                <w:b w:val="0"/>
+                <w:i w:val="0"/>
+                <w:color w:val="1E2228"/>
+                <w:sz w:val="18"/>
+              </w:rPr>
+              <w:t>0.1751</w:t>
+            </w:r>
+          </w:p>
+        </w:tc>
+        <w:tc>
+          <w:tcPr>
+            <w:tcW w:type="dxa" w:w="3175"/>
+          </w:tcPr>
+          <w:p>
+            <w:r/>
+            <w:r>
+              <w:rPr>
+                <w:rFonts w:ascii="맑은 고딕" w:hAnsi="맑은 고딕" w:eastAsia="맑은 고딕"/>
+                <w:b w:val="0"/>
+                <w:i w:val="0"/>
+                <w:color w:val="1E2228"/>
+                <w:sz w:val="18"/>
+              </w:rPr>
+              <w:t>+0.4872</w:t>
+            </w:r>
+          </w:p>
+        </w:tc>
+      </w:tr>
+    </w:tbl>
+    <w:p>
+      <w:pPr>
+        <w:spacing w:after="80"/>
+      </w:pPr>
+    </w:p>
+    <w:p>
+      <w:pPr>
+        <w:spacing w:after="160" w:line="324" w:lineRule="auto"/>
+      </w:pPr>
+      <w:r>
+        <w:rPr>
+          <w:rFonts w:ascii="맑은 고딕" w:hAnsi="맑은 고딕" w:eastAsia="맑은 고딕"/>
+          <w:b w:val="0"/>
+          <w:i w:val="0"/>
+          <w:color w:val="1E2228"/>
+          <w:sz w:val="21"/>
+        </w:rPr>
+        <w:t xml:space="preserve">네 등급을 전부 돌린 뒤 </w:t>
+      </w:r>
+      <w:r>
+        <w:rPr>
+          <w:rFonts w:ascii="맑은 고딕" w:hAnsi="맑은 고딕" w:eastAsia="맑은 고딕"/>
+          <w:b/>
+          <w:i w:val="0"/>
+          <w:color w:val="144E8C"/>
+          <w:sz w:val="21"/>
+        </w:rPr>
+        <w:t>우리와 차이가 가장 작은 등급을 기본값으로 골랐다</w:t>
+      </w:r>
+      <w:r>
+        <w:rPr>
+          <w:rFonts w:ascii="맑은 고딕" w:hAnsi="맑은 고딕" w:eastAsia="맑은 고딕"/>
+          <w:b w:val="0"/>
+          <w:i w:val="0"/>
+          <w:color w:val="1E2228"/>
+          <w:sz w:val="21"/>
+        </w:rPr>
+        <w:t>. 기존 방식에 가장 유리한 조건에서 싸운 것이고, "약한 상대와 붙었다"는 비판을 막기 위해서다.</w:t>
+      </w:r>
+    </w:p>
+    <w:p>
+      <w:pPr>
+        <w:spacing w:after="200" w:line="312" w:lineRule="auto"/>
+        <w:ind w:left="454"/>
+      </w:pPr>
+      <w:r>
+        <w:rPr>
+          <w:rFonts w:ascii="맑은 고딕" w:hAnsi="맑은 고딕" w:eastAsia="맑은 고딕"/>
+          <w:b w:val="0"/>
+          <w:i w:val="0"/>
+          <w:color w:val="5C6570"/>
+          <w:sz w:val="19"/>
+        </w:rPr>
+        <w:t>recognition 등급이 observation보다 나쁜 건 오류가 아니다. 임계를 올리면 만족 가능한 복셀이 급감해 탐욕이 오히려 나빠진다. 임계 방식 자체의 구조적 결함이며 제안서 소재다. 참고로 DORI는 사람이 화면을 보고 판단하는 기준이지 AI 검출기에 대해 검증된 게 아니다. 기존 방식의 기준선을 세우는 용도로만 쓴다.</w:t>
+      </w:r>
+    </w:p>
+    <w:p>
+      <w:pPr>
+        <w:pStyle w:val="Heading2"/>
+      </w:pPr>
+      <w:r>
+        <w:rPr>
+          <w:rFonts w:ascii="맑은 고딕" w:hAnsi="맑은 고딕" w:eastAsia="맑은 고딕"/>
+          <w:color w:val="1E2228"/>
+        </w:rPr>
+        <w:t>8.3 결론이 근거 없는 값에 매달려 있지 않다</w:t>
+      </w:r>
+    </w:p>
+    <w:p>
+      <w:pPr>
+        <w:spacing w:after="160" w:line="324" w:lineRule="auto"/>
+      </w:pPr>
+      <w:r>
+        <w:rPr>
+          <w:rFonts w:ascii="맑은 고딕" w:hAnsi="맑은 고딕" w:eastAsia="맑은 고딕"/>
+          <w:b w:val="0"/>
+          <w:i w:val="0"/>
+          <w:color w:val="1E2228"/>
+          <w:sz w:val="21"/>
+        </w:rPr>
+        <w:t xml:space="preserve">근거가 공개되지 않은 값이 둘 있다 — 줄무늬 간격과 비계가 시야를 막는 비율. 둘 다 넓게 스윕해 봤다. </w:t>
+      </w:r>
+      <w:r>
+        <w:rPr>
+          <w:rFonts w:ascii="맑은 고딕" w:hAnsi="맑은 고딕" w:eastAsia="맑은 고딕"/>
+          <w:b/>
+          <w:i w:val="0"/>
+          <w:color w:val="144E8C"/>
+          <w:sz w:val="21"/>
+        </w:rPr>
+        <w:t>절대 검출률은 크게 흔들리지만, 두 배치의 차이는 +0.0249 ~ +0.0356로 부호가 유지된다.</w:t>
+      </w:r>
+    </w:p>
+    <w:p>
+      <w:pPr>
+        <w:spacing w:after="160" w:line="324" w:lineRule="auto"/>
+      </w:pPr>
+      <w:r>
+        <w:rPr>
+          <w:rFonts w:ascii="맑은 고딕" w:hAnsi="맑은 고딕" w:eastAsia="맑은 고딕"/>
+          <w:b w:val="0"/>
+          <w:i w:val="0"/>
+          <w:color w:val="1E2228"/>
+          <w:sz w:val="21"/>
+        </w:rPr>
+        <w:t>그래서 우리가 주장하는 건 절대 수치가 아니라 두 배치의 차이다. 이 구분이 방어의 핵심이다.</w:t>
+      </w:r>
+    </w:p>
+    <w:p>
+      <w:r>
+        <w:br w:type="page"/>
       </w:r>
     </w:p>
     <w:p>
@@ -4619,13 +7408,28 @@
           <w:rFonts w:ascii="맑은 고딕" w:hAnsi="맑은 고딕" w:eastAsia="맑은 고딕"/>
           <w:color w:val="144E8C"/>
         </w:rPr>
-        <w:t>5. 한계 — 먼저 밝힌다</w:t>
+        <w:t>9. 한계 — 먼저 말한다</w:t>
       </w:r>
     </w:p>
     <w:p>
       <w:pPr>
-        <w:spacing w:after="60"/>
-        <w:ind w:left="425" w:hanging="198"/>
+        <w:spacing w:after="160" w:line="324" w:lineRule="auto"/>
+      </w:pPr>
+      <w:r>
+        <w:rPr>
+          <w:rFonts w:ascii="맑은 고딕" w:hAnsi="맑은 고딕" w:eastAsia="맑은 고딕"/>
+          <w:b w:val="0"/>
+          <w:i w:val="0"/>
+          <w:color w:val="1E2228"/>
+          <w:sz w:val="21"/>
+        </w:rPr>
+        <w:t>심사에서 물어보기 전에 먼저 밝히는 항목들이다. 코드로 보정하려 하면 오히려 검증 불가능해진다.</w:t>
+      </w:r>
+    </w:p>
+    <w:p>
+      <w:pPr>
+        <w:spacing w:after="80" w:line="312" w:lineRule="auto"/>
+        <w:ind w:left="454" w:hanging="227"/>
       </w:pPr>
       <w:r>
         <w:rPr>
@@ -4633,7 +7437,7 @@
           <w:b w:val="0"/>
           <w:i w:val="0"/>
           <w:color w:val="5C6570"/>
-          <w:sz w:val="20"/>
+          <w:sz w:val="21"/>
         </w:rPr>
         <w:t xml:space="preserve">· </w:t>
       </w:r>
@@ -4643,7 +7447,7 @@
           <w:b/>
           <w:i w:val="0"/>
           <w:color w:val="1E2228"/>
-          <w:sz w:val="20"/>
+          <w:sz w:val="21"/>
         </w:rPr>
         <w:t xml:space="preserve">검출기가 대리모델이다 — </w:t>
       </w:r>
@@ -4653,15 +7457,15 @@
           <w:b w:val="0"/>
           <w:i w:val="0"/>
           <w:color w:val="1E2228"/>
-          <w:sz w:val="20"/>
+          <w:sz w:val="21"/>
         </w:rPr>
-        <w:t>SHWD 로 파인튜닝한 YOLO 이며 LH A-Eye 의 실제 모델이 아니다. 절대 수치가 아니라 설치 조건에 따라 검출률이 변한다는 관계를 증명하는 실험으로 포지셔닝한다. 곡선만 갈아 끼우면 되는 구조로 설계했다.</w:t>
+        <w:t>SHWD로 학습시킨 YOLO이며 LH A-Eye의 실제 모델이 아니다. 절대 수치가 아니라 관계의 존재를 증명하는 실험으로 포지셔닝한다.</w:t>
       </w:r>
     </w:p>
     <w:p>
       <w:pPr>
-        <w:spacing w:after="60"/>
-        <w:ind w:left="425" w:hanging="198"/>
+        <w:spacing w:after="80" w:line="312" w:lineRule="auto"/>
+        <w:ind w:left="454" w:hanging="227"/>
       </w:pPr>
       <w:r>
         <w:rPr>
@@ -4669,7 +7473,7 @@
           <w:b w:val="0"/>
           <w:i w:val="0"/>
           <w:color w:val="5C6570"/>
-          <w:sz w:val="20"/>
+          <w:sz w:val="21"/>
         </w:rPr>
         <w:t xml:space="preserve">· </w:t>
       </w:r>
@@ -4679,9 +7483,9 @@
           <w:b/>
           <w:i w:val="0"/>
           <w:color w:val="1E2228"/>
-          <w:sz w:val="20"/>
+          <w:sz w:val="21"/>
         </w:rPr>
-        <w:t xml:space="preserve">최신 모델이 더 낫지 않았다 — </w:t>
+        <w:t xml:space="preserve">다운샘플링은 실제 원거리 촬영과 다르다 — </w:t>
       </w:r>
       <w:r>
         <w:rPr>
@@ -4689,15 +7493,15 @@
           <w:b w:val="0"/>
           <w:i w:val="0"/>
           <w:color w:val="1E2228"/>
-          <w:sz w:val="20"/>
+          <w:sz w:val="21"/>
         </w:rPr>
-        <w:t>yolo26n 을 같은 조건으로 학습·재측정한 결과 mAP50 은 동률이고 곡선 적합도는 더 나빠 통과 기준에 미달했다. 활성 곡선은 yolov8n 이다. 다만 곡선의 형태는 유지되어, 검출기를 바꿔도 관계가 남는다는 근거가 됐다.</w:t>
+        <w:t>대기 흐림, 렌즈 광학 한계가 반영되지 않는다.</w:t>
       </w:r>
     </w:p>
     <w:p>
       <w:pPr>
-        <w:spacing w:after="60"/>
-        <w:ind w:left="425" w:hanging="198"/>
+        <w:spacing w:after="80" w:line="312" w:lineRule="auto"/>
+        <w:ind w:left="454" w:hanging="227"/>
       </w:pPr>
       <w:r>
         <w:rPr>
@@ -4705,7 +7509,7 @@
           <w:b w:val="0"/>
           <w:i w:val="0"/>
           <w:color w:val="5C6570"/>
-          <w:sz w:val="20"/>
+          <w:sz w:val="21"/>
         </w:rPr>
         <w:t xml:space="preserve">· </w:t>
       </w:r>
@@ -4715,9 +7519,9 @@
           <w:b/>
           <w:i w:val="0"/>
           <w:color w:val="1E2228"/>
-          <w:sz w:val="20"/>
+          <w:sz w:val="21"/>
         </w:rPr>
-        <w:t xml:space="preserve">변형은 실제 촬영의 근사다 — </w:t>
+        <w:t xml:space="preserve">호모그래피는 3D 시점 변화의 근사다 — </w:t>
       </w:r>
       <w:r>
         <w:rPr>
@@ -4725,15 +7529,15 @@
           <w:b w:val="0"/>
           <w:i w:val="0"/>
           <w:color w:val="1E2228"/>
-          <w:sz w:val="20"/>
+          <w:sz w:val="21"/>
         </w:rPr>
-        <w:t>다운샘플링은 대기 흐림·렌즈 광학 한계를 반영하지 않고, 호모그래피는 3D 시점 변화의 근사다. 코드에서 보정하지 않는다.</w:t>
+        <w:t>실제로 카메라를 위로 올려 찍은 것과 사진을 기울인 것은 다르다.</w:t>
       </w:r>
     </w:p>
     <w:p>
       <w:pPr>
-        <w:spacing w:after="60"/>
-        <w:ind w:left="425" w:hanging="198"/>
+        <w:spacing w:after="80" w:line="312" w:lineRule="auto"/>
+        <w:ind w:left="454" w:hanging="227"/>
       </w:pPr>
       <w:r>
         <w:rPr>
@@ -4741,7 +7545,7 @@
           <w:b w:val="0"/>
           <w:i w:val="0"/>
           <w:color w:val="5C6570"/>
-          <w:sz w:val="20"/>
+          <w:sz w:val="21"/>
         </w:rPr>
         <w:t xml:space="preserve">· </w:t>
       </w:r>
@@ -4751,9 +7555,9 @@
           <w:b/>
           <w:i w:val="0"/>
           <w:color w:val="1E2228"/>
-          <w:sz w:val="20"/>
+          <w:sz w:val="21"/>
         </w:rPr>
-        <w:t xml:space="preserve">분리형 곱셈 모델은 1차 근사다 — </w:t>
+        <w:t xml:space="preserve">곱셈 모델은 1차 근사다 — </w:t>
       </w:r>
       <w:r>
         <w:rPr>
@@ -4761,15 +7565,15 @@
           <w:b w:val="0"/>
           <w:i w:val="0"/>
           <w:color w:val="1E2228"/>
-          <w:sz w:val="20"/>
+          <w:sz w:val="21"/>
         </w:rPr>
-        <w:t>축 간 상호작용을 무시한다. 잔차가 낙관 쪽으로 기운다 — 안 보이는 곳을 보인다고 말하는 방향이므로 명시한다.</w:t>
+        <w:t>축 간 상호작용을 무시한다. 게다가 잔차가 낙관 쪽으로 기운다 — 실측 0.5 미만 조건에서 평균 0.09만큼 높게 본다. 안 보이는 곳을 보인다고 말하는 방향이라 반드시 밝혀야 한다.</w:t>
       </w:r>
     </w:p>
     <w:p>
       <w:pPr>
-        <w:spacing w:after="60"/>
-        <w:ind w:left="425" w:hanging="198"/>
+        <w:spacing w:after="80" w:line="312" w:lineRule="auto"/>
+        <w:ind w:left="454" w:hanging="227"/>
       </w:pPr>
       <w:r>
         <w:rPr>
@@ -4777,7 +7581,7 @@
           <w:b w:val="0"/>
           <w:i w:val="0"/>
           <w:color w:val="5C6570"/>
-          <w:sz w:val="20"/>
+          <w:sz w:val="21"/>
         </w:rPr>
         <w:t xml:space="preserve">· </w:t>
       </w:r>
@@ -4787,7 +7591,7 @@
           <w:b/>
           <w:i w:val="0"/>
           <w:color w:val="1E2228"/>
-          <w:sz w:val="20"/>
+          <w:sz w:val="21"/>
         </w:rPr>
         <w:t xml:space="preserve">배점표와 요구곡선은 우리가 정했다 — </w:t>
       </w:r>
@@ -4797,15 +7601,15 @@
           <w:b w:val="0"/>
           <w:i w:val="0"/>
           <w:color w:val="1E2228"/>
-          <w:sz w:val="20"/>
+          <w:sz w:val="21"/>
         </w:rPr>
-        <w:t>가중치 비례 배점과 70~99% 요구곡선은 게시된 근거가 없다. LH 가 등급별 요구를 게시하면 함수 하나만 갈아 끼운다.</w:t>
+        <w:t>가중치 비례 배점, 70~99% 요구곡선, 등급 경계(A 90 / B 80 / C 70) 모두 게시된 근거가 없다. LH가 기준을 내면 함수 하나만 갈아 끼운다.</w:t>
       </w:r>
     </w:p>
     <w:p>
       <w:pPr>
-        <w:spacing w:after="60"/>
-        <w:ind w:left="425" w:hanging="198"/>
+        <w:spacing w:after="80" w:line="312" w:lineRule="auto"/>
+        <w:ind w:left="454" w:hanging="227"/>
       </w:pPr>
       <w:r>
         <w:rPr>
@@ -4813,7 +7617,7 @@
           <w:b w:val="0"/>
           <w:i w:val="0"/>
           <w:color w:val="5C6570"/>
-          <w:sz w:val="20"/>
+          <w:sz w:val="21"/>
         </w:rPr>
         <w:t xml:space="preserve">· </w:t>
       </w:r>
@@ -4823,9 +7627,9 @@
           <w:b/>
           <w:i w:val="0"/>
           <w:color w:val="1E2228"/>
-          <w:sz w:val="20"/>
+          <w:sz w:val="21"/>
         </w:rPr>
-        <w:t xml:space="preserve">DORI 는 인간 관찰자 기준이다 — </w:t>
+        <w:t xml:space="preserve">가림률 실측 통계가 없다 — </w:t>
       </w:r>
       <w:r>
         <w:rPr>
@@ -4833,14 +7637,86 @@
           <w:b w:val="0"/>
           <w:i w:val="0"/>
           <w:color w:val="1E2228"/>
-          <w:sz w:val="20"/>
+          <w:sz w:val="21"/>
         </w:rPr>
-        <w:t>AI 검출기에 대해 검증된 바 없다. 기존 방식의 기준선을 세우는 용도로만 쓴다.</w:t>
+        <w:t>건설현장에서 실제로 시야가 얼마나 막히는지 공개된 통계가 없다. 그래서 입력이 아니라 스윕 파라미터로 다룬다.</w:t>
       </w:r>
     </w:p>
     <w:p>
       <w:pPr>
-        <w:spacing w:after="200"/>
+        <w:spacing w:after="80" w:line="312" w:lineRule="auto"/>
+        <w:ind w:left="454" w:hanging="227"/>
+      </w:pPr>
+      <w:r>
+        <w:rPr>
+          <w:rFonts w:ascii="맑은 고딕" w:hAnsi="맑은 고딕" w:eastAsia="맑은 고딕"/>
+          <w:b w:val="0"/>
+          <w:i w:val="0"/>
+          <w:color w:val="5C6570"/>
+          <w:sz w:val="21"/>
+        </w:rPr>
+        <w:t xml:space="preserve">· </w:t>
+      </w:r>
+      <w:r>
+        <w:rPr>
+          <w:rFonts w:ascii="맑은 고딕" w:hAnsi="맑은 고딕" w:eastAsia="맑은 고딕"/>
+          <w:b/>
+          <w:i w:val="0"/>
+          <w:color w:val="1E2228"/>
+          <w:sz w:val="21"/>
+        </w:rPr>
+        <w:t xml:space="preserve">카메라 부각을 검사하지 않는다 — </w:t>
+      </w:r>
+      <w:r>
+        <w:rPr>
+          <w:rFonts w:ascii="맑은 고딕" w:hAnsi="맑은 고딕" w:eastAsia="맑은 고딕"/>
+          <w:b w:val="0"/>
+          <w:i w:val="0"/>
+          <w:color w:val="1E2228"/>
+          <w:sz w:val="21"/>
+        </w:rPr>
+        <w:t>수직 화각이 작업면을 덮도록 조준했다고 본다. 낙관적인 가정이다.</w:t>
+      </w:r>
+    </w:p>
+    <w:p>
+      <w:pPr>
+        <w:spacing w:after="80" w:line="312" w:lineRule="auto"/>
+        <w:ind w:left="454" w:hanging="227"/>
+      </w:pPr>
+      <w:r>
+        <w:rPr>
+          <w:rFonts w:ascii="맑은 고딕" w:hAnsi="맑은 고딕" w:eastAsia="맑은 고딕"/>
+          <w:b w:val="0"/>
+          <w:i w:val="0"/>
+          <w:color w:val="5C6570"/>
+          <w:sz w:val="21"/>
+        </w:rPr>
+        <w:t xml:space="preserve">· </w:t>
+      </w:r>
+      <w:r>
+        <w:rPr>
+          <w:rFonts w:ascii="맑은 고딕" w:hAnsi="맑은 고딕" w:eastAsia="맑은 고딕"/>
+          <w:b/>
+          <w:i w:val="0"/>
+          <w:color w:val="1E2228"/>
+          <w:sz w:val="21"/>
+        </w:rPr>
+        <w:t xml:space="preserve">가상 현장이다 — </w:t>
+      </w:r>
+      <w:r>
+        <w:rPr>
+          <w:rFonts w:ascii="맑은 고딕" w:hAnsi="맑은 고딕" w:eastAsia="맑은 고딕"/>
+          <w:b w:val="0"/>
+          <w:i w:val="0"/>
+          <w:color w:val="1E2228"/>
+          <w:sz w:val="21"/>
+        </w:rPr>
+        <w:t>실제 LH 현장 도면이 아니라 코드로 만든 100×60m 모사 현장이다. 입력을 계약 형태로 분리해 두어 실제 도면이 들어오면 그대로 돈다.</w:t>
+      </w:r>
+    </w:p>
+    <w:p>
+      <w:pPr>
+        <w:spacing w:after="200" w:line="324" w:lineRule="auto"/>
       </w:pPr>
       <w:r>
         <w:rPr>
@@ -4854,7 +7730,7 @@
     </w:p>
     <w:p>
       <w:pPr>
-        <w:spacing w:after="120"/>
+        <w:spacing w:after="160" w:line="324" w:lineRule="auto"/>
       </w:pPr>
       <w:r>
         <w:rPr>
@@ -4862,9 +7738,9 @@
           <w:b w:val="0"/>
           <w:i w:val="0"/>
           <w:color w:val="5C6570"/>
-          <w:sz w:val="18"/>
+          <w:sz w:val="19"/>
         </w:rPr>
-        <w:t xml:space="preserve">제외 항목도 밝힌다. </w:t>
+        <w:t xml:space="preserve">범위 밖으로 정한 것도 밝힌다. </w:t>
       </w:r>
       <w:r>
         <w:rPr>
@@ -4872,9 +7748,9 @@
           <w:b w:val="0"/>
           <w:i w:val="0"/>
           <w:color w:val="5C6570"/>
-          <w:sz w:val="18"/>
+          <w:sz w:val="19"/>
         </w:rPr>
-        <w:t>공정 단계별 카메라 재배치(4D), 방위각, 야간·조명·기상, PTZ 동적 제어, 실시간 관제</w:t>
+        <w:t>공정 단계별 카메라 재배치(4D), 방위각, 야간·조명·기상, PTZ 동적 제어, 실시간 관제 시스템, A-Eye 실제 모델 재현</w:t>
       </w:r>
       <w:r>
         <w:rPr>
@@ -4882,14 +7758,1789 @@
           <w:b w:val="0"/>
           <w:i w:val="0"/>
           <w:color w:val="5C6570"/>
-          <w:sz w:val="18"/>
+          <w:sz w:val="19"/>
         </w:rPr>
-        <w:t>는 범위 밖이다. 못 한 것이 아니라 제외한 것이다.</w:t>
+        <w:t>. 못 한 게 아니라 정하고 뺀 것이며, 특히 4D는 2025년 10월 논문과 정면으로 겹쳐서 전략적으로 제외했다.</w:t>
       </w:r>
+    </w:p>
+    <w:p>
+      <w:r>
+        <w:br w:type="page"/>
+      </w:r>
+    </w:p>
+    <w:p>
+      <w:pPr>
+        <w:pStyle w:val="Heading1"/>
+      </w:pPr>
+      <w:r>
+        <w:rPr>
+          <w:rFonts w:ascii="맑은 고딕" w:hAnsi="맑은 고딕" w:eastAsia="맑은 고딕"/>
+          <w:color w:val="144E8C"/>
+        </w:rPr>
+        <w:t>10. 나올 만한 질문과 답</w:t>
+      </w:r>
+    </w:p>
+    <w:p>
+      <w:pPr>
+        <w:spacing w:after="60" w:line="324" w:lineRule="auto"/>
+      </w:pPr>
+      <w:r>
+        <w:rPr>
+          <w:rFonts w:ascii="맑은 고딕" w:hAnsi="맑은 고딕" w:eastAsia="맑은 고딕"/>
+          <w:b/>
+          <w:i w:val="0"/>
+          <w:color w:val="144E8C"/>
+          <w:sz w:val="21"/>
+        </w:rPr>
+        <w:t xml:space="preserve">Q. </w:t>
+      </w:r>
+      <w:r>
+        <w:rPr>
+          <w:rFonts w:ascii="맑은 고딕" w:hAnsi="맑은 고딕" w:eastAsia="맑은 고딕"/>
+          <w:b/>
+          <w:i w:val="0"/>
+          <w:color w:val="1E2228"/>
+          <w:sz w:val="21"/>
+        </w:rPr>
+        <w:t>이미 AI CCTV 쓰고 있는데 뭐가 새롭나?</w:t>
+      </w:r>
+    </w:p>
+    <w:p>
+      <w:pPr>
+        <w:spacing w:after="200" w:line="324" w:lineRule="auto"/>
+        <w:ind w:left="283"/>
+      </w:pPr>
+      <w:r>
+        <w:rPr>
+          <w:rFonts w:ascii="맑은 고딕" w:hAnsi="맑은 고딕" w:eastAsia="맑은 고딕"/>
+          <w:b w:val="0"/>
+          <w:i w:val="0"/>
+          <w:color w:val="1E2228"/>
+          <w:sz w:val="21"/>
+        </w:rPr>
+        <w:t>AI CCTV를 도입하자는 게 아니라, 이미 단 카메라가 위험구역을 실제로 검출할 수 있는 조건에 있는지 진단하는 도구다. 도입과 진단은 다른 층위다.</w:t>
+      </w:r>
+    </w:p>
+    <w:p>
+      <w:pPr>
+        <w:spacing w:after="60" w:line="324" w:lineRule="auto"/>
+      </w:pPr>
+      <w:r>
+        <w:rPr>
+          <w:rFonts w:ascii="맑은 고딕" w:hAnsi="맑은 고딕" w:eastAsia="맑은 고딕"/>
+          <w:b/>
+          <w:i w:val="0"/>
+          <w:color w:val="144E8C"/>
+          <w:sz w:val="21"/>
+        </w:rPr>
+        <w:t xml:space="preserve">Q. </w:t>
+      </w:r>
+      <w:r>
+        <w:rPr>
+          <w:rFonts w:ascii="맑은 고딕" w:hAnsi="맑은 고딕" w:eastAsia="맑은 고딕"/>
+          <w:b/>
+          <w:i w:val="0"/>
+          <w:color w:val="1E2228"/>
+          <w:sz w:val="21"/>
+        </w:rPr>
+        <w:t>90%는 어디서 나온 숫자인가?</w:t>
+      </w:r>
+    </w:p>
+    <w:p>
+      <w:pPr>
+        <w:spacing w:after="200" w:line="324" w:lineRule="auto"/>
+        <w:ind w:left="283"/>
+      </w:pPr>
+      <w:r>
+        <w:rPr>
+          <w:rFonts w:ascii="맑은 고딕" w:hAnsi="맑은 고딕" w:eastAsia="맑은 고딕"/>
+          <w:b w:val="0"/>
+          <w:i w:val="0"/>
+          <w:color w:val="1E2228"/>
+          <w:sz w:val="21"/>
+        </w:rPr>
+        <w:t>우리가 제안한 값이고 고시값이 아니다. 그래서 확정하지 않고 네 임계 전부의 결과를 함께 낸다. 조사 결과 커버리지 비율 기준은 어느 법령·고시·지침에도 없었다.</w:t>
+      </w:r>
+    </w:p>
+    <w:p>
+      <w:pPr>
+        <w:spacing w:after="60" w:line="324" w:lineRule="auto"/>
+      </w:pPr>
+      <w:r>
+        <w:rPr>
+          <w:rFonts w:ascii="맑은 고딕" w:hAnsi="맑은 고딕" w:eastAsia="맑은 고딕"/>
+          <w:b/>
+          <w:i w:val="0"/>
+          <w:color w:val="144E8C"/>
+          <w:sz w:val="21"/>
+        </w:rPr>
+        <w:t xml:space="preserve">Q. </w:t>
+      </w:r>
+      <w:r>
+        <w:rPr>
+          <w:rFonts w:ascii="맑은 고딕" w:hAnsi="맑은 고딕" w:eastAsia="맑은 고딕"/>
+          <w:b/>
+          <w:i w:val="0"/>
+          <w:color w:val="1E2228"/>
+          <w:sz w:val="21"/>
+        </w:rPr>
+        <w:t>픽셀 기준으로 화질을 따지는 건 이미 있는 개념 아닌가?</w:t>
+      </w:r>
+    </w:p>
+    <w:p>
+      <w:pPr>
+        <w:spacing w:after="200" w:line="324" w:lineRule="auto"/>
+        <w:ind w:left="283"/>
+      </w:pPr>
+      <w:r>
+        <w:rPr>
+          <w:rFonts w:ascii="맑은 고딕" w:hAnsi="맑은 고딕" w:eastAsia="맑은 고딕"/>
+          <w:b w:val="0"/>
+          <w:i w:val="0"/>
+          <w:color w:val="1E2228"/>
+          <w:sz w:val="21"/>
+        </w:rPr>
+        <w:t>맞다. DORI·DCRI·Johnson 기준이 있고 우리가 새로 만든 게 아니다. 새로운 건 임계로 자르지 않고 연속 확률로 다루며, 그 확률을 여러 카메라에 걸쳐 결합하고 위험가중으로 채점까지 간다는 점이다.</w:t>
+      </w:r>
+    </w:p>
+    <w:p>
+      <w:pPr>
+        <w:spacing w:after="60" w:line="324" w:lineRule="auto"/>
+      </w:pPr>
+      <w:r>
+        <w:rPr>
+          <w:rFonts w:ascii="맑은 고딕" w:hAnsi="맑은 고딕" w:eastAsia="맑은 고딕"/>
+          <w:b/>
+          <w:i w:val="0"/>
+          <w:color w:val="144E8C"/>
+          <w:sz w:val="21"/>
+        </w:rPr>
+        <w:t xml:space="preserve">Q. </w:t>
+      </w:r>
+      <w:r>
+        <w:rPr>
+          <w:rFonts w:ascii="맑은 고딕" w:hAnsi="맑은 고딕" w:eastAsia="맑은 고딕"/>
+          <w:b/>
+          <w:i w:val="0"/>
+          <w:color w:val="1E2228"/>
+          <w:sz w:val="21"/>
+        </w:rPr>
+        <w:t>중첩이 이득이라는 게 새로운 발견인가?</w:t>
+      </w:r>
+    </w:p>
+    <w:p>
+      <w:pPr>
+        <w:spacing w:after="200" w:line="324" w:lineRule="auto"/>
+        <w:ind w:left="283"/>
+      </w:pPr>
+      <w:r>
+        <w:rPr>
+          <w:rFonts w:ascii="맑은 고딕" w:hAnsi="맑은 고딕" w:eastAsia="맑은 고딕"/>
+          <w:b w:val="0"/>
+          <w:i w:val="0"/>
+          <w:color w:val="1E2228"/>
+          <w:sz w:val="21"/>
+        </w:rPr>
+        <w:t>아니다. 무선센서망 문헌의 표준 결과다. 우리 발견으로 서술하면 안 된다. 우리는 그 성질을 검출확률 위에서 쓸 뿐이다.</w:t>
+      </w:r>
+    </w:p>
+    <w:p>
+      <w:pPr>
+        <w:spacing w:after="60" w:line="324" w:lineRule="auto"/>
+      </w:pPr>
+      <w:r>
+        <w:rPr>
+          <w:rFonts w:ascii="맑은 고딕" w:hAnsi="맑은 고딕" w:eastAsia="맑은 고딕"/>
+          <w:b/>
+          <w:i w:val="0"/>
+          <w:color w:val="144E8C"/>
+          <w:sz w:val="21"/>
+        </w:rPr>
+        <w:t xml:space="preserve">Q. </w:t>
+      </w:r>
+      <w:r>
+        <w:rPr>
+          <w:rFonts w:ascii="맑은 고딕" w:hAnsi="맑은 고딕" w:eastAsia="맑은 고딕"/>
+          <w:b/>
+          <w:i w:val="0"/>
+          <w:color w:val="1E2228"/>
+          <w:sz w:val="21"/>
+        </w:rPr>
+        <w:t>검출기가 실제 모델이 아니면 수치가 의미 있나?</w:t>
+      </w:r>
+    </w:p>
+    <w:p>
+      <w:pPr>
+        <w:spacing w:after="200" w:line="324" w:lineRule="auto"/>
+        <w:ind w:left="283"/>
+      </w:pPr>
+      <w:r>
+        <w:rPr>
+          <w:rFonts w:ascii="맑은 고딕" w:hAnsi="맑은 고딕" w:eastAsia="맑은 고딕"/>
+          <w:b w:val="0"/>
+          <w:i w:val="0"/>
+          <w:color w:val="1E2228"/>
+          <w:sz w:val="21"/>
+        </w:rPr>
+        <w:t>절대 수치는 의미가 제한적이고 그렇게 주장하지 않는다. 주장하는 건 설치 조건에 따라 검출률이 변한다는 관계와, 두 배치의 차이다. 서로 다른 두 검출기에서 곡선 형태가 같았다는 것이 근거다.</w:t>
+      </w:r>
+    </w:p>
+    <w:p>
+      <w:pPr>
+        <w:spacing w:after="60" w:line="324" w:lineRule="auto"/>
+      </w:pPr>
+      <w:r>
+        <w:rPr>
+          <w:rFonts w:ascii="맑은 고딕" w:hAnsi="맑은 고딕" w:eastAsia="맑은 고딕"/>
+          <w:b/>
+          <w:i w:val="0"/>
+          <w:color w:val="144E8C"/>
+          <w:sz w:val="21"/>
+        </w:rPr>
+        <w:t xml:space="preserve">Q. </w:t>
+      </w:r>
+      <w:r>
+        <w:rPr>
+          <w:rFonts w:ascii="맑은 고딕" w:hAnsi="맑은 고딕" w:eastAsia="맑은 고딕"/>
+          <w:b/>
+          <w:i w:val="0"/>
+          <w:color w:val="1E2228"/>
+          <w:sz w:val="21"/>
+        </w:rPr>
+        <w:t>가상 현장이면 실제로 쓸 수 있나?</w:t>
+      </w:r>
+    </w:p>
+    <w:p>
+      <w:pPr>
+        <w:spacing w:after="200" w:line="324" w:lineRule="auto"/>
+        <w:ind w:left="283"/>
+      </w:pPr>
+      <w:r>
+        <w:rPr>
+          <w:rFonts w:ascii="맑은 고딕" w:hAnsi="맑은 고딕" w:eastAsia="맑은 고딕"/>
+          <w:b w:val="0"/>
+          <w:i w:val="0"/>
+          <w:color w:val="1E2228"/>
+          <w:sz w:val="21"/>
+        </w:rPr>
+        <w:t>입력을 네 개의 계약 파일로 분리했다. 실제 도면·안전관리계획서·공정표를 그 형식으로 넣으면 그대로 돈다. IFC 어댑터도 있는데, 슬래브·층고·개구부는 자동으로 뽑고 비계는 설계 BIM에 없어서 사람이 채운다.</w:t>
+      </w:r>
+    </w:p>
+    <w:p>
+      <w:pPr>
+        <w:spacing w:after="60" w:line="324" w:lineRule="auto"/>
+      </w:pPr>
+      <w:r>
+        <w:rPr>
+          <w:rFonts w:ascii="맑은 고딕" w:hAnsi="맑은 고딕" w:eastAsia="맑은 고딕"/>
+          <w:b/>
+          <w:i w:val="0"/>
+          <w:color w:val="144E8C"/>
+          <w:sz w:val="21"/>
+        </w:rPr>
+        <w:t xml:space="preserve">Q. </w:t>
+      </w:r>
+      <w:r>
+        <w:rPr>
+          <w:rFonts w:ascii="맑은 고딕" w:hAnsi="맑은 고딕" w:eastAsia="맑은 고딕"/>
+          <w:b/>
+          <w:i w:val="0"/>
+          <w:color w:val="1E2228"/>
+          <w:sz w:val="21"/>
+        </w:rPr>
+        <w:t>위험구역 좌표는 누가 정하나?</w:t>
+      </w:r>
+    </w:p>
+    <w:p>
+      <w:pPr>
+        <w:spacing w:after="200" w:line="324" w:lineRule="auto"/>
+        <w:ind w:left="283"/>
+      </w:pPr>
+      <w:r>
+        <w:rPr>
+          <w:rFonts w:ascii="맑은 고딕" w:hAnsi="맑은 고딕" w:eastAsia="맑은 고딕"/>
+          <w:b w:val="0"/>
+          <w:i w:val="0"/>
+          <w:color w:val="1E2228"/>
+          <w:sz w:val="21"/>
+        </w:rPr>
+        <w:t>현장이 정한다. 우리는 판단하지 않고 받아 적거나 골조에서 규칙으로 뽑는다. 모든 구역이 출처를 갖고, 없으면 프로그램이 멈춘다.</w:t>
+      </w:r>
+    </w:p>
+    <w:p>
+      <w:r>
+        <w:br w:type="page"/>
+      </w:r>
+    </w:p>
+    <w:p>
+      <w:pPr>
+        <w:pStyle w:val="Heading1"/>
+      </w:pPr>
+      <w:r>
+        <w:rPr>
+          <w:rFonts w:ascii="맑은 고딕" w:hAnsi="맑은 고딕" w:eastAsia="맑은 고딕"/>
+          <w:color w:val="144E8C"/>
+        </w:rPr>
+        <w:t>11. 용어 정리</w:t>
+      </w:r>
+    </w:p>
+    <w:tbl>
+      <w:tblPr>
+        <w:tblStyle w:val="LightGrid-Accent1"/>
+        <w:tblW w:type="auto" w:w="0"/>
+        <w:jc w:val="center"/>
+        <w:tblLayout w:type="fixed"/>
+        <w:tblLook w:firstColumn="1" w:firstRow="1" w:lastColumn="0" w:lastRow="0" w:noHBand="0" w:noVBand="1" w:val="04A0"/>
+      </w:tblPr>
+      <w:tblGrid>
+        <w:gridCol w:w="2268"/>
+        <w:gridCol w:w="7030"/>
+      </w:tblGrid>
+      <w:tr>
+        <w:tc>
+          <w:tcPr>
+            <w:tcW w:type="dxa" w:w="2268"/>
+          </w:tcPr>
+          <w:p>
+            <w:r/>
+            <w:r>
+              <w:rPr>
+                <w:rFonts w:ascii="맑은 고딕" w:hAnsi="맑은 고딕" w:eastAsia="맑은 고딕"/>
+                <w:b/>
+                <w:i w:val="0"/>
+                <w:color w:val="1E2228"/>
+                <w:sz w:val="18"/>
+              </w:rPr>
+              <w:t>용어</w:t>
+            </w:r>
+          </w:p>
+        </w:tc>
+        <w:tc>
+          <w:tcPr>
+            <w:tcW w:type="dxa" w:w="7030"/>
+          </w:tcPr>
+          <w:p>
+            <w:r/>
+            <w:r>
+              <w:rPr>
+                <w:rFonts w:ascii="맑은 고딕" w:hAnsi="맑은 고딕" w:eastAsia="맑은 고딕"/>
+                <w:b/>
+                <w:i w:val="0"/>
+                <w:color w:val="1E2228"/>
+                <w:sz w:val="18"/>
+              </w:rPr>
+              <w:t>뜻</w:t>
+            </w:r>
+          </w:p>
+        </w:tc>
+      </w:tr>
+      <w:tr>
+        <w:tc>
+          <w:tcPr>
+            <w:tcW w:type="dxa" w:w="2268"/>
+          </w:tcPr>
+          <w:p>
+            <w:r/>
+            <w:r>
+              <w:rPr>
+                <w:rFonts w:ascii="맑은 고딕" w:hAnsi="맑은 고딕" w:eastAsia="맑은 고딕"/>
+                <w:b w:val="0"/>
+                <w:i w:val="0"/>
+                <w:color w:val="1E2228"/>
+                <w:sz w:val="18"/>
+              </w:rPr>
+              <w:t>복셀 (voxel)</w:t>
+            </w:r>
+          </w:p>
+        </w:tc>
+        <w:tc>
+          <w:tcPr>
+            <w:tcW w:type="dxa" w:w="7030"/>
+          </w:tcPr>
+          <w:p>
+            <w:r/>
+            <w:r>
+              <w:rPr>
+                <w:rFonts w:ascii="맑은 고딕" w:hAnsi="맑은 고딕" w:eastAsia="맑은 고딕"/>
+                <w:b w:val="0"/>
+                <w:i w:val="0"/>
+                <w:color w:val="1E2228"/>
+                <w:sz w:val="18"/>
+              </w:rPr>
+              <w:t>3차원 픽셀. 현장을 자른 작은 정육면체 하나</w:t>
+            </w:r>
+          </w:p>
+        </w:tc>
+      </w:tr>
+      <w:tr>
+        <w:tc>
+          <w:tcPr>
+            <w:tcW w:type="dxa" w:w="2268"/>
+          </w:tcPr>
+          <w:p>
+            <w:r/>
+            <w:r>
+              <w:rPr>
+                <w:rFonts w:ascii="맑은 고딕" w:hAnsi="맑은 고딕" w:eastAsia="맑은 고딕"/>
+                <w:b w:val="0"/>
+                <w:i w:val="0"/>
+                <w:color w:val="1E2228"/>
+                <w:sz w:val="18"/>
+              </w:rPr>
+              <w:t>ρ 픽셀밀도</w:t>
+            </w:r>
+          </w:p>
+        </w:tc>
+        <w:tc>
+          <w:tcPr>
+            <w:tcW w:type="dxa" w:w="7030"/>
+          </w:tcPr>
+          <w:p>
+            <w:r/>
+            <w:r>
+              <w:rPr>
+                <w:rFonts w:ascii="맑은 고딕" w:hAnsi="맑은 고딕" w:eastAsia="맑은 고딕"/>
+                <w:b w:val="0"/>
+                <w:i w:val="0"/>
+                <w:color w:val="1E2228"/>
+                <w:sz w:val="18"/>
+              </w:rPr>
+              <w:t>화면에서 사람 머리가 차지하는 픽셀 수. 멀수록 작다</w:t>
+            </w:r>
+          </w:p>
+        </w:tc>
+      </w:tr>
+      <w:tr>
+        <w:tc>
+          <w:tcPr>
+            <w:tcW w:type="dxa" w:w="2268"/>
+          </w:tcPr>
+          <w:p>
+            <w:r/>
+            <w:r>
+              <w:rPr>
+                <w:rFonts w:ascii="맑은 고딕" w:hAnsi="맑은 고딕" w:eastAsia="맑은 고딕"/>
+                <w:b w:val="0"/>
+                <w:i w:val="0"/>
+                <w:color w:val="1E2228"/>
+                <w:sz w:val="18"/>
+              </w:rPr>
+              <w:t>θ 부감각</w:t>
+            </w:r>
+          </w:p>
+        </w:tc>
+        <w:tc>
+          <w:tcPr>
+            <w:tcW w:type="dxa" w:w="7030"/>
+          </w:tcPr>
+          <w:p>
+            <w:r/>
+            <w:r>
+              <w:rPr>
+                <w:rFonts w:ascii="맑은 고딕" w:hAnsi="맑은 고딕" w:eastAsia="맑은 고딕"/>
+                <w:b w:val="0"/>
+                <w:i w:val="0"/>
+                <w:color w:val="1E2228"/>
+                <w:sz w:val="18"/>
+              </w:rPr>
+              <w:t>카메라가 얼마나 내려다보는 각도. 0도가 수평</w:t>
+            </w:r>
+          </w:p>
+        </w:tc>
+      </w:tr>
+      <w:tr>
+        <w:tc>
+          <w:tcPr>
+            <w:tcW w:type="dxa" w:w="2268"/>
+          </w:tcPr>
+          <w:p>
+            <w:r/>
+            <w:r>
+              <w:rPr>
+                <w:rFonts w:ascii="맑은 고딕" w:hAnsi="맑은 고딕" w:eastAsia="맑은 고딕"/>
+                <w:b w:val="0"/>
+                <w:i w:val="0"/>
+                <w:color w:val="1E2228"/>
+                <w:sz w:val="18"/>
+              </w:rPr>
+              <w:t>o 가림률</w:t>
+            </w:r>
+          </w:p>
+        </w:tc>
+        <w:tc>
+          <w:tcPr>
+            <w:tcW w:type="dxa" w:w="7030"/>
+          </w:tcPr>
+          <w:p>
+            <w:r/>
+            <w:r>
+              <w:rPr>
+                <w:rFonts w:ascii="맑은 고딕" w:hAnsi="맑은 고딕" w:eastAsia="맑은 고딕"/>
+                <w:b w:val="0"/>
+                <w:i w:val="0"/>
+                <w:color w:val="1E2228"/>
+                <w:sz w:val="18"/>
+              </w:rPr>
+              <w:t>몸이 장애물에 가려진 비율</w:t>
+            </w:r>
+          </w:p>
+        </w:tc>
+      </w:tr>
+      <w:tr>
+        <w:tc>
+          <w:tcPr>
+            <w:tcW w:type="dxa" w:w="2268"/>
+          </w:tcPr>
+          <w:p>
+            <w:r/>
+            <w:r>
+              <w:rPr>
+                <w:rFonts w:ascii="맑은 고딕" w:hAnsi="맑은 고딕" w:eastAsia="맑은 고딕"/>
+                <w:b w:val="0"/>
+                <w:i w:val="0"/>
+                <w:color w:val="1E2228"/>
+                <w:sz w:val="18"/>
+              </w:rPr>
+              <w:t>P_total</w:t>
+            </w:r>
+          </w:p>
+        </w:tc>
+        <w:tc>
+          <w:tcPr>
+            <w:tcW w:type="dxa" w:w="7030"/>
+          </w:tcPr>
+          <w:p>
+            <w:r/>
+            <w:r>
+              <w:rPr>
+                <w:rFonts w:ascii="맑은 고딕" w:hAnsi="맑은 고딕" w:eastAsia="맑은 고딕"/>
+                <w:b w:val="0"/>
+                <w:i w:val="0"/>
+                <w:color w:val="1E2228"/>
+                <w:sz w:val="18"/>
+              </w:rPr>
+              <w:t>여러 카메라를 합쳤을 때 그 복셀이 검출될 확률</w:t>
+            </w:r>
+          </w:p>
+        </w:tc>
+      </w:tr>
+      <w:tr>
+        <w:tc>
+          <w:tcPr>
+            <w:tcW w:type="dxa" w:w="2268"/>
+          </w:tcPr>
+          <w:p>
+            <w:r/>
+            <w:r>
+              <w:rPr>
+                <w:rFonts w:ascii="맑은 고딕" w:hAnsi="맑은 고딕" w:eastAsia="맑은 고딕"/>
+                <w:b w:val="0"/>
+                <w:i w:val="0"/>
+                <w:color w:val="1E2228"/>
+                <w:sz w:val="18"/>
+              </w:rPr>
+              <w:t>WDR</w:t>
+            </w:r>
+          </w:p>
+        </w:tc>
+        <w:tc>
+          <w:tcPr>
+            <w:tcW w:type="dxa" w:w="7030"/>
+          </w:tcPr>
+          <w:p>
+            <w:r/>
+            <w:r>
+              <w:rPr>
+                <w:rFonts w:ascii="맑은 고딕" w:hAnsi="맑은 고딕" w:eastAsia="맑은 고딕"/>
+                <w:b w:val="0"/>
+                <w:i w:val="0"/>
+                <w:color w:val="1E2228"/>
+                <w:sz w:val="18"/>
+              </w:rPr>
+              <w:t>위험가중 검출률. 위험가중치로 가중평균한 검출확률</w:t>
+            </w:r>
+          </w:p>
+        </w:tc>
+      </w:tr>
+      <w:tr>
+        <w:tc>
+          <w:tcPr>
+            <w:tcW w:type="dxa" w:w="2268"/>
+          </w:tcPr>
+          <w:p>
+            <w:r/>
+            <w:r>
+              <w:rPr>
+                <w:rFonts w:ascii="맑은 고딕" w:hAnsi="맑은 고딕" w:eastAsia="맑은 고딕"/>
+                <w:b w:val="0"/>
+                <w:i w:val="0"/>
+                <w:color w:val="1E2228"/>
+                <w:sz w:val="18"/>
+              </w:rPr>
+              <w:t>재현율 (recall)</w:t>
+            </w:r>
+          </w:p>
+        </w:tc>
+        <w:tc>
+          <w:tcPr>
+            <w:tcW w:type="dxa" w:w="7030"/>
+          </w:tcPr>
+          <w:p>
+            <w:r/>
+            <w:r>
+              <w:rPr>
+                <w:rFonts w:ascii="맑은 고딕" w:hAnsi="맑은 고딕" w:eastAsia="맑은 고딕"/>
+                <w:b w:val="0"/>
+                <w:i w:val="0"/>
+                <w:color w:val="1E2228"/>
+                <w:sz w:val="18"/>
+              </w:rPr>
+              <w:t>실제로 있는 것 중 검출기가 찾아낸 비율</w:t>
+            </w:r>
+          </w:p>
+        </w:tc>
+      </w:tr>
+      <w:tr>
+        <w:tc>
+          <w:tcPr>
+            <w:tcW w:type="dxa" w:w="2268"/>
+          </w:tcPr>
+          <w:p>
+            <w:r/>
+            <w:r>
+              <w:rPr>
+                <w:rFonts w:ascii="맑은 고딕" w:hAnsi="맑은 고딕" w:eastAsia="맑은 고딕"/>
+                <w:b w:val="0"/>
+                <w:i w:val="0"/>
+                <w:color w:val="1E2228"/>
+                <w:sz w:val="18"/>
+              </w:rPr>
+              <w:t>mAP50</w:t>
+            </w:r>
+          </w:p>
+        </w:tc>
+        <w:tc>
+          <w:tcPr>
+            <w:tcW w:type="dxa" w:w="7030"/>
+          </w:tcPr>
+          <w:p>
+            <w:r/>
+            <w:r>
+              <w:rPr>
+                <w:rFonts w:ascii="맑은 고딕" w:hAnsi="맑은 고딕" w:eastAsia="맑은 고딕"/>
+                <w:b w:val="0"/>
+                <w:i w:val="0"/>
+                <w:color w:val="1E2228"/>
+                <w:sz w:val="18"/>
+              </w:rPr>
+              <w:t>검출 모델의 표준 성능 지표. 1에 가까울수록 좋다</w:t>
+            </w:r>
+          </w:p>
+        </w:tc>
+      </w:tr>
+      <w:tr>
+        <w:tc>
+          <w:tcPr>
+            <w:tcW w:type="dxa" w:w="2268"/>
+          </w:tcPr>
+          <w:p>
+            <w:r/>
+            <w:r>
+              <w:rPr>
+                <w:rFonts w:ascii="맑은 고딕" w:hAnsi="맑은 고딕" w:eastAsia="맑은 고딕"/>
+                <w:b w:val="0"/>
+                <w:i w:val="0"/>
+                <w:color w:val="1E2228"/>
+                <w:sz w:val="18"/>
+              </w:rPr>
+              <w:t>R² 결정계수</w:t>
+            </w:r>
+          </w:p>
+        </w:tc>
+        <w:tc>
+          <w:tcPr>
+            <w:tcW w:type="dxa" w:w="7030"/>
+          </w:tcPr>
+          <w:p>
+            <w:r/>
+            <w:r>
+              <w:rPr>
+                <w:rFonts w:ascii="맑은 고딕" w:hAnsi="맑은 고딕" w:eastAsia="맑은 고딕"/>
+                <w:b w:val="0"/>
+                <w:i w:val="0"/>
+                <w:color w:val="1E2228"/>
+                <w:sz w:val="18"/>
+              </w:rPr>
+              <w:t>곡선이 실측점을 얼마나 잘 설명하는지 (0~1)</w:t>
+            </w:r>
+          </w:p>
+        </w:tc>
+      </w:tr>
+      <w:tr>
+        <w:tc>
+          <w:tcPr>
+            <w:tcW w:type="dxa" w:w="2268"/>
+          </w:tcPr>
+          <w:p>
+            <w:r/>
+            <w:r>
+              <w:rPr>
+                <w:rFonts w:ascii="맑은 고딕" w:hAnsi="맑은 고딕" w:eastAsia="맑은 고딕"/>
+                <w:b w:val="0"/>
+                <w:i w:val="0"/>
+                <w:color w:val="1E2228"/>
+                <w:sz w:val="18"/>
+              </w:rPr>
+              <w:t>파인튜닝</w:t>
+            </w:r>
+          </w:p>
+        </w:tc>
+        <w:tc>
+          <w:tcPr>
+            <w:tcW w:type="dxa" w:w="7030"/>
+          </w:tcPr>
+          <w:p>
+            <w:r/>
+            <w:r>
+              <w:rPr>
+                <w:rFonts w:ascii="맑은 고딕" w:hAnsi="맑은 고딕" w:eastAsia="맑은 고딕"/>
+                <w:b w:val="0"/>
+                <w:i w:val="0"/>
+                <w:color w:val="1E2228"/>
+                <w:sz w:val="18"/>
+              </w:rPr>
+              <w:t>이미 학습된 모델을 우리 데이터로 추가 학습시키는 것</w:t>
+            </w:r>
+          </w:p>
+        </w:tc>
+      </w:tr>
+      <w:tr>
+        <w:tc>
+          <w:tcPr>
+            <w:tcW w:type="dxa" w:w="2268"/>
+          </w:tcPr>
+          <w:p>
+            <w:r/>
+            <w:r>
+              <w:rPr>
+                <w:rFonts w:ascii="맑은 고딕" w:hAnsi="맑은 고딕" w:eastAsia="맑은 고딕"/>
+                <w:b w:val="0"/>
+                <w:i w:val="0"/>
+                <w:color w:val="1E2228"/>
+                <w:sz w:val="18"/>
+              </w:rPr>
+              <w:t>탐욕 알고리즘</w:t>
+            </w:r>
+          </w:p>
+        </w:tc>
+        <w:tc>
+          <w:tcPr>
+            <w:tcW w:type="dxa" w:w="7030"/>
+          </w:tcPr>
+          <w:p>
+            <w:r/>
+            <w:r>
+              <w:rPr>
+                <w:rFonts w:ascii="맑은 고딕" w:hAnsi="맑은 고딕" w:eastAsia="맑은 고딕"/>
+                <w:b w:val="0"/>
+                <w:i w:val="0"/>
+                <w:color w:val="1E2228"/>
+                <w:sz w:val="18"/>
+              </w:rPr>
+              <w:t>매 단계에서 당장 가장 이득인 선택을 하는 방식</w:t>
+            </w:r>
+          </w:p>
+        </w:tc>
+      </w:tr>
+      <w:tr>
+        <w:tc>
+          <w:tcPr>
+            <w:tcW w:type="dxa" w:w="2268"/>
+          </w:tcPr>
+          <w:p>
+            <w:r/>
+            <w:r>
+              <w:rPr>
+                <w:rFonts w:ascii="맑은 고딕" w:hAnsi="맑은 고딕" w:eastAsia="맑은 고딕"/>
+                <w:b w:val="0"/>
+                <w:i w:val="0"/>
+                <w:color w:val="1E2228"/>
+                <w:sz w:val="18"/>
+              </w:rPr>
+              <w:t>submodular</w:t>
+            </w:r>
+          </w:p>
+        </w:tc>
+        <w:tc>
+          <w:tcPr>
+            <w:tcW w:type="dxa" w:w="7030"/>
+          </w:tcPr>
+          <w:p>
+            <w:r/>
+            <w:r>
+              <w:rPr>
+                <w:rFonts w:ascii="맑은 고딕" w:hAnsi="맑은 고딕" w:eastAsia="맑은 고딕"/>
+                <w:b w:val="0"/>
+                <w:i w:val="0"/>
+                <w:color w:val="1E2228"/>
+                <w:sz w:val="18"/>
+              </w:rPr>
+              <w:t>더할수록 추가 이득이 줄어드는 성질. 탐욕 품질 보장 근거</w:t>
+            </w:r>
+          </w:p>
+        </w:tc>
+      </w:tr>
+      <w:tr>
+        <w:tc>
+          <w:tcPr>
+            <w:tcW w:type="dxa" w:w="2268"/>
+          </w:tcPr>
+          <w:p>
+            <w:r/>
+            <w:r>
+              <w:rPr>
+                <w:rFonts w:ascii="맑은 고딕" w:hAnsi="맑은 고딕" w:eastAsia="맑은 고딕"/>
+                <w:b w:val="0"/>
+                <w:i w:val="0"/>
+                <w:color w:val="1E2228"/>
+                <w:sz w:val="18"/>
+              </w:rPr>
+              <w:t>DORI</w:t>
+            </w:r>
+          </w:p>
+        </w:tc>
+        <w:tc>
+          <w:tcPr>
+            <w:tcW w:type="dxa" w:w="7030"/>
+          </w:tcPr>
+          <w:p>
+            <w:r/>
+            <w:r>
+              <w:rPr>
+                <w:rFonts w:ascii="맑은 고딕" w:hAnsi="맑은 고딕" w:eastAsia="맑은 고딕"/>
+                <w:b w:val="0"/>
+                <w:i w:val="0"/>
+                <w:color w:val="1E2228"/>
+                <w:sz w:val="18"/>
+              </w:rPr>
+              <w:t>IEC 62676-4. 감시 목적별 최소 픽셀밀도 기준(사람 관찰자용)</w:t>
+            </w:r>
+          </w:p>
+        </w:tc>
+      </w:tr>
+      <w:tr>
+        <w:tc>
+          <w:tcPr>
+            <w:tcW w:type="dxa" w:w="2268"/>
+          </w:tcPr>
+          <w:p>
+            <w:r/>
+            <w:r>
+              <w:rPr>
+                <w:rFonts w:ascii="맑은 고딕" w:hAnsi="맑은 고딕" w:eastAsia="맑은 고딕"/>
+                <w:b w:val="0"/>
+                <w:i w:val="0"/>
+                <w:color w:val="1E2228"/>
+                <w:sz w:val="18"/>
+              </w:rPr>
+              <w:t>호모그래피</w:t>
+            </w:r>
+          </w:p>
+        </w:tc>
+        <w:tc>
+          <w:tcPr>
+            <w:tcW w:type="dxa" w:w="7030"/>
+          </w:tcPr>
+          <w:p>
+            <w:r/>
+            <w:r>
+              <w:rPr>
+                <w:rFonts w:ascii="맑은 고딕" w:hAnsi="맑은 고딕" w:eastAsia="맑은 고딕"/>
+                <w:b w:val="0"/>
+                <w:i w:val="0"/>
+                <w:color w:val="1E2228"/>
+                <w:sz w:val="18"/>
+              </w:rPr>
+              <w:t>평면을 다른 시점에서 본 것처럼 변환하는 기법</w:t>
+            </w:r>
+          </w:p>
+        </w:tc>
+      </w:tr>
+      <w:tr>
+        <w:tc>
+          <w:tcPr>
+            <w:tcW w:type="dxa" w:w="2268"/>
+          </w:tcPr>
+          <w:p>
+            <w:r/>
+            <w:r>
+              <w:rPr>
+                <w:rFonts w:ascii="맑은 고딕" w:hAnsi="맑은 고딕" w:eastAsia="맑은 고딕"/>
+                <w:b w:val="0"/>
+                <w:i w:val="0"/>
+                <w:color w:val="1E2228"/>
+                <w:sz w:val="18"/>
+              </w:rPr>
+              <w:t>치명 구역</w:t>
+            </w:r>
+          </w:p>
+        </w:tc>
+        <w:tc>
+          <w:tcPr>
+            <w:tcW w:type="dxa" w:w="7030"/>
+          </w:tcPr>
+          <w:p>
+            <w:r/>
+            <w:r>
+              <w:rPr>
+                <w:rFonts w:ascii="맑은 고딕" w:hAnsi="맑은 고딕" w:eastAsia="맑은 고딕"/>
+                <w:b w:val="0"/>
+                <w:i w:val="0"/>
+                <w:color w:val="1E2228"/>
+                <w:sz w:val="18"/>
+              </w:rPr>
+              <w:t>가중치 7 이상 구역. 미달이면 총점과 무관하게 불충족</w:t>
+            </w:r>
+          </w:p>
+        </w:tc>
+      </w:tr>
+    </w:tbl>
+    <w:p>
+      <w:pPr>
+        <w:spacing w:after="80"/>
+      </w:pPr>
+    </w:p>
+    <w:p>
+      <w:pPr>
+        <w:pStyle w:val="Heading1"/>
+      </w:pPr>
+      <w:r>
+        <w:rPr>
+          <w:rFonts w:ascii="맑은 고딕" w:hAnsi="맑은 고딕" w:eastAsia="맑은 고딕"/>
+          <w:color w:val="144E8C"/>
+        </w:rPr>
+        <w:t>12. 어느 파일이 무엇을 하나</w:t>
+      </w:r>
+    </w:p>
+    <w:tbl>
+      <w:tblPr>
+        <w:tblStyle w:val="LightGrid-Accent1"/>
+        <w:tblW w:type="auto" w:w="0"/>
+        <w:jc w:val="center"/>
+        <w:tblLayout w:type="fixed"/>
+        <w:tblLook w:firstColumn="1" w:firstRow="1" w:lastColumn="0" w:lastRow="0" w:noHBand="0" w:noVBand="1" w:val="04A0"/>
+      </w:tblPr>
+      <w:tblGrid>
+        <w:gridCol w:w="2835"/>
+        <w:gridCol w:w="6463"/>
+      </w:tblGrid>
+      <w:tr>
+        <w:tc>
+          <w:tcPr>
+            <w:tcW w:type="dxa" w:w="2835"/>
+          </w:tcPr>
+          <w:p>
+            <w:r/>
+            <w:r>
+              <w:rPr>
+                <w:rFonts w:ascii="맑은 고딕" w:hAnsi="맑은 고딕" w:eastAsia="맑은 고딕"/>
+                <w:b/>
+                <w:i w:val="0"/>
+                <w:color w:val="1E2228"/>
+                <w:sz w:val="18"/>
+              </w:rPr>
+              <w:t>파일</w:t>
+            </w:r>
+          </w:p>
+        </w:tc>
+        <w:tc>
+          <w:tcPr>
+            <w:tcW w:type="dxa" w:w="6463"/>
+          </w:tcPr>
+          <w:p>
+            <w:r/>
+            <w:r>
+              <w:rPr>
+                <w:rFonts w:ascii="맑은 고딕" w:hAnsi="맑은 고딕" w:eastAsia="맑은 고딕"/>
+                <w:b/>
+                <w:i w:val="0"/>
+                <w:color w:val="1E2228"/>
+                <w:sz w:val="18"/>
+              </w:rPr>
+              <w:t>역할</w:t>
+            </w:r>
+          </w:p>
+        </w:tc>
+      </w:tr>
+      <w:tr>
+        <w:tc>
+          <w:tcPr>
+            <w:tcW w:type="dxa" w:w="2835"/>
+          </w:tcPr>
+          <w:p>
+            <w:r/>
+            <w:r>
+              <w:rPr>
+                <w:rFonts w:ascii="맑은 고딕" w:hAnsi="맑은 고딕" w:eastAsia="맑은 고딕"/>
+                <w:b w:val="0"/>
+                <w:i w:val="0"/>
+                <w:color w:val="1E2228"/>
+                <w:sz w:val="18"/>
+              </w:rPr>
+              <w:t>data/plans/*.json</w:t>
+            </w:r>
+          </w:p>
+        </w:tc>
+        <w:tc>
+          <w:tcPr>
+            <w:tcW w:type="dxa" w:w="6463"/>
+          </w:tcPr>
+          <w:p>
+            <w:r/>
+            <w:r>
+              <w:rPr>
+                <w:rFonts w:ascii="맑은 고딕" w:hAnsi="맑은 고딕" w:eastAsia="맑은 고딕"/>
+                <w:b w:val="0"/>
+                <w:i w:val="0"/>
+                <w:color w:val="1E2228"/>
+                <w:sz w:val="18"/>
+              </w:rPr>
+              <w:t>CCTV 계획서 (입력)</w:t>
+            </w:r>
+          </w:p>
+        </w:tc>
+      </w:tr>
+      <w:tr>
+        <w:tc>
+          <w:tcPr>
+            <w:tcW w:type="dxa" w:w="2835"/>
+          </w:tcPr>
+          <w:p>
+            <w:r/>
+            <w:r>
+              <w:rPr>
+                <w:rFonts w:ascii="맑은 고딕" w:hAnsi="맑은 고딕" w:eastAsia="맑은 고딕"/>
+                <w:b w:val="0"/>
+                <w:i w:val="0"/>
+                <w:color w:val="1E2228"/>
+                <w:sz w:val="18"/>
+              </w:rPr>
+              <w:t>data/building.json</w:t>
+            </w:r>
+          </w:p>
+        </w:tc>
+        <w:tc>
+          <w:tcPr>
+            <w:tcW w:type="dxa" w:w="6463"/>
+          </w:tcPr>
+          <w:p>
+            <w:r/>
+            <w:r>
+              <w:rPr>
+                <w:rFonts w:ascii="맑은 고딕" w:hAnsi="맑은 고딕" w:eastAsia="맑은 고딕"/>
+                <w:b w:val="0"/>
+                <w:i w:val="0"/>
+                <w:color w:val="1E2228"/>
+                <w:sz w:val="18"/>
+              </w:rPr>
+              <w:t>골조 형상 (입력)</w:t>
+            </w:r>
+          </w:p>
+        </w:tc>
+      </w:tr>
+      <w:tr>
+        <w:tc>
+          <w:tcPr>
+            <w:tcW w:type="dxa" w:w="2835"/>
+          </w:tcPr>
+          <w:p>
+            <w:r/>
+            <w:r>
+              <w:rPr>
+                <w:rFonts w:ascii="맑은 고딕" w:hAnsi="맑은 고딕" w:eastAsia="맑은 고딕"/>
+                <w:b w:val="0"/>
+                <w:i w:val="0"/>
+                <w:color w:val="1E2228"/>
+                <w:sz w:val="18"/>
+              </w:rPr>
+              <w:t>data/zones.json</w:t>
+            </w:r>
+          </w:p>
+        </w:tc>
+        <w:tc>
+          <w:tcPr>
+            <w:tcW w:type="dxa" w:w="6463"/>
+          </w:tcPr>
+          <w:p>
+            <w:r/>
+            <w:r>
+              <w:rPr>
+                <w:rFonts w:ascii="맑은 고딕" w:hAnsi="맑은 고딕" w:eastAsia="맑은 고딕"/>
+                <w:b w:val="0"/>
+                <w:i w:val="0"/>
+                <w:color w:val="1E2228"/>
+                <w:sz w:val="18"/>
+              </w:rPr>
+              <w:t>위험구역 T2·T3 (입력)</w:t>
+            </w:r>
+          </w:p>
+        </w:tc>
+      </w:tr>
+      <w:tr>
+        <w:tc>
+          <w:tcPr>
+            <w:tcW w:type="dxa" w:w="2835"/>
+          </w:tcPr>
+          <w:p>
+            <w:r/>
+            <w:r>
+              <w:rPr>
+                <w:rFonts w:ascii="맑은 고딕" w:hAnsi="맑은 고딕" w:eastAsia="맑은 고딕"/>
+                <w:b w:val="0"/>
+                <w:i w:val="0"/>
+                <w:color w:val="1E2228"/>
+                <w:sz w:val="18"/>
+              </w:rPr>
+              <w:t>data/schedule.json</w:t>
+            </w:r>
+          </w:p>
+        </w:tc>
+        <w:tc>
+          <w:tcPr>
+            <w:tcW w:type="dxa" w:w="6463"/>
+          </w:tcPr>
+          <w:p>
+            <w:r/>
+            <w:r>
+              <w:rPr>
+                <w:rFonts w:ascii="맑은 고딕" w:hAnsi="맑은 고딕" w:eastAsia="맑은 고딕"/>
+                <w:b w:val="0"/>
+                <w:i w:val="0"/>
+                <w:color w:val="1E2228"/>
+                <w:sz w:val="18"/>
+              </w:rPr>
+              <w:t>시간대별 활성 구역 (입력)</w:t>
+            </w:r>
+          </w:p>
+        </w:tc>
+      </w:tr>
+      <w:tr>
+        <w:tc>
+          <w:tcPr>
+            <w:tcW w:type="dxa" w:w="2835"/>
+          </w:tcPr>
+          <w:p>
+            <w:r/>
+            <w:r>
+              <w:rPr>
+                <w:rFonts w:ascii="맑은 고딕" w:hAnsi="맑은 고딕" w:eastAsia="맑은 고딕"/>
+                <w:b w:val="0"/>
+                <w:i w:val="0"/>
+                <w:color w:val="1E2228"/>
+                <w:sz w:val="18"/>
+              </w:rPr>
+              <w:t>src/transforms.py</w:t>
+            </w:r>
+          </w:p>
+        </w:tc>
+        <w:tc>
+          <w:tcPr>
+            <w:tcW w:type="dxa" w:w="6463"/>
+          </w:tcPr>
+          <w:p>
+            <w:r/>
+            <w:r>
+              <w:rPr>
+                <w:rFonts w:ascii="맑은 고딕" w:hAnsi="맑은 고딕" w:eastAsia="맑은 고딕"/>
+                <w:b w:val="0"/>
+                <w:i w:val="0"/>
+                <w:color w:val="1E2228"/>
+                <w:sz w:val="18"/>
+              </w:rPr>
+              <w:t>사진을 ρ·θ·o로 망가뜨린다</w:t>
+            </w:r>
+          </w:p>
+        </w:tc>
+      </w:tr>
+      <w:tr>
+        <w:tc>
+          <w:tcPr>
+            <w:tcW w:type="dxa" w:w="2835"/>
+          </w:tcPr>
+          <w:p>
+            <w:r/>
+            <w:r>
+              <w:rPr>
+                <w:rFonts w:ascii="맑은 고딕" w:hAnsi="맑은 고딕" w:eastAsia="맑은 고딕"/>
+                <w:b w:val="0"/>
+                <w:i w:val="0"/>
+                <w:color w:val="1E2228"/>
+                <w:sz w:val="18"/>
+              </w:rPr>
+              <w:t>src/run_grid.py</w:t>
+            </w:r>
+          </w:p>
+        </w:tc>
+        <w:tc>
+          <w:tcPr>
+            <w:tcW w:type="dxa" w:w="6463"/>
+          </w:tcPr>
+          <w:p>
+            <w:r/>
+            <w:r>
+              <w:rPr>
+                <w:rFonts w:ascii="맑은 고딕" w:hAnsi="맑은 고딕" w:eastAsia="맑은 고딕"/>
+                <w:b w:val="0"/>
+                <w:i w:val="0"/>
+                <w:color w:val="1E2228"/>
+                <w:sz w:val="18"/>
+              </w:rPr>
+              <w:t>288조건 추론</w:t>
+            </w:r>
+          </w:p>
+        </w:tc>
+      </w:tr>
+      <w:tr>
+        <w:tc>
+          <w:tcPr>
+            <w:tcW w:type="dxa" w:w="2835"/>
+          </w:tcPr>
+          <w:p>
+            <w:r/>
+            <w:r>
+              <w:rPr>
+                <w:rFonts w:ascii="맑은 고딕" w:hAnsi="맑은 고딕" w:eastAsia="맑은 고딕"/>
+                <w:b w:val="0"/>
+                <w:i w:val="0"/>
+                <w:color w:val="1E2228"/>
+                <w:sz w:val="18"/>
+              </w:rPr>
+              <w:t>src/fit_curve.py</w:t>
+            </w:r>
+          </w:p>
+        </w:tc>
+        <w:tc>
+          <w:tcPr>
+            <w:tcW w:type="dxa" w:w="6463"/>
+          </w:tcPr>
+          <w:p>
+            <w:r/>
+            <w:r>
+              <w:rPr>
+                <w:rFonts w:ascii="맑은 고딕" w:hAnsi="맑은 고딕" w:eastAsia="맑은 고딕"/>
+                <w:b w:val="0"/>
+                <w:i w:val="0"/>
+                <w:color w:val="1E2228"/>
+                <w:sz w:val="18"/>
+              </w:rPr>
+              <w:t>곡선 피팅. 통과 기준 검사도 여기</w:t>
+            </w:r>
+          </w:p>
+        </w:tc>
+      </w:tr>
+      <w:tr>
+        <w:tc>
+          <w:tcPr>
+            <w:tcW w:type="dxa" w:w="2835"/>
+          </w:tcPr>
+          <w:p>
+            <w:r/>
+            <w:r>
+              <w:rPr>
+                <w:rFonts w:ascii="맑은 고딕" w:hAnsi="맑은 고딕" w:eastAsia="맑은 고딕"/>
+                <w:b w:val="0"/>
+                <w:i w:val="0"/>
+                <w:color w:val="1E2228"/>
+                <w:sz w:val="18"/>
+              </w:rPr>
+              <w:t>src/site_model.py</w:t>
+            </w:r>
+          </w:p>
+        </w:tc>
+        <w:tc>
+          <w:tcPr>
+            <w:tcW w:type="dxa" w:w="6463"/>
+          </w:tcPr>
+          <w:p>
+            <w:r/>
+            <w:r>
+              <w:rPr>
+                <w:rFonts w:ascii="맑은 고딕" w:hAnsi="맑은 고딕" w:eastAsia="맑은 고딕"/>
+                <w:b w:val="0"/>
+                <w:i w:val="0"/>
+                <w:color w:val="1E2228"/>
+                <w:sz w:val="18"/>
+              </w:rPr>
+              <w:t>현장 복셀화</w:t>
+            </w:r>
+          </w:p>
+        </w:tc>
+      </w:tr>
+      <w:tr>
+        <w:tc>
+          <w:tcPr>
+            <w:tcW w:type="dxa" w:w="2835"/>
+          </w:tcPr>
+          <w:p>
+            <w:r/>
+            <w:r>
+              <w:rPr>
+                <w:rFonts w:ascii="맑은 고딕" w:hAnsi="맑은 고딕" w:eastAsia="맑은 고딕"/>
+                <w:b w:val="0"/>
+                <w:i w:val="0"/>
+                <w:color w:val="1E2228"/>
+                <w:sz w:val="18"/>
+              </w:rPr>
+              <w:t>src/zone_derive.py</w:t>
+            </w:r>
+          </w:p>
+        </w:tc>
+        <w:tc>
+          <w:tcPr>
+            <w:tcW w:type="dxa" w:w="6463"/>
+          </w:tcPr>
+          <w:p>
+            <w:r/>
+            <w:r>
+              <w:rPr>
+                <w:rFonts w:ascii="맑은 고딕" w:hAnsi="맑은 고딕" w:eastAsia="맑은 고딕"/>
+                <w:b w:val="0"/>
+                <w:i w:val="0"/>
+                <w:color w:val="1E2228"/>
+                <w:sz w:val="18"/>
+              </w:rPr>
+              <w:t>골조에서 위험구역 도출 (T1)</w:t>
+            </w:r>
+          </w:p>
+        </w:tc>
+      </w:tr>
+      <w:tr>
+        <w:tc>
+          <w:tcPr>
+            <w:tcW w:type="dxa" w:w="2835"/>
+          </w:tcPr>
+          <w:p>
+            <w:r/>
+            <w:r>
+              <w:rPr>
+                <w:rFonts w:ascii="맑은 고딕" w:hAnsi="맑은 고딕" w:eastAsia="맑은 고딕"/>
+                <w:b w:val="0"/>
+                <w:i w:val="0"/>
+                <w:color w:val="1E2228"/>
+                <w:sz w:val="18"/>
+              </w:rPr>
+              <w:t>src/geometry.py</w:t>
+            </w:r>
+          </w:p>
+        </w:tc>
+        <w:tc>
+          <w:tcPr>
+            <w:tcW w:type="dxa" w:w="6463"/>
+          </w:tcPr>
+          <w:p>
+            <w:r/>
+            <w:r>
+              <w:rPr>
+                <w:rFonts w:ascii="맑은 고딕" w:hAnsi="맑은 고딕" w:eastAsia="맑은 고딕"/>
+                <w:b w:val="0"/>
+                <w:i w:val="0"/>
+                <w:color w:val="1E2228"/>
+                <w:sz w:val="18"/>
+              </w:rPr>
+              <w:t>광선투사로 ρ·θ·o 계산</w:t>
+            </w:r>
+          </w:p>
+        </w:tc>
+      </w:tr>
+      <w:tr>
+        <w:tc>
+          <w:tcPr>
+            <w:tcW w:type="dxa" w:w="2835"/>
+          </w:tcPr>
+          <w:p>
+            <w:r/>
+            <w:r>
+              <w:rPr>
+                <w:rFonts w:ascii="맑은 고딕" w:hAnsi="맑은 고딕" w:eastAsia="맑은 고딕"/>
+                <w:b w:val="0"/>
+                <w:i w:val="0"/>
+                <w:color w:val="1E2228"/>
+                <w:sz w:val="18"/>
+              </w:rPr>
+              <w:t>src/detect_model.py</w:t>
+            </w:r>
+          </w:p>
+        </w:tc>
+        <w:tc>
+          <w:tcPr>
+            <w:tcW w:type="dxa" w:w="6463"/>
+          </w:tcPr>
+          <w:p>
+            <w:r/>
+            <w:r>
+              <w:rPr>
+                <w:rFonts w:ascii="맑은 고딕" w:hAnsi="맑은 고딕" w:eastAsia="맑은 고딕"/>
+                <w:b w:val="0"/>
+                <w:i w:val="0"/>
+                <w:color w:val="1E2228"/>
+                <w:sz w:val="18"/>
+              </w:rPr>
+              <w:t>곡선 적용. 범위 밖은 0</w:t>
+            </w:r>
+          </w:p>
+        </w:tc>
+      </w:tr>
+      <w:tr>
+        <w:tc>
+          <w:tcPr>
+            <w:tcW w:type="dxa" w:w="2835"/>
+          </w:tcPr>
+          <w:p>
+            <w:r/>
+            <w:r>
+              <w:rPr>
+                <w:rFonts w:ascii="맑은 고딕" w:hAnsi="맑은 고딕" w:eastAsia="맑은 고딕"/>
+                <w:b w:val="0"/>
+                <w:i w:val="0"/>
+                <w:color w:val="1E2228"/>
+                <w:sz w:val="18"/>
+              </w:rPr>
+              <w:t>src/aggregate.py</w:t>
+            </w:r>
+          </w:p>
+        </w:tc>
+        <w:tc>
+          <w:tcPr>
+            <w:tcW w:type="dxa" w:w="6463"/>
+          </w:tcPr>
+          <w:p>
+            <w:r/>
+            <w:r>
+              <w:rPr>
+                <w:rFonts w:ascii="맑은 고딕" w:hAnsi="맑은 고딕" w:eastAsia="맑은 고딕"/>
+                <w:b w:val="0"/>
+                <w:i w:val="0"/>
+                <w:color w:val="1E2228"/>
+                <w:sz w:val="18"/>
+              </w:rPr>
+              <w:t>다중 카메라 결합</w:t>
+            </w:r>
+          </w:p>
+        </w:tc>
+      </w:tr>
+      <w:tr>
+        <w:tc>
+          <w:tcPr>
+            <w:tcW w:type="dxa" w:w="2835"/>
+          </w:tcPr>
+          <w:p>
+            <w:r/>
+            <w:r>
+              <w:rPr>
+                <w:rFonts w:ascii="맑은 고딕" w:hAnsi="맑은 고딕" w:eastAsia="맑은 고딕"/>
+                <w:b w:val="0"/>
+                <w:i w:val="0"/>
+                <w:color w:val="1E2228"/>
+                <w:sz w:val="18"/>
+              </w:rPr>
+              <w:t>src/score.py</w:t>
+            </w:r>
+          </w:p>
+        </w:tc>
+        <w:tc>
+          <w:tcPr>
+            <w:tcW w:type="dxa" w:w="6463"/>
+          </w:tcPr>
+          <w:p>
+            <w:r/>
+            <w:r>
+              <w:rPr>
+                <w:rFonts w:ascii="맑은 고딕" w:hAnsi="맑은 고딕" w:eastAsia="맑은 고딕"/>
+                <w:b w:val="0"/>
+                <w:i w:val="0"/>
+                <w:color w:val="1E2228"/>
+                <w:sz w:val="18"/>
+              </w:rPr>
+              <w:t>100점 채점</w:t>
+            </w:r>
+          </w:p>
+        </w:tc>
+      </w:tr>
+      <w:tr>
+        <w:tc>
+          <w:tcPr>
+            <w:tcW w:type="dxa" w:w="2835"/>
+          </w:tcPr>
+          <w:p>
+            <w:r/>
+            <w:r>
+              <w:rPr>
+                <w:rFonts w:ascii="맑은 고딕" w:hAnsi="맑은 고딕" w:eastAsia="맑은 고딕"/>
+                <w:b w:val="0"/>
+                <w:i w:val="0"/>
+                <w:color w:val="1E2228"/>
+                <w:sz w:val="18"/>
+              </w:rPr>
+              <w:t>src/prescribe.py</w:t>
+            </w:r>
+          </w:p>
+        </w:tc>
+        <w:tc>
+          <w:tcPr>
+            <w:tcW w:type="dxa" w:w="6463"/>
+          </w:tcPr>
+          <w:p>
+            <w:r/>
+            <w:r>
+              <w:rPr>
+                <w:rFonts w:ascii="맑은 고딕" w:hAnsi="맑은 고딕" w:eastAsia="맑은 고딕"/>
+                <w:b w:val="0"/>
+                <w:i w:val="0"/>
+                <w:color w:val="1E2228"/>
+                <w:sz w:val="18"/>
+              </w:rPr>
+              <w:t>진단과 처방</w:t>
+            </w:r>
+          </w:p>
+        </w:tc>
+      </w:tr>
+      <w:tr>
+        <w:tc>
+          <w:tcPr>
+            <w:tcW w:type="dxa" w:w="2835"/>
+          </w:tcPr>
+          <w:p>
+            <w:r/>
+            <w:r>
+              <w:rPr>
+                <w:rFonts w:ascii="맑은 고딕" w:hAnsi="맑은 고딕" w:eastAsia="맑은 고딕"/>
+                <w:b w:val="0"/>
+                <w:i w:val="0"/>
+                <w:color w:val="1E2228"/>
+                <w:sz w:val="18"/>
+              </w:rPr>
+              <w:t>src/schedule.py</w:t>
+            </w:r>
+          </w:p>
+        </w:tc>
+        <w:tc>
+          <w:tcPr>
+            <w:tcW w:type="dxa" w:w="6463"/>
+          </w:tcPr>
+          <w:p>
+            <w:r/>
+            <w:r>
+              <w:rPr>
+                <w:rFonts w:ascii="맑은 고딕" w:hAnsi="맑은 고딕" w:eastAsia="맑은 고딕"/>
+                <w:b w:val="0"/>
+                <w:i w:val="0"/>
+                <w:color w:val="1E2228"/>
+                <w:sz w:val="18"/>
+              </w:rPr>
+              <w:t>시간대별 진단</w:t>
+            </w:r>
+          </w:p>
+        </w:tc>
+      </w:tr>
+      <w:tr>
+        <w:tc>
+          <w:tcPr>
+            <w:tcW w:type="dxa" w:w="2835"/>
+          </w:tcPr>
+          <w:p>
+            <w:r/>
+            <w:r>
+              <w:rPr>
+                <w:rFonts w:ascii="맑은 고딕" w:hAnsi="맑은 고딕" w:eastAsia="맑은 고딕"/>
+                <w:b w:val="0"/>
+                <w:i w:val="0"/>
+                <w:color w:val="1E2228"/>
+                <w:sz w:val="18"/>
+              </w:rPr>
+              <w:t>src/sensitivity.py</w:t>
+            </w:r>
+          </w:p>
+        </w:tc>
+        <w:tc>
+          <w:tcPr>
+            <w:tcW w:type="dxa" w:w="6463"/>
+          </w:tcPr>
+          <w:p>
+            <w:r/>
+            <w:r>
+              <w:rPr>
+                <w:rFonts w:ascii="맑은 고딕" w:hAnsi="맑은 고딕" w:eastAsia="맑은 고딕"/>
+                <w:b w:val="0"/>
+                <w:i w:val="0"/>
+                <w:color w:val="1E2228"/>
+                <w:sz w:val="18"/>
+              </w:rPr>
+              <w:t>자유 파라미터 스윕</w:t>
+            </w:r>
+          </w:p>
+        </w:tc>
+      </w:tr>
+      <w:tr>
+        <w:tc>
+          <w:tcPr>
+            <w:tcW w:type="dxa" w:w="2835"/>
+          </w:tcPr>
+          <w:p>
+            <w:r/>
+            <w:r>
+              <w:rPr>
+                <w:rFonts w:ascii="맑은 고딕" w:hAnsi="맑은 고딕" w:eastAsia="맑은 고딕"/>
+                <w:b w:val="0"/>
+                <w:i w:val="0"/>
+                <w:color w:val="1E2228"/>
+                <w:sz w:val="18"/>
+              </w:rPr>
+              <w:t>src/safety_report.py</w:t>
+            </w:r>
+          </w:p>
+        </w:tc>
+        <w:tc>
+          <w:tcPr>
+            <w:tcW w:type="dxa" w:w="6463"/>
+          </w:tcPr>
+          <w:p>
+            <w:r/>
+            <w:r>
+              <w:rPr>
+                <w:rFonts w:ascii="맑은 고딕" w:hAnsi="맑은 고딕" w:eastAsia="맑은 고딕"/>
+                <w:b w:val="0"/>
+                <w:i w:val="0"/>
+                <w:color w:val="1E2228"/>
+                <w:sz w:val="18"/>
+              </w:rPr>
+              <w:t>안전보고서 생성</w:t>
+            </w:r>
+          </w:p>
+        </w:tc>
+      </w:tr>
+      <w:tr>
+        <w:tc>
+          <w:tcPr>
+            <w:tcW w:type="dxa" w:w="2835"/>
+          </w:tcPr>
+          <w:p>
+            <w:r/>
+            <w:r>
+              <w:rPr>
+                <w:rFonts w:ascii="맑은 고딕" w:hAnsi="맑은 고딕" w:eastAsia="맑은 고딕"/>
+                <w:b w:val="0"/>
+                <w:i w:val="0"/>
+                <w:color w:val="1E2228"/>
+                <w:sz w:val="18"/>
+              </w:rPr>
+              <w:t>mockup/index.html</w:t>
+            </w:r>
+          </w:p>
+        </w:tc>
+        <w:tc>
+          <w:tcPr>
+            <w:tcW w:type="dxa" w:w="6463"/>
+          </w:tcPr>
+          <w:p>
+            <w:r/>
+            <w:r>
+              <w:rPr>
+                <w:rFonts w:ascii="맑은 고딕" w:hAnsi="맑은 고딕" w:eastAsia="맑은 고딕"/>
+                <w:b w:val="0"/>
+                <w:i w:val="0"/>
+                <w:color w:val="1E2228"/>
+                <w:sz w:val="18"/>
+              </w:rPr>
+              <w:t>심사자 화면 (2D/2.5D/3D)</w:t>
+            </w:r>
+          </w:p>
+        </w:tc>
+      </w:tr>
+      <w:tr>
+        <w:tc>
+          <w:tcPr>
+            <w:tcW w:type="dxa" w:w="2835"/>
+          </w:tcPr>
+          <w:p>
+            <w:r/>
+            <w:r>
+              <w:rPr>
+                <w:rFonts w:ascii="맑은 고딕" w:hAnsi="맑은 고딕" w:eastAsia="맑은 고딕"/>
+                <w:b w:val="0"/>
+                <w:i w:val="0"/>
+                <w:color w:val="1E2228"/>
+                <w:sz w:val="18"/>
+              </w:rPr>
+              <w:t>start.bat</w:t>
+            </w:r>
+          </w:p>
+        </w:tc>
+        <w:tc>
+          <w:tcPr>
+            <w:tcW w:type="dxa" w:w="6463"/>
+          </w:tcPr>
+          <w:p>
+            <w:r/>
+            <w:r>
+              <w:rPr>
+                <w:rFonts w:ascii="맑은 고딕" w:hAnsi="맑은 고딕" w:eastAsia="맑은 고딕"/>
+                <w:b w:val="0"/>
+                <w:i w:val="0"/>
+                <w:color w:val="1E2228"/>
+                <w:sz w:val="18"/>
+              </w:rPr>
+              <w:t>누르면 재계산 후 브라우저</w:t>
+            </w:r>
+          </w:p>
+        </w:tc>
+      </w:tr>
+      <w:tr>
+        <w:tc>
+          <w:tcPr>
+            <w:tcW w:type="dxa" w:w="2835"/>
+          </w:tcPr>
+          <w:p>
+            <w:r/>
+            <w:r>
+              <w:rPr>
+                <w:rFonts w:ascii="맑은 고딕" w:hAnsi="맑은 고딕" w:eastAsia="맑은 고딕"/>
+                <w:b w:val="0"/>
+                <w:i w:val="0"/>
+                <w:color w:val="1E2228"/>
+                <w:sz w:val="18"/>
+              </w:rPr>
+              <w:t>docs/reference/</w:t>
+            </w:r>
+          </w:p>
+        </w:tc>
+        <w:tc>
+          <w:tcPr>
+            <w:tcW w:type="dxa" w:w="6463"/>
+          </w:tcPr>
+          <w:p>
+            <w:r/>
+            <w:r>
+              <w:rPr>
+                <w:rFonts w:ascii="맑은 고딕" w:hAnsi="맑은 고딕" w:eastAsia="맑은 고딕"/>
+                <w:b w:val="0"/>
+                <w:i w:val="0"/>
+                <w:color w:val="1E2228"/>
+                <w:sz w:val="18"/>
+              </w:rPr>
+              <w:t>원문 PDF와 조사 기록</w:t>
+            </w:r>
+          </w:p>
+        </w:tc>
+      </w:tr>
+    </w:tbl>
+    <w:p>
+      <w:pPr>
+        <w:spacing w:after="80"/>
+      </w:pPr>
     </w:p>
     <w:sectPr>
       <w:pgSz w:w="12240" w:h="15840"/>
-      <w:pgMar w:top="1134" w:right="1247" w:bottom="1134" w:left="1247" w:header="720" w:footer="720" w:gutter="0"/>
+      <w:pgMar w:top="1134" w:right="1361" w:bottom="1134" w:left="1361" w:header="720" w:footer="720" w:gutter="0"/>
       <w:cols w:space="720"/>
       <w:docGrid w:linePitch="360"/>
     </w:sectPr>
@@ -5262,7 +9913,7 @@
     <w:rsid w:val="00FC693F"/>
     <w:rPr>
       <w:rFonts w:ascii="맑은 고딕" w:hAnsi="맑은 고딕" w:eastAsia="맑은 고딕"/>
-      <w:sz w:val="20"/>
+      <w:sz w:val="21"/>
     </w:rPr>
   </w:style>
   <w:style w:type="paragraph" w:styleId="Header">
@@ -5795,7 +10446,7 @@
     </w:pPr>
     <w:rPr>
       <w:rFonts w:ascii="맑은 고딕" w:hAnsi="맑은 고딕" w:eastAsia="맑은 고딕"/>
-      <w:sz w:val="20"/>
+      <w:sz w:val="21"/>
     </w:rPr>
   </w:style>
   <w:style w:type="paragraph" w:styleId="ListBullet2">
@@ -5838,7 +10489,7 @@
     </w:pPr>
     <w:rPr>
       <w:rFonts w:ascii="맑은 고딕" w:hAnsi="맑은 고딕" w:eastAsia="맑은 고딕"/>
-      <w:sz w:val="20"/>
+      <w:sz w:val="21"/>
     </w:rPr>
   </w:style>
   <w:style w:type="paragraph" w:styleId="ListNumber2">
